--- a/Volume 1/Chapter 04 - Databases/SPA_Vol1_Ch4_Lesson4_11_Joins.docx
+++ b/Volume 1/Chapter 04 - Databases/SPA_Vol1_Ch4_Lesson4_11_Joins.docx
@@ -147,7 +147,7 @@
         <w:keepNext/>
       </w:pPr>
       <w:r>
-        <w:t>Setup's file creates the new table first, then the contacts table with one new column at the end:</w:t>
+        <w:t>Each language has its own two tables (Lesson 4.4): the C programs' are contacts_c and contact_groups_c, the Go programs' contacts_go and contact_groups_go, and so on, each pair reset by the language's own file. Here is C's file: it creates the new table first, then the contacts table with one new column at the end. Every other file is the same with its own language's names:</w:t>
       </w:r>
     </w:p>
     <w:p>
@@ -161,7 +161,7 @@
         <w:keepNext/>
       </w:pPr>
       <w:r>
-        <w:t>CREATE TABLE contact_groups (</w:t>
+        <w:t>CREATE TABLE contact_groups_c (</w:t>
       </w:r>
     </w:p>
     <w:p>
@@ -203,7 +203,7 @@
         <w:keepNext/>
       </w:pPr>
       <w:r>
-        <w:t>CREATE TABLE contacts (</w:t>
+        <w:t>CREATE TABLE contacts_c (</w:t>
       </w:r>
     </w:p>
     <w:p>
@@ -230,7 +230,7 @@
         <w:keepNext/>
       </w:pPr>
       <w:r>
-        <w:t xml:space="preserve">    FOREIGN KEY (group_id) REFERENCES contact_groups (id)</w:t>
+        <w:t xml:space="preserve">    FOREIGN KEY (group_id) REFERENCES contact_groups_c (id)</w:t>
       </w:r>
     </w:p>
     <w:p>
@@ -251,10 +251,10 @@
         <w:pStyle w:val="ListBullet"/>
       </w:pPr>
       <w:r>
-        <w:t>contact_groups is a small table of its own: one row per group. Remember, id INT AUTO_INCREMENT PRIMARY KEY lets the server number each new row (Lesson 4.4). name holds up to 50 characters, is required, and is UNIQUE, as Lesson 4.4's email is: two groups cannot share a name, so a second Work is refused with error 1062, Duplicate entry 'Work' for key 'contact_groups.name' (Lesson 4.5). Without it, a program run twice would quietly create two groups called Work, which is exactly the duplicate this design exist</w:t>
-      </w:r>
-      <w:r>
-        <w:t>s to prevent.</w:t>
+        <w:t xml:space="preserve">contact_groups is a small table of its own: one row per group. Remember, id INT AUTO_INCREMENT PRIMARY KEY lets the server number each new row (Lesson 4.4). name holds up to 50 characters, is required, and is UNIQUE, as Lesson 4.4's email is: two groups cannot share a name, so a second Work is refused with error 1062, Duplicate entry 'Work' for key 'contact_groups_c.name' (Lesson 4.5; your language's table in place of contact_groups_c). Without it, a program run twice would quietly create two groups called </w:t>
+      </w:r>
+      <w:r>
+        <w:t>Work, which is exactly the duplicate this design exists to prevent.</w:t>
       </w:r>
     </w:p>
     <w:p>
@@ -262,7 +262,7 @@
         <w:pStyle w:val="ListBullet"/>
       </w:pPr>
       <w:r>
-        <w:t>group_id is an ordinary INT column that holds a group's id: 1 means "the group whose id is 1". It has the same type as contact_groups.id, because it stores those values. NULL means the contact is in no group; Lesson 2.8's no-value again, which a program reads the way Lesson 4.6 read a NULL phone.</w:t>
+        <w:t>group_id is an ordinary INT column that holds a group's id: 1 means "the group whose id is 1". It has the same type as contact_groups_c.id, because it stores those values. NULL means the contact is in no group; Lesson 2.8's no-value again, which a program reads the way Lesson 4.6 read a NULL phone.</w:t>
       </w:r>
     </w:p>
     <w:p>
@@ -278,7 +278,7 @@
         <w:pStyle w:val="ListBullet"/>
       </w:pPr>
       <w:r>
-        <w:t>FOREIGN KEY (group_id) REFERENCES contact_groups (id) is a constraint, a rule the server enforces for every program (Lesson 4.4): every value in group_id must be NULL or an id that contact_groups really has. The server checks it on every INSERT and UPDATE of a contact. contact_groups is called the parent table and contacts the child table, because the child's rows point at the parent's.</w:t>
+        <w:t>FOREIGN KEY (group_id) REFERENCES contact_groups_c (id) is a constraint, a rule the server enforces for every program (Lesson 4.4): every value in group_id must be NULL or an id that contact_groups really has. The server checks it on every INSERT and UPDATE of a contact. contact_groups is called the parent table and contacts the child table, because the child's rows point at the parent's.</w:t>
       </w:r>
     </w:p>
     <w:p>
@@ -286,7 +286,7 @@
         <w:pStyle w:val="ListBullet"/>
       </w:pPr>
       <w:r>
-        <w:t>The server gives the constraint a name, contacts_ibfk_1, which appears in its error messages, and it builds an index on group_id so the check stays fast. Lesson 4.12 explains indexes, and its SHOW INDEX will list this one too.</w:t>
+        <w:t>The server gives the constraint a name made from the child table's name, contacts_c_ibfk_1 for C's table and contacts_go_ibfk_1 for Go's, which appears in its error messages. The files never name it themselves: a constraint name must be unique in the whole database, and the server's own names already are. The server also builds an index on group_id so the check stays fast. Lesson 4.12 explains indexes, and its SHOW INDEX will list this one too.</w:t>
       </w:r>
     </w:p>
     <w:p>
@@ -294,7 +294,7 @@
         <w:pStyle w:val="ListBullet"/>
       </w:pPr>
       <w:r>
-        <w:t>Order matters. The parent table must exist before a foreign key can name it, so the reset creates contact_groups first. And the server refuses to drop a table that a foreign key still points at (error 3730, Cannot drop table 'contact_groups' referenced by a foreign key constraint), so the reset drops contacts first.</w:t>
+        <w:t>Order matters. The parent table must exist before a foreign key can name it, so the reset creates contact_groups first. And the server refuses to drop a table that a foreign key still points at (error 3730, Cannot drop table 'contact_groups_c' referenced by a foreign key constraint), so the reset drops contacts first.</w:t>
       </w:r>
     </w:p>
     <w:p>
@@ -302,7 +302,7 @@
         <w:pStyle w:val="ListBullet"/>
       </w:pPr>
       <w:r>
-        <w:t>Remember, values are still sent as parameters (Lesson 4.5): the group's name in the INSERT, and both ids in UPDATE contacts SET group_id = ? WHERE id = ?, the group id first and the contact id second, in the order of the ? marks (Lesson 4.7). The group's id is read back the way Lesson 4.5 read a contact's, never guessed.</w:t>
+        <w:t>Remember, values are still sent as parameters (Lesson 4.5): the group's name in the INSERT, and both ids in UPDATE contacts_c SET group_id = ? WHERE id = ?, the group id first and the contact id second, in the order of the ? marks (Lesson 4.7). The group's id is read back the way Lesson 4.5 read a contact's, never guessed.</w:t>
       </w:r>
     </w:p>
     <w:p>
@@ -325,10 +325,10 @@
         <w:pStyle w:val="ListBullet"/>
       </w:pPr>
       <w:r>
-        <w:t xml:space="preserve">A group that does not exist. Setting a contact's group_id to 99, when no group has id 99, is refused with error 1452. The server's message is one long line: Cannot add or update a child row: a foreign key constraint fails (`spa_contacts`.`contacts`, CONSTRAINT `contacts_ibfk_1` FOREIGN KEY (`group_id`) REFERENCES `contact_groups` (`id`)). The programs print it the standard way, Error: and the server's message, a line of about 190 characters with Error: included; the Workbook Exercise has you try it. Lesson </w:t>
-      </w:r>
-      <w:r>
-        <w:t>4.14 names errors by their codes.</w:t>
+        <w:t>A group that does not exist. Setting a contact's group_id to 99, when no group has id 99, is refused with error 1452. The server's message is one long line, here for C's tables: Cannot add or update a child row: a foreign key constraint fails (`spa_contacts`.`contacts_c`, CONSTRAINT `contacts_c_ibfk_1` FOREIGN KEY (`group_id`) REFERENCES `contact_groups_c` (`id`)). Every other language's message names its own tables and constraint, such as contacts_go and contacts_go_ibfk_1. The programs print it the standa</w:t>
+      </w:r>
+      <w:r>
+        <w:t>rd way, Error: and the server's message, a line of about 190 characters with Error: included; the Workbook Exercise has you try it. Lesson 4.14 names errors by their codes.</w:t>
       </w:r>
     </w:p>
     <w:p>
@@ -336,10 +336,10 @@
         <w:pStyle w:val="ListBullet"/>
       </w:pPr>
       <w:r>
-        <w:t>Deleting a group that still has contacts. Without an ON DELETE clause, MySQL's foreign key uses NO ACTION, which MySQL treats exactly like RESTRICT: DELETE FROM contact_groups WHERE id = 1 is refused with error 1451, Cannot delete or update a parent row: a foreign key constraint fails, followed by the same constraint details, while any contact still has group_id 1. Nothing is deleted, so no contact is left pointing at a group that is gone. To delete the group, first take its contacts out of it with UPDATE c</w:t>
-      </w:r>
-      <w:r>
-        <w:t>ontacts SET group_id = NULL WHERE group_id = ?, then delete it; the Challenge does exactly that.</w:t>
+        <w:t>Deleting a group that still has contacts. Without an ON DELETE clause, MySQL's foreign key uses NO ACTION, which MySQL treats exactly like RESTRICT: DELETE FROM contact_groups_c WHERE id = 1 is refused with error 1451, Cannot delete or update a parent row: a foreign key constraint fails, followed by the same constraint details, while any contact still has group_id 1. Nothing is deleted, so no contact is left pointing at a group that is gone. To delete the group, first take its contacts out of it with UPDATE</w:t>
+      </w:r>
+      <w:r>
+        <w:t xml:space="preserve"> contacts_c SET group_id = NULL WHERE group_id = ?, then delete it; the Challenge does exactly that.</w:t>
       </w:r>
     </w:p>
     <w:p>
@@ -373,7 +373,7 @@
         <w:keepNext/>
       </w:pPr>
       <w:r>
-        <w:t>Here is the lesson's first join, set out the way it would be written in a file of SQL:</w:t>
+        <w:t>Here is the lesson's first join, for the C programs' tables, set out the way it would be written in a file of SQL. Every other language's join is the same with its own tables, such as contacts_go and contact_groups_go:</w:t>
       </w:r>
     </w:p>
     <w:p>
@@ -387,7 +387,7 @@
         <w:keepNext/>
       </w:pPr>
       <w:r>
-        <w:t>SELECT contacts.id, contacts.name,</w:t>
+        <w:t>SELECT contacts_c.id, contacts_c.name,</w:t>
       </w:r>
     </w:p>
     <w:p>
@@ -396,7 +396,7 @@
         <w:keepNext/>
       </w:pPr>
       <w:r>
-        <w:t xml:space="preserve">       contact_groups.name AS group_name</w:t>
+        <w:t xml:space="preserve">       contact_groups_c.name AS group_name</w:t>
       </w:r>
     </w:p>
     <w:p>
@@ -405,7 +405,7 @@
         <w:keepNext/>
       </w:pPr>
       <w:r>
-        <w:t>FROM contacts</w:t>
+        <w:t>FROM contacts_c</w:t>
       </w:r>
     </w:p>
     <w:p>
@@ -414,7 +414,7 @@
         <w:keepNext/>
       </w:pPr>
       <w:r>
-        <w:t>INNER JOIN contact_groups</w:t>
+        <w:t>INNER JOIN contact_groups_c</w:t>
       </w:r>
     </w:p>
     <w:p>
@@ -423,7 +423,7 @@
         <w:keepNext/>
       </w:pPr>
       <w:r>
-        <w:t xml:space="preserve">    ON contacts.group_id = contact_groups.id</w:t>
+        <w:t xml:space="preserve">    ON contacts_c.group_id = contact_groups_c.id</w:t>
       </w:r>
     </w:p>
     <w:p>
@@ -431,7 +431,7 @@
         <w:pStyle w:val="RequiredOutput"/>
       </w:pPr>
       <w:r>
-        <w:t>ORDER BY contacts.id</w:t>
+        <w:t>ORDER BY contacts_c.id</w:t>
       </w:r>
     </w:p>
     <w:p>
@@ -487,7 +487,7 @@
         <w:pStyle w:val="ListBullet"/>
       </w:pPr>
       <w:r>
-        <w:t>ORDER BY contacts.id stays, because a join, like any SELECT, has no order of its own (Lesson 4.6).</w:t>
+        <w:t>ORDER BY contacts_c.id stays, because a join, like any SELECT, has no order of its own (Lesson 4.6).</w:t>
       </w:r>
     </w:p>
     <w:p>
@@ -514,7 +514,7 @@
         <w:keepNext/>
       </w:pPr>
       <w:r>
-        <w:t>contacts                         contact_groups</w:t>
+        <w:t>contacts_c                       contact_groups_c</w:t>
       </w:r>
     </w:p>
     <w:p>
@@ -572,7 +572,7 @@
         <w:pStyle w:val="ListBullet"/>
       </w:pPr>
       <w:r>
-        <w:t>Short names for tables: FROM contacts AS c INNER JOIN contact_groups AS g ON c.group_id = g.id, with c.name and g.name in the column list. c and g are aliases, names that last for one statement. This lesson writes the full table names so every line reads on its own.</w:t>
+        <w:t>Short names for tables: FROM contacts_c AS c INNER JOIN contact_groups_c AS g ON c.group_id = g.id, with c.name and g.name in the column list. c and g are aliases, names that last for one statement. This lesson writes the full table names so every line reads on its own.</w:t>
       </w:r>
     </w:p>
     <w:p>
@@ -580,7 +580,7 @@
         <w:pStyle w:val="ListBullet"/>
       </w:pPr>
       <w:r>
-        <w:t>A join with a WHERE: SELECT contacts.id, contacts.name FROM contacts INNER JOIN contact_groups ON contacts.group_id = contact_groups.id WHERE contact_groups.name = ? ORDER BY contacts.id lists the contacts of one group, with the name sent as a parameter (Lesson 4.9). WHERE comes after the whole JOIN ... ON part and before ORDER BY: ON says how the rows pair up, and WHERE then keeps only some of the pairs. The Chapter 4 project filters contacts by group this way.</w:t>
+        <w:t>A join with a WHERE: SELECT contacts_c.id, contacts_c.name FROM contacts_c INNER JOIN contact_groups_c ON contacts_c.group_id = contact_groups_c.id WHERE contact_groups_c.name = ? ORDER BY contacts_c.id lists the contacts of one group, with the name sent as a parameter (Lesson 4.9). WHERE comes after the whole JOIN ... ON part and before ORDER BY: ON says how the rows pair up, and WHERE then keeps only some of the pairs. The Chapter 4 project filters contacts by group this way.</w:t>
       </w:r>
     </w:p>
     <w:p>
@@ -588,7 +588,7 @@
         <w:pStyle w:val="ListBullet"/>
       </w:pPr>
       <w:r>
-        <w:t>The older comma form: FROM contacts, contact_groups WHERE contacts.group_id = contact_groups.id gives the same answer as the INNER JOIN. Without its WHERE, it pairs every contact with every group, which is almost never wanted; JOIN ... ON keeps the matching rule next to the table it belongs to.</w:t>
+        <w:t>The older comma form: FROM contacts_c, contact_groups_c WHERE contacts_c.group_id = contact_groups_c.id gives the same answer as the INNER JOIN. Without its WHERE, it pairs every contact with every group, which is almost never wanted; JOIN ... ON keeps the matching rule next to the table it belongs to.</w:t>
       </w:r>
     </w:p>
     <w:p>
@@ -801,7 +801,7 @@
         <w:keepNext/>
       </w:pPr>
       <w:r>
-        <w:t>Setup: Reset contacts and contact_groups (No Groups; Every group_id Is NULL)</w:t>
+        <w:t>Setup: Reset the Language's Two Tables (No Groups; Every group_id Is NULL)</w:t>
       </w:r>
     </w:p>
     <w:p>
@@ -855,7 +855,7 @@
         <w:keepNext/>
       </w:pPr>
       <w:r>
-        <w:t>Assign Contacts 1 and 3: UPDATE contacts SET group_id = ? WHERE id = ?</w:t>
+        <w:t>Assign Contacts 1 and 3: UPDATE contacts_c SET group_id = ? WHERE id = ?</w:t>
       </w:r>
     </w:p>
     <w:p>
@@ -921,7 +921,10 @@
         <w:pStyle w:val="ListBullet"/>
       </w:pPr>
       <w:r>
-        <w:t>Project Setup's Data Reset puts both lesson tables in a known state: it drops contacts, then contact_groups, creates contact_groups (id, name), then contacts with Lesson 4.4's four columns plus group_id INT NULL and its FOREIGN KEY, and inserts Lesson 4.6's three contacts with no group. Every Build and Run block runs the reset file again before its program.</w:t>
+        <w:t>Each language has its own two tables, contacts_c and contact_groups_c for C, contacts_cpp and contact_groups_cpp for C++, and so on for C#, Go, Python, and TypeScript, each pair reset by its own file, sql/reset_contacts_c.sql to sql/reset_contacts_typescript.sql. Project Setup's Data Reset runs all six. Each file puts its pair in a known state: it drops contacts_c, then contact_groups_c, creates contact_groups_c (id, name), then contacts_c with Lesson 4.4's four columns plus group_id INT NULL and its FOREIG</w:t>
+      </w:r>
+      <w:r>
+        <w:t>N KEY, and inserts Lesson 4.6's three contacts with no group. Every Build and Run block runs its language's reset file again before its program, and every statement names the language's own tables.</w:t>
       </w:r>
     </w:p>
     <w:p>
@@ -937,7 +940,7 @@
         <w:pStyle w:val="ListBullet"/>
       </w:pPr>
       <w:r>
-        <w:t>Every program inserts the group Work with a parameter, reads its new id, and prints Inserted group Work with id 1; then assigns contacts 1 and 3 to that id with UPDATE contacts SET group_id = ? WHERE id = ? (C# @group_id and @id, Python %s) and prints Assigned contact 1 to group 1 (rows matched: 1) and the same for contact 3.</w:t>
+        <w:t>Every program inserts the group Work with a parameter, reads its new id, and prints Inserted group Work with id 1; then assigns contacts 1 and 3 to that id with UPDATE contacts_c SET group_id = ? WHERE id = ? (C# @group_id and @id, Python %s) and prints Assigned contact 1 to group 1 (rows matched: 1) and the same for contact 3.</w:t>
       </w:r>
     </w:p>
     <w:p>
@@ -945,7 +948,7 @@
         <w:pStyle w:val="ListBullet"/>
       </w:pPr>
       <w:r>
-        <w:t>Every program then prints the INNER JOIN under Contacts with a group (INNER JOIN): (contacts 1 and 3, with Work) and the LEFT JOIN under Every contact (LEFT JOIN): (contacts 1, 2, and 3; contact 2 with (no group)), both in contacts.id order, with the group's name read as group_name.</w:t>
+        <w:t>Every program then prints the INNER JOIN under Contacts with a group (INNER JOIN): (contacts 1 and 3, with Work) and the LEFT JOIN under Every contact (LEFT JOIN): (contacts 1, 2, and 3; contact 2 with (no group)), both in contact id order (ORDER BY on the language's own contacts table's id), with the group's name read as group_name.</w:t>
       </w:r>
     </w:p>
     <w:p>
@@ -1002,7 +1005,47 @@
         <w:keepNext/>
       </w:pPr>
       <w:r>
-        <w:t xml:space="preserve">  sql/reset_contacts.sql</w:t>
+        <w:t xml:space="preserve">  sql/reset_contacts_c.sql</w:t>
+      </w:r>
+    </w:p>
+    <w:p>
+      <w:pPr>
+        <w:pStyle w:val="CommandBlock"/>
+      </w:pPr>
+      <w:r>
+        <w:t xml:space="preserve">  sql/reset_contacts_cpp.sql</w:t>
+      </w:r>
+    </w:p>
+    <w:p>
+      <w:pPr>
+        <w:pStyle w:val="CommandBlock"/>
+      </w:pPr>
+      <w:r>
+        <w:t xml:space="preserve">  sql/reset_contacts_csharp.sql</w:t>
+      </w:r>
+    </w:p>
+    <w:p>
+      <w:pPr>
+        <w:pStyle w:val="CommandBlock"/>
+      </w:pPr>
+      <w:r>
+        <w:t xml:space="preserve">  sql/reset_contacts_go.sql</w:t>
+      </w:r>
+    </w:p>
+    <w:p>
+      <w:pPr>
+        <w:pStyle w:val="CommandBlock"/>
+      </w:pPr>
+      <w:r>
+        <w:t xml:space="preserve">  sql/reset_contacts_python.sql</w:t>
+      </w:r>
+    </w:p>
+    <w:p>
+      <w:pPr>
+        <w:pStyle w:val="CommandBlock"/>
+      </w:pPr>
+      <w:r>
+        <w:t xml:space="preserve">  sql/reset_contacts_typescript.sql</w:t>
       </w:r>
     </w:p>
     <w:p>
@@ -2228,10 +2271,10 @@
     </w:p>
     <w:p>
       <w:r>
-        <w:t>This step resets both lesson tables to a known state. It drops contacts and contact_groups, with any rows earlier lessons or your own experiments left in them, creates contact_groups empty, creates contacts with Lesson 4.4's four columns plus group_id and its foreign key, and inserts Lesson 4.6's three contacts, none of them in a group. The programs add a group and change contacts, so every run must start from exactly this state; that is why every Build and Run block runs this file again. The rows it remove</w:t>
-      </w:r>
-      <w:r>
-        <w:t>s were practice rows; the Chapter 4 project keeps its own data and never resets it. The earlier lessons' reset files drop only contacts, so after you run one of them, run this lesson's reset again before its programs.</w:t>
+        <w:t xml:space="preserve">This step resets every language's two tables to a known state. Remember, each language has its own tables and its own reset file (Lesson 4.4): reset_contacts_c.sql resets contacts_c and contact_groups_c, and never touches another language's rows. The six files differ only in the language's name. Each one drops its contacts and contact_groups tables, with any rows earlier lessons or your own experiments left in them, creates contact_groups empty, creates contacts with Lesson 4.4's four columns plus group_id </w:t>
+      </w:r>
+      <w:r>
+        <w:t>and its foreign key, and inserts Lesson 4.6's three contacts, none of them in a group. The programs add a group and change contacts, so every run must start from exactly this state; that is why every Build and Run block runs its language's file again. The rows it removes were practice rows; the Chapter 4 project keeps its own data and never resets it. The earlier lessons' reset files drop only the contacts table, so after you run one of them, run this lesson's reset again before its programs.</w:t>
       </w:r>
     </w:p>
     <w:p>
@@ -2254,147 +2297,155 @@
         <w:pStyle w:val="Heading3"/>
       </w:pPr>
       <w:r>
-        <w:t>sql/reset_contacts.sql</w:t>
-      </w:r>
-    </w:p>
-    <w:p>
-      <w:pPr>
-        <w:pStyle w:val="SourceCode"/>
-        <w:keepNext/>
-      </w:pPr>
-      <w:r>
-        <w:t>-- Lesson 4.11's known state. This file resets both lesson tables: it</w:t>
-      </w:r>
-    </w:p>
-    <w:p>
-      <w:pPr>
-        <w:pStyle w:val="SourceCode"/>
-        <w:keepNext/>
-      </w:pPr>
-      <w:r>
-        <w:t>-- drops them, with any rows earlier lessons or your own experiments left</w:t>
-      </w:r>
-    </w:p>
-    <w:p>
-      <w:pPr>
-        <w:pStyle w:val="SourceCode"/>
-      </w:pPr>
-      <w:r>
-        <w:t>-- in them, and builds them again: an empty contact_groups table, and the</w:t>
-      </w:r>
-    </w:p>
-    <w:p>
-      <w:pPr>
-        <w:pStyle w:val="SourceCode"/>
-      </w:pPr>
-      <w:r>
-        <w:t>-- contacts table with a group_id column and Lesson 4.6's three contacts,</w:t>
-      </w:r>
-    </w:p>
-    <w:p>
-      <w:pPr>
-        <w:pStyle w:val="SourceCode"/>
-      </w:pPr>
-      <w:r>
-        <w:t>-- none of them in a group yet.</w:t>
-      </w:r>
-    </w:p>
-    <w:p>
-      <w:pPr>
-        <w:pStyle w:val="SourceCode"/>
-      </w:pPr>
-    </w:p>
-    <w:p>
-      <w:pPr>
-        <w:pStyle w:val="SourceCode"/>
-      </w:pPr>
-      <w:r>
-        <w:t>-- Remove the old tables and every row in them (Lesson 4.4). contacts goes</w:t>
-      </w:r>
-    </w:p>
-    <w:p>
-      <w:pPr>
-        <w:pStyle w:val="SourceCode"/>
-      </w:pPr>
-      <w:r>
-        <w:t>-- first: its rows point at contact_groups, and the server refuses to drop</w:t>
-      </w:r>
-    </w:p>
-    <w:p>
-      <w:pPr>
-        <w:pStyle w:val="SourceCode"/>
-      </w:pPr>
-      <w:r>
-        <w:t>-- a table that another table's foreign key still points at. IF EXISTS</w:t>
-      </w:r>
-    </w:p>
-    <w:p>
-      <w:pPr>
-        <w:pStyle w:val="SourceCode"/>
-      </w:pPr>
-      <w:r>
-        <w:t>-- skips a table that is not there yet.</w:t>
-      </w:r>
-    </w:p>
-    <w:p>
-      <w:pPr>
-        <w:pStyle w:val="SourceCode"/>
-      </w:pPr>
-      <w:r>
-        <w:t>DROP TABLE IF EXISTS contacts;</w:t>
-      </w:r>
-    </w:p>
-    <w:p>
-      <w:pPr>
-        <w:pStyle w:val="SourceCode"/>
-      </w:pPr>
-      <w:r>
-        <w:t>DROP TABLE IF EXISTS contact_groups;</w:t>
-      </w:r>
-    </w:p>
-    <w:p>
-      <w:pPr>
-        <w:pStyle w:val="SourceCode"/>
-      </w:pPr>
-    </w:p>
-    <w:p>
-      <w:pPr>
-        <w:pStyle w:val="SourceCode"/>
-      </w:pPr>
-      <w:r>
-        <w:t>-- The new table: one row per group. id is numbered by the server, like</w:t>
-      </w:r>
-    </w:p>
-    <w:p>
-      <w:pPr>
-        <w:pStyle w:val="SourceCode"/>
-      </w:pPr>
-      <w:r>
-        <w:t>-- the contacts' id (Lesson 4.4), and name is the group's name. UNIQUE</w:t>
-      </w:r>
-    </w:p>
-    <w:p>
-      <w:pPr>
-        <w:pStyle w:val="SourceCode"/>
-      </w:pPr>
-      <w:r>
-        <w:t>-- refuses a second group with the same name, as Lesson 4.4's UNIQUE email</w:t>
-      </w:r>
-    </w:p>
-    <w:p>
-      <w:pPr>
-        <w:pStyle w:val="SourceCode"/>
-      </w:pPr>
-      <w:r>
-        <w:t>-- refuses a second contact with the same email.</w:t>
-      </w:r>
-    </w:p>
-    <w:p>
-      <w:pPr>
-        <w:pStyle w:val="SourceCode"/>
-      </w:pPr>
-      <w:r>
-        <w:t>CREATE TABLE contact_groups (</w:t>
+        <w:t>sql/reset_contacts_c.sql</w:t>
+      </w:r>
+    </w:p>
+    <w:p>
+      <w:pPr>
+        <w:pStyle w:val="SourceCode"/>
+        <w:keepNext/>
+      </w:pPr>
+      <w:r>
+        <w:t>-- Lesson 4.11's known state for C. This file resets the C programs' own two</w:t>
+      </w:r>
+    </w:p>
+    <w:p>
+      <w:pPr>
+        <w:pStyle w:val="SourceCode"/>
+        <w:keepNext/>
+      </w:pPr>
+      <w:r>
+        <w:t>-- tables, contacts_c and contact_groups_c: it drops them, with any rows</w:t>
+      </w:r>
+    </w:p>
+    <w:p>
+      <w:pPr>
+        <w:pStyle w:val="SourceCode"/>
+      </w:pPr>
+      <w:r>
+        <w:t>-- earlier lessons or your own experiments left in them, and builds them</w:t>
+      </w:r>
+    </w:p>
+    <w:p>
+      <w:pPr>
+        <w:pStyle w:val="SourceCode"/>
+      </w:pPr>
+      <w:r>
+        <w:t>-- again: an empty contact_groups_c table, and contacts_c with a group_id</w:t>
+      </w:r>
+    </w:p>
+    <w:p>
+      <w:pPr>
+        <w:pStyle w:val="SourceCode"/>
+      </w:pPr>
+      <w:r>
+        <w:t>-- column and Lesson 4.6's three contacts, none of them in a group yet.</w:t>
+      </w:r>
+    </w:p>
+    <w:p>
+      <w:pPr>
+        <w:pStyle w:val="SourceCode"/>
+      </w:pPr>
+      <w:r>
+        <w:t>-- Another language's tables are never touched.</w:t>
+      </w:r>
+    </w:p>
+    <w:p>
+      <w:pPr>
+        <w:pStyle w:val="SourceCode"/>
+      </w:pPr>
+    </w:p>
+    <w:p>
+      <w:pPr>
+        <w:pStyle w:val="SourceCode"/>
+      </w:pPr>
+      <w:r>
+        <w:t>-- Remove the old tables and every row in them (Lesson 4.4). contacts_c goes</w:t>
+      </w:r>
+    </w:p>
+    <w:p>
+      <w:pPr>
+        <w:pStyle w:val="SourceCode"/>
+      </w:pPr>
+      <w:r>
+        <w:t>-- first: its rows point at contact_groups_c, and the server refuses to drop</w:t>
+      </w:r>
+    </w:p>
+    <w:p>
+      <w:pPr>
+        <w:pStyle w:val="SourceCode"/>
+      </w:pPr>
+      <w:r>
+        <w:t>-- a table that another table's foreign key still points at. IF EXISTS skips</w:t>
+      </w:r>
+    </w:p>
+    <w:p>
+      <w:pPr>
+        <w:pStyle w:val="SourceCode"/>
+      </w:pPr>
+      <w:r>
+        <w:t>-- a table that is not there yet.</w:t>
+      </w:r>
+    </w:p>
+    <w:p>
+      <w:pPr>
+        <w:pStyle w:val="SourceCode"/>
+      </w:pPr>
+      <w:r>
+        <w:t>DROP TABLE IF EXISTS contacts_c;</w:t>
+      </w:r>
+    </w:p>
+    <w:p>
+      <w:pPr>
+        <w:pStyle w:val="SourceCode"/>
+      </w:pPr>
+      <w:r>
+        <w:t>DROP TABLE IF EXISTS contact_groups_c;</w:t>
+      </w:r>
+    </w:p>
+    <w:p>
+      <w:pPr>
+        <w:pStyle w:val="SourceCode"/>
+      </w:pPr>
+    </w:p>
+    <w:p>
+      <w:pPr>
+        <w:pStyle w:val="SourceCode"/>
+      </w:pPr>
+      <w:r>
+        <w:t>-- The new table: one row per group. id is numbered by the server, like the</w:t>
+      </w:r>
+    </w:p>
+    <w:p>
+      <w:pPr>
+        <w:pStyle w:val="SourceCode"/>
+      </w:pPr>
+      <w:r>
+        <w:t>-- contacts' id (Lesson 4.4), and name is the group's name. UNIQUE refuses a</w:t>
+      </w:r>
+    </w:p>
+    <w:p>
+      <w:pPr>
+        <w:pStyle w:val="SourceCode"/>
+      </w:pPr>
+      <w:r>
+        <w:t>-- second group with the same name, as Lesson 4.4's UNIQUE email refuses a</w:t>
+      </w:r>
+    </w:p>
+    <w:p>
+      <w:pPr>
+        <w:pStyle w:val="SourceCode"/>
+      </w:pPr>
+      <w:r>
+        <w:t>-- second contact with the same email.</w:t>
+      </w:r>
+    </w:p>
+    <w:p>
+      <w:pPr>
+        <w:pStyle w:val="SourceCode"/>
+      </w:pPr>
+      <w:r>
+        <w:t>CREATE TABLE contact_groups_c (</w:t>
       </w:r>
     </w:p>
     <w:p>
@@ -2447,15 +2498,380 @@
         <w:pStyle w:val="SourceCode"/>
       </w:pPr>
       <w:r>
-        <w:t>-- makes the server check every value: group_id must be NULL or an id</w:t>
-      </w:r>
-    </w:p>
-    <w:p>
-      <w:pPr>
-        <w:pStyle w:val="SourceCode"/>
-      </w:pPr>
-      <w:r>
-        <w:t>-- that contact_groups really has. contact_groups is created first,</w:t>
+        <w:t>-- makes the server check every value: group_id must be NULL or an id that</w:t>
+      </w:r>
+    </w:p>
+    <w:p>
+      <w:pPr>
+        <w:pStyle w:val="SourceCode"/>
+      </w:pPr>
+      <w:r>
+        <w:t>-- contact_groups_c really has. contact_groups_c is created first, because</w:t>
+      </w:r>
+    </w:p>
+    <w:p>
+      <w:pPr>
+        <w:pStyle w:val="SourceCode"/>
+      </w:pPr>
+      <w:r>
+        <w:t>-- the foreign key must name a table that already exists.</w:t>
+      </w:r>
+    </w:p>
+    <w:p>
+      <w:pPr>
+        <w:pStyle w:val="SourceCode"/>
+      </w:pPr>
+      <w:r>
+        <w:t>CREATE TABLE contacts_c (</w:t>
+      </w:r>
+    </w:p>
+    <w:p>
+      <w:pPr>
+        <w:pStyle w:val="SourceCode"/>
+      </w:pPr>
+      <w:r>
+        <w:t xml:space="preserve">    id       INT AUTO_INCREMENT PRIMARY KEY,</w:t>
+      </w:r>
+    </w:p>
+    <w:p>
+      <w:pPr>
+        <w:pStyle w:val="SourceCode"/>
+      </w:pPr>
+      <w:r>
+        <w:t xml:space="preserve">    name     VARCHAR(100) NOT NULL,</w:t>
+      </w:r>
+    </w:p>
+    <w:p>
+      <w:pPr>
+        <w:pStyle w:val="SourceCode"/>
+      </w:pPr>
+      <w:r>
+        <w:t xml:space="preserve">    email    VARCHAR(254) NOT NULL UNIQUE,</w:t>
+      </w:r>
+    </w:p>
+    <w:p>
+      <w:pPr>
+        <w:pStyle w:val="SourceCode"/>
+      </w:pPr>
+      <w:r>
+        <w:t xml:space="preserve">    phone    VARCHAR(20)  NULL,</w:t>
+      </w:r>
+    </w:p>
+    <w:p>
+      <w:pPr>
+        <w:pStyle w:val="SourceCode"/>
+      </w:pPr>
+      <w:r>
+        <w:t xml:space="preserve">    group_id INT          NULL,</w:t>
+      </w:r>
+    </w:p>
+    <w:p>
+      <w:pPr>
+        <w:pStyle w:val="SourceCode"/>
+      </w:pPr>
+      <w:r>
+        <w:t xml:space="preserve">    FOREIGN KEY (group_id) REFERENCES contact_groups_c (id)</w:t>
+      </w:r>
+    </w:p>
+    <w:p>
+      <w:pPr>
+        <w:pStyle w:val="SourceCode"/>
+      </w:pPr>
+      <w:r>
+        <w:t>) CHARACTER SET utf8mb4;</w:t>
+      </w:r>
+    </w:p>
+    <w:p>
+      <w:pPr>
+        <w:pStyle w:val="SourceCode"/>
+      </w:pPr>
+    </w:p>
+    <w:p>
+      <w:pPr>
+        <w:pStyle w:val="SourceCode"/>
+      </w:pPr>
+      <w:r>
+        <w:t>-- Lesson 4.6's three contacts, ids 1, 2, 3. group_id is left out, so it</w:t>
+      </w:r>
+    </w:p>
+    <w:p>
+      <w:pPr>
+        <w:pStyle w:val="SourceCode"/>
+      </w:pPr>
+      <w:r>
+        <w:t>-- starts as NULL: no contact is in a group yet.</w:t>
+      </w:r>
+    </w:p>
+    <w:p>
+      <w:pPr>
+        <w:pStyle w:val="SourceCode"/>
+      </w:pPr>
+      <w:r>
+        <w:t>INSERT INTO contacts_c (name, email, phone)</w:t>
+      </w:r>
+    </w:p>
+    <w:p>
+      <w:pPr>
+        <w:pStyle w:val="SourceCode"/>
+      </w:pPr>
+      <w:r>
+        <w:t xml:space="preserve">    VALUES ('Ada Lovelace', 'ada@example.com', '555-0100');</w:t>
+      </w:r>
+    </w:p>
+    <w:p>
+      <w:pPr>
+        <w:pStyle w:val="SourceCode"/>
+      </w:pPr>
+      <w:r>
+        <w:t>INSERT INTO contacts_c (name, email, phone)</w:t>
+      </w:r>
+    </w:p>
+    <w:p>
+      <w:pPr>
+        <w:pStyle w:val="SourceCode"/>
+        <w:keepNext/>
+      </w:pPr>
+      <w:r>
+        <w:t xml:space="preserve">    VALUES ('Grace Hopper', 'grace@example.com', NULL);</w:t>
+      </w:r>
+    </w:p>
+    <w:p>
+      <w:pPr>
+        <w:pStyle w:val="SourceCode"/>
+        <w:keepNext/>
+      </w:pPr>
+      <w:r>
+        <w:t>INSERT INTO contacts_c (name, email, phone)</w:t>
+      </w:r>
+    </w:p>
+    <w:p>
+      <w:pPr>
+        <w:pStyle w:val="SourceCode"/>
+      </w:pPr>
+      <w:r>
+        <w:t xml:space="preserve">    VALUES ('Alan Turing', 'alan@example.com', '555-0102');</w:t>
+      </w:r>
+    </w:p>
+    <w:p>
+      <w:pPr>
+        <w:keepNext/>
+      </w:pPr>
+    </w:p>
+    <w:p>
+      <w:pPr>
+        <w:pStyle w:val="Heading3"/>
+      </w:pPr>
+      <w:r>
+        <w:t>sql/reset_contacts_cpp.sql</w:t>
+      </w:r>
+    </w:p>
+    <w:p>
+      <w:pPr>
+        <w:pStyle w:val="SourceCode"/>
+        <w:keepNext/>
+      </w:pPr>
+      <w:r>
+        <w:t>-- Lesson 4.11's known state for C++. This file resets the C++ programs' own</w:t>
+      </w:r>
+    </w:p>
+    <w:p>
+      <w:pPr>
+        <w:pStyle w:val="SourceCode"/>
+        <w:keepNext/>
+      </w:pPr>
+      <w:r>
+        <w:t>-- two tables, contacts_cpp and contact_groups_cpp: it drops them, with any</w:t>
+      </w:r>
+    </w:p>
+    <w:p>
+      <w:pPr>
+        <w:pStyle w:val="SourceCode"/>
+      </w:pPr>
+      <w:r>
+        <w:t>-- rows earlier lessons or your own experiments left in them, and builds</w:t>
+      </w:r>
+    </w:p>
+    <w:p>
+      <w:pPr>
+        <w:pStyle w:val="SourceCode"/>
+      </w:pPr>
+      <w:r>
+        <w:t>-- them again: an empty contact_groups_cpp table, and contacts_cpp with a</w:t>
+      </w:r>
+    </w:p>
+    <w:p>
+      <w:pPr>
+        <w:pStyle w:val="SourceCode"/>
+      </w:pPr>
+      <w:r>
+        <w:t>-- group_id column and Lesson 4.6's three contacts, none of them in a group</w:t>
+      </w:r>
+    </w:p>
+    <w:p>
+      <w:pPr>
+        <w:pStyle w:val="SourceCode"/>
+      </w:pPr>
+      <w:r>
+        <w:t>-- yet. Another language's tables are never touched.</w:t>
+      </w:r>
+    </w:p>
+    <w:p>
+      <w:pPr>
+        <w:pStyle w:val="SourceCode"/>
+      </w:pPr>
+    </w:p>
+    <w:p>
+      <w:pPr>
+        <w:pStyle w:val="SourceCode"/>
+      </w:pPr>
+      <w:r>
+        <w:t>-- Remove the old tables and every row in them (Lesson 4.4). contacts_cpp</w:t>
+      </w:r>
+    </w:p>
+    <w:p>
+      <w:pPr>
+        <w:pStyle w:val="SourceCode"/>
+      </w:pPr>
+      <w:r>
+        <w:t>-- goes first: its rows point at contact_groups_cpp, and the server refuses</w:t>
+      </w:r>
+    </w:p>
+    <w:p>
+      <w:pPr>
+        <w:pStyle w:val="SourceCode"/>
+      </w:pPr>
+      <w:r>
+        <w:t>-- to drop a table that another table's foreign key still points at. IF</w:t>
+      </w:r>
+    </w:p>
+    <w:p>
+      <w:pPr>
+        <w:pStyle w:val="SourceCode"/>
+      </w:pPr>
+      <w:r>
+        <w:t>-- EXISTS skips a table that is not there yet.</w:t>
+      </w:r>
+    </w:p>
+    <w:p>
+      <w:pPr>
+        <w:pStyle w:val="SourceCode"/>
+      </w:pPr>
+      <w:r>
+        <w:t>DROP TABLE IF EXISTS contacts_cpp;</w:t>
+      </w:r>
+    </w:p>
+    <w:p>
+      <w:pPr>
+        <w:pStyle w:val="SourceCode"/>
+      </w:pPr>
+      <w:r>
+        <w:t>DROP TABLE IF EXISTS contact_groups_cpp;</w:t>
+      </w:r>
+    </w:p>
+    <w:p>
+      <w:pPr>
+        <w:pStyle w:val="SourceCode"/>
+      </w:pPr>
+    </w:p>
+    <w:p>
+      <w:pPr>
+        <w:pStyle w:val="SourceCode"/>
+      </w:pPr>
+      <w:r>
+        <w:t>-- The new table: one row per group. id is numbered by the server, like the</w:t>
+      </w:r>
+    </w:p>
+    <w:p>
+      <w:pPr>
+        <w:pStyle w:val="SourceCode"/>
+      </w:pPr>
+      <w:r>
+        <w:t>-- contacts' id (Lesson 4.4), and name is the group's name. UNIQUE refuses a</w:t>
+      </w:r>
+    </w:p>
+    <w:p>
+      <w:pPr>
+        <w:pStyle w:val="SourceCode"/>
+      </w:pPr>
+      <w:r>
+        <w:t>-- second group with the same name, as Lesson 4.4's UNIQUE email refuses a</w:t>
+      </w:r>
+    </w:p>
+    <w:p>
+      <w:pPr>
+        <w:pStyle w:val="SourceCode"/>
+      </w:pPr>
+      <w:r>
+        <w:t>-- second contact with the same email.</w:t>
+      </w:r>
+    </w:p>
+    <w:p>
+      <w:pPr>
+        <w:pStyle w:val="SourceCode"/>
+      </w:pPr>
+      <w:r>
+        <w:t>CREATE TABLE contact_groups_cpp (</w:t>
+      </w:r>
+    </w:p>
+    <w:p>
+      <w:pPr>
+        <w:pStyle w:val="SourceCode"/>
+      </w:pPr>
+      <w:r>
+        <w:t xml:space="preserve">    id   INT AUTO_INCREMENT PRIMARY KEY,</w:t>
+      </w:r>
+    </w:p>
+    <w:p>
+      <w:pPr>
+        <w:pStyle w:val="SourceCode"/>
+      </w:pPr>
+      <w:r>
+        <w:t xml:space="preserve">    name VARCHAR(50) NOT NULL UNIQUE</w:t>
+      </w:r>
+    </w:p>
+    <w:p>
+      <w:pPr>
+        <w:pStyle w:val="SourceCode"/>
+      </w:pPr>
+      <w:r>
+        <w:t>) CHARACTER SET utf8mb4;</w:t>
+      </w:r>
+    </w:p>
+    <w:p>
+      <w:pPr>
+        <w:pStyle w:val="SourceCode"/>
+      </w:pPr>
+    </w:p>
+    <w:p>
+      <w:pPr>
+        <w:pStyle w:val="SourceCode"/>
+      </w:pPr>
+      <w:r>
+        <w:t>-- Lesson 4.4's contacts table, with one new column at the end. group_id</w:t>
+      </w:r>
+    </w:p>
+    <w:p>
+      <w:pPr>
+        <w:pStyle w:val="SourceCode"/>
+      </w:pPr>
+      <w:r>
+        <w:t>-- holds the id of the contact's group, or NULL for no group. FOREIGN KEY</w:t>
+      </w:r>
+    </w:p>
+    <w:p>
+      <w:pPr>
+        <w:pStyle w:val="SourceCode"/>
+      </w:pPr>
+      <w:r>
+        <w:t>-- makes the server check every value: group_id must be NULL or an id that</w:t>
+      </w:r>
+    </w:p>
+    <w:p>
+      <w:pPr>
+        <w:pStyle w:val="SourceCode"/>
+      </w:pPr>
+      <w:r>
+        <w:t>-- contact_groups_cpp really has. contact_groups_cpp is created first,</w:t>
       </w:r>
     </w:p>
     <w:p>
@@ -2471,7 +2887,7 @@
         <w:pStyle w:val="SourceCode"/>
       </w:pPr>
       <w:r>
-        <w:t>CREATE TABLE contacts (</w:t>
+        <w:t>CREATE TABLE contacts_cpp (</w:t>
       </w:r>
     </w:p>
     <w:p>
@@ -2519,7 +2935,7 @@
         <w:pStyle w:val="SourceCode"/>
       </w:pPr>
       <w:r>
-        <w:t xml:space="preserve">    FOREIGN KEY (group_id) REFERENCES contact_groups (id)</w:t>
+        <w:t xml:space="preserve">    FOREIGN KEY (group_id) REFERENCES contact_groups_cpp (id)</w:t>
       </w:r>
     </w:p>
     <w:p>
@@ -2556,7 +2972,7 @@
         <w:pStyle w:val="SourceCode"/>
       </w:pPr>
       <w:r>
-        <w:t>INSERT INTO contacts (name, email, phone)</w:t>
+        <w:t>INSERT INTO contacts_cpp (name, email, phone)</w:t>
       </w:r>
     </w:p>
     <w:p>
@@ -2572,7 +2988,7 @@
         <w:pStyle w:val="SourceCode"/>
       </w:pPr>
       <w:r>
-        <w:t>INSERT INTO contacts (name, email, phone)</w:t>
+        <w:t>INSERT INTO contacts_cpp (name, email, phone)</w:t>
       </w:r>
     </w:p>
     <w:p>
@@ -2590,7 +3006,7 @@
         <w:keepNext/>
       </w:pPr>
       <w:r>
-        <w:t>INSERT INTO contacts (name, email, phone)</w:t>
+        <w:t>INSERT INTO contacts_cpp (name, email, phone)</w:t>
       </w:r>
     </w:p>
     <w:p>
@@ -2607,23 +3023,1507 @@
       </w:pPr>
     </w:p>
     <w:p>
-      <w:r>
-        <w:t>The first client command is Lesson 4.2's CREATE DATABASE IF NOT EXISTS spa_contacts, so this lesson works even if you start here. The second runs the file. Remember, source is the mysql client's own command, and it runs every statement in a file, in order, printing nothing when they succeed; the client runs its own commands from -e only when --commands is given (Lesson 4.6). On Linux or macOS, &lt; sends the file to the client's input instead, which does the same. The third shows the contacts table with its ne</w:t>
-      </w:r>
-      <w:r>
-        <w:t>w column. Remember, MYSQL_PWD lasts only until the block's last line, -D names the database, and -t prints the answer as a table.</w:t>
-      </w:r>
-    </w:p>
-    <w:p>
-      <w:pPr>
-        <w:keepNext/>
-      </w:pPr>
-    </w:p>
-    <w:p>
       <w:pPr>
         <w:pStyle w:val="Heading3"/>
       </w:pPr>
       <w:r>
+        <w:t>sql/reset_contacts_csharp.sql</w:t>
+      </w:r>
+    </w:p>
+    <w:p>
+      <w:pPr>
+        <w:pStyle w:val="SourceCode"/>
+        <w:keepNext/>
+      </w:pPr>
+      <w:r>
+        <w:t>-- Lesson 4.11's known state for C#. This file resets the C# programs' own</w:t>
+      </w:r>
+    </w:p>
+    <w:p>
+      <w:pPr>
+        <w:pStyle w:val="SourceCode"/>
+        <w:keepNext/>
+      </w:pPr>
+      <w:r>
+        <w:t>-- two tables, contacts_csharp and contact_groups_csharp: it drops them,</w:t>
+      </w:r>
+    </w:p>
+    <w:p>
+      <w:pPr>
+        <w:pStyle w:val="SourceCode"/>
+      </w:pPr>
+      <w:r>
+        <w:t>-- with any rows earlier lessons or your own experiments left in them, and</w:t>
+      </w:r>
+    </w:p>
+    <w:p>
+      <w:pPr>
+        <w:pStyle w:val="SourceCode"/>
+      </w:pPr>
+      <w:r>
+        <w:t>-- builds them again: an empty contact_groups_csharp table, and</w:t>
+      </w:r>
+    </w:p>
+    <w:p>
+      <w:pPr>
+        <w:pStyle w:val="SourceCode"/>
+      </w:pPr>
+      <w:r>
+        <w:t>-- contacts_csharp with a group_id column and Lesson 4.6's three contacts,</w:t>
+      </w:r>
+    </w:p>
+    <w:p>
+      <w:pPr>
+        <w:pStyle w:val="SourceCode"/>
+      </w:pPr>
+      <w:r>
+        <w:t>-- none of them in a group yet. Another language's tables are never touched.</w:t>
+      </w:r>
+    </w:p>
+    <w:p>
+      <w:pPr>
+        <w:pStyle w:val="SourceCode"/>
+      </w:pPr>
+    </w:p>
+    <w:p>
+      <w:pPr>
+        <w:pStyle w:val="SourceCode"/>
+      </w:pPr>
+      <w:r>
+        <w:t>-- Remove the old tables and every row in them (Lesson 4.4). contacts_csharp</w:t>
+      </w:r>
+    </w:p>
+    <w:p>
+      <w:pPr>
+        <w:pStyle w:val="SourceCode"/>
+      </w:pPr>
+      <w:r>
+        <w:t>-- goes first: its rows point at contact_groups_csharp, and the server</w:t>
+      </w:r>
+    </w:p>
+    <w:p>
+      <w:pPr>
+        <w:pStyle w:val="SourceCode"/>
+      </w:pPr>
+      <w:r>
+        <w:t>-- refuses to drop a table that another table's foreign key still points at.</w:t>
+      </w:r>
+    </w:p>
+    <w:p>
+      <w:pPr>
+        <w:pStyle w:val="SourceCode"/>
+      </w:pPr>
+      <w:r>
+        <w:t>-- IF EXISTS skips a table that is not there yet.</w:t>
+      </w:r>
+    </w:p>
+    <w:p>
+      <w:pPr>
+        <w:pStyle w:val="SourceCode"/>
+      </w:pPr>
+      <w:r>
+        <w:t>DROP TABLE IF EXISTS contacts_csharp;</w:t>
+      </w:r>
+    </w:p>
+    <w:p>
+      <w:pPr>
+        <w:pStyle w:val="SourceCode"/>
+      </w:pPr>
+      <w:r>
+        <w:t>DROP TABLE IF EXISTS contact_groups_csharp;</w:t>
+      </w:r>
+    </w:p>
+    <w:p>
+      <w:pPr>
+        <w:pStyle w:val="SourceCode"/>
+      </w:pPr>
+    </w:p>
+    <w:p>
+      <w:pPr>
+        <w:pStyle w:val="SourceCode"/>
+      </w:pPr>
+      <w:r>
+        <w:t>-- The new table: one row per group. id is numbered by the server, like the</w:t>
+      </w:r>
+    </w:p>
+    <w:p>
+      <w:pPr>
+        <w:pStyle w:val="SourceCode"/>
+      </w:pPr>
+      <w:r>
+        <w:t>-- contacts' id (Lesson 4.4), and name is the group's name. UNIQUE refuses a</w:t>
+      </w:r>
+    </w:p>
+    <w:p>
+      <w:pPr>
+        <w:pStyle w:val="SourceCode"/>
+      </w:pPr>
+      <w:r>
+        <w:t>-- second group with the same name, as Lesson 4.4's UNIQUE email refuses a</w:t>
+      </w:r>
+    </w:p>
+    <w:p>
+      <w:pPr>
+        <w:pStyle w:val="SourceCode"/>
+      </w:pPr>
+      <w:r>
+        <w:t>-- second contact with the same email.</w:t>
+      </w:r>
+    </w:p>
+    <w:p>
+      <w:pPr>
+        <w:pStyle w:val="SourceCode"/>
+      </w:pPr>
+      <w:r>
+        <w:t>CREATE TABLE contact_groups_csharp (</w:t>
+      </w:r>
+    </w:p>
+    <w:p>
+      <w:pPr>
+        <w:pStyle w:val="SourceCode"/>
+      </w:pPr>
+      <w:r>
+        <w:t xml:space="preserve">    id   INT AUTO_INCREMENT PRIMARY KEY,</w:t>
+      </w:r>
+    </w:p>
+    <w:p>
+      <w:pPr>
+        <w:pStyle w:val="SourceCode"/>
+      </w:pPr>
+      <w:r>
+        <w:t xml:space="preserve">    name VARCHAR(50) NOT NULL UNIQUE</w:t>
+      </w:r>
+    </w:p>
+    <w:p>
+      <w:pPr>
+        <w:pStyle w:val="SourceCode"/>
+      </w:pPr>
+      <w:r>
+        <w:t>) CHARACTER SET utf8mb4;</w:t>
+      </w:r>
+    </w:p>
+    <w:p>
+      <w:pPr>
+        <w:pStyle w:val="SourceCode"/>
+      </w:pPr>
+    </w:p>
+    <w:p>
+      <w:pPr>
+        <w:pStyle w:val="SourceCode"/>
+      </w:pPr>
+      <w:r>
+        <w:t>-- Lesson 4.4's contacts table, with one new column at the end. group_id</w:t>
+      </w:r>
+    </w:p>
+    <w:p>
+      <w:pPr>
+        <w:pStyle w:val="SourceCode"/>
+      </w:pPr>
+      <w:r>
+        <w:t>-- holds the id of the contact's group, or NULL for no group. FOREIGN KEY</w:t>
+      </w:r>
+    </w:p>
+    <w:p>
+      <w:pPr>
+        <w:pStyle w:val="SourceCode"/>
+      </w:pPr>
+      <w:r>
+        <w:t>-- makes the server check every value: group_id must be NULL or an id that</w:t>
+      </w:r>
+    </w:p>
+    <w:p>
+      <w:pPr>
+        <w:pStyle w:val="SourceCode"/>
+      </w:pPr>
+      <w:r>
+        <w:t>-- contact_groups_csharp really has. contact_groups_csharp is created first,</w:t>
+      </w:r>
+    </w:p>
+    <w:p>
+      <w:pPr>
+        <w:pStyle w:val="SourceCode"/>
+      </w:pPr>
+      <w:r>
+        <w:t>-- because the foreign key must name a table that already exists.</w:t>
+      </w:r>
+    </w:p>
+    <w:p>
+      <w:pPr>
+        <w:pStyle w:val="SourceCode"/>
+      </w:pPr>
+      <w:r>
+        <w:t>CREATE TABLE contacts_csharp (</w:t>
+      </w:r>
+    </w:p>
+    <w:p>
+      <w:pPr>
+        <w:pStyle w:val="SourceCode"/>
+      </w:pPr>
+      <w:r>
+        <w:t xml:space="preserve">    id       INT AUTO_INCREMENT PRIMARY KEY,</w:t>
+      </w:r>
+    </w:p>
+    <w:p>
+      <w:pPr>
+        <w:pStyle w:val="SourceCode"/>
+      </w:pPr>
+      <w:r>
+        <w:t xml:space="preserve">    name     VARCHAR(100) NOT NULL,</w:t>
+      </w:r>
+    </w:p>
+    <w:p>
+      <w:pPr>
+        <w:pStyle w:val="SourceCode"/>
+      </w:pPr>
+      <w:r>
+        <w:t xml:space="preserve">    email    VARCHAR(254) NOT NULL UNIQUE,</w:t>
+      </w:r>
+    </w:p>
+    <w:p>
+      <w:pPr>
+        <w:pStyle w:val="SourceCode"/>
+      </w:pPr>
+      <w:r>
+        <w:t xml:space="preserve">    phone    VARCHAR(20)  NULL,</w:t>
+      </w:r>
+    </w:p>
+    <w:p>
+      <w:pPr>
+        <w:pStyle w:val="SourceCode"/>
+      </w:pPr>
+      <w:r>
+        <w:t xml:space="preserve">    group_id INT          NULL,</w:t>
+      </w:r>
+    </w:p>
+    <w:p>
+      <w:pPr>
+        <w:pStyle w:val="SourceCode"/>
+      </w:pPr>
+      <w:r>
+        <w:t xml:space="preserve">    FOREIGN KEY (group_id) REFERENCES contact_groups_csharp (id)</w:t>
+      </w:r>
+    </w:p>
+    <w:p>
+      <w:pPr>
+        <w:pStyle w:val="SourceCode"/>
+      </w:pPr>
+      <w:r>
+        <w:t>) CHARACTER SET utf8mb4;</w:t>
+      </w:r>
+    </w:p>
+    <w:p>
+      <w:pPr>
+        <w:pStyle w:val="SourceCode"/>
+      </w:pPr>
+    </w:p>
+    <w:p>
+      <w:pPr>
+        <w:pStyle w:val="SourceCode"/>
+      </w:pPr>
+      <w:r>
+        <w:t>-- Lesson 4.6's three contacts, ids 1, 2, 3. group_id is left out, so it</w:t>
+      </w:r>
+    </w:p>
+    <w:p>
+      <w:pPr>
+        <w:pStyle w:val="SourceCode"/>
+      </w:pPr>
+      <w:r>
+        <w:t>-- starts as NULL: no contact is in a group yet.</w:t>
+      </w:r>
+    </w:p>
+    <w:p>
+      <w:pPr>
+        <w:pStyle w:val="SourceCode"/>
+      </w:pPr>
+      <w:r>
+        <w:t>INSERT INTO contacts_csharp (name, email, phone)</w:t>
+      </w:r>
+    </w:p>
+    <w:p>
+      <w:pPr>
+        <w:pStyle w:val="SourceCode"/>
+      </w:pPr>
+      <w:r>
+        <w:t xml:space="preserve">    VALUES ('Ada Lovelace', 'ada@example.com', '555-0100');</w:t>
+      </w:r>
+    </w:p>
+    <w:p>
+      <w:pPr>
+        <w:pStyle w:val="SourceCode"/>
+      </w:pPr>
+      <w:r>
+        <w:t>INSERT INTO contacts_csharp (name, email, phone)</w:t>
+      </w:r>
+    </w:p>
+    <w:p>
+      <w:pPr>
+        <w:pStyle w:val="SourceCode"/>
+        <w:keepNext/>
+      </w:pPr>
+      <w:r>
+        <w:t xml:space="preserve">    VALUES ('Grace Hopper', 'grace@example.com', NULL);</w:t>
+      </w:r>
+    </w:p>
+    <w:p>
+      <w:pPr>
+        <w:pStyle w:val="SourceCode"/>
+        <w:keepNext/>
+      </w:pPr>
+      <w:r>
+        <w:t>INSERT INTO contacts_csharp (name, email, phone)</w:t>
+      </w:r>
+    </w:p>
+    <w:p>
+      <w:pPr>
+        <w:pStyle w:val="SourceCode"/>
+      </w:pPr>
+      <w:r>
+        <w:t xml:space="preserve">    VALUES ('Alan Turing', 'alan@example.com', '555-0102');</w:t>
+      </w:r>
+    </w:p>
+    <w:p>
+      <w:pPr>
+        <w:keepNext/>
+      </w:pPr>
+    </w:p>
+    <w:p>
+      <w:pPr>
+        <w:pStyle w:val="Heading3"/>
+      </w:pPr>
+      <w:r>
+        <w:t>sql/reset_contacts_go.sql</w:t>
+      </w:r>
+    </w:p>
+    <w:p>
+      <w:pPr>
+        <w:pStyle w:val="SourceCode"/>
+        <w:keepNext/>
+      </w:pPr>
+      <w:r>
+        <w:t>-- Lesson 4.11's known state for Go. This file resets the Go programs' own</w:t>
+      </w:r>
+    </w:p>
+    <w:p>
+      <w:pPr>
+        <w:pStyle w:val="SourceCode"/>
+        <w:keepNext/>
+      </w:pPr>
+      <w:r>
+        <w:t>-- two tables, contacts_go and contact_groups_go: it drops them, with any</w:t>
+      </w:r>
+    </w:p>
+    <w:p>
+      <w:pPr>
+        <w:pStyle w:val="SourceCode"/>
+      </w:pPr>
+      <w:r>
+        <w:t>-- rows earlier lessons or your own experiments left in them, and builds</w:t>
+      </w:r>
+    </w:p>
+    <w:p>
+      <w:pPr>
+        <w:pStyle w:val="SourceCode"/>
+      </w:pPr>
+      <w:r>
+        <w:t>-- them again: an empty contact_groups_go table, and contacts_go with a</w:t>
+      </w:r>
+    </w:p>
+    <w:p>
+      <w:pPr>
+        <w:pStyle w:val="SourceCode"/>
+      </w:pPr>
+      <w:r>
+        <w:t>-- group_id column and Lesson 4.6's three contacts, none of them in a group</w:t>
+      </w:r>
+    </w:p>
+    <w:p>
+      <w:pPr>
+        <w:pStyle w:val="SourceCode"/>
+      </w:pPr>
+      <w:r>
+        <w:t>-- yet. Another language's tables are never touched.</w:t>
+      </w:r>
+    </w:p>
+    <w:p>
+      <w:pPr>
+        <w:pStyle w:val="SourceCode"/>
+      </w:pPr>
+    </w:p>
+    <w:p>
+      <w:pPr>
+        <w:pStyle w:val="SourceCode"/>
+      </w:pPr>
+      <w:r>
+        <w:t>-- Remove the old tables and every row in them (Lesson 4.4). contacts_go</w:t>
+      </w:r>
+    </w:p>
+    <w:p>
+      <w:pPr>
+        <w:pStyle w:val="SourceCode"/>
+      </w:pPr>
+      <w:r>
+        <w:t>-- goes first: its rows point at contact_groups_go, and the server refuses</w:t>
+      </w:r>
+    </w:p>
+    <w:p>
+      <w:pPr>
+        <w:pStyle w:val="SourceCode"/>
+      </w:pPr>
+      <w:r>
+        <w:t>-- to drop a table that another table's foreign key still points at. IF</w:t>
+      </w:r>
+    </w:p>
+    <w:p>
+      <w:pPr>
+        <w:pStyle w:val="SourceCode"/>
+      </w:pPr>
+      <w:r>
+        <w:t>-- EXISTS skips a table that is not there yet.</w:t>
+      </w:r>
+    </w:p>
+    <w:p>
+      <w:pPr>
+        <w:pStyle w:val="SourceCode"/>
+      </w:pPr>
+      <w:r>
+        <w:t>DROP TABLE IF EXISTS contacts_go;</w:t>
+      </w:r>
+    </w:p>
+    <w:p>
+      <w:pPr>
+        <w:pStyle w:val="SourceCode"/>
+      </w:pPr>
+      <w:r>
+        <w:t>DROP TABLE IF EXISTS contact_groups_go;</w:t>
+      </w:r>
+    </w:p>
+    <w:p>
+      <w:pPr>
+        <w:pStyle w:val="SourceCode"/>
+      </w:pPr>
+    </w:p>
+    <w:p>
+      <w:pPr>
+        <w:pStyle w:val="SourceCode"/>
+      </w:pPr>
+      <w:r>
+        <w:t>-- The new table: one row per group. id is numbered by the server, like the</w:t>
+      </w:r>
+    </w:p>
+    <w:p>
+      <w:pPr>
+        <w:pStyle w:val="SourceCode"/>
+      </w:pPr>
+      <w:r>
+        <w:t>-- contacts' id (Lesson 4.4), and name is the group's name. UNIQUE refuses a</w:t>
+      </w:r>
+    </w:p>
+    <w:p>
+      <w:pPr>
+        <w:pStyle w:val="SourceCode"/>
+      </w:pPr>
+      <w:r>
+        <w:t>-- second group with the same name, as Lesson 4.4's UNIQUE email refuses a</w:t>
+      </w:r>
+    </w:p>
+    <w:p>
+      <w:pPr>
+        <w:pStyle w:val="SourceCode"/>
+      </w:pPr>
+      <w:r>
+        <w:t>-- second contact with the same email.</w:t>
+      </w:r>
+    </w:p>
+    <w:p>
+      <w:pPr>
+        <w:pStyle w:val="SourceCode"/>
+      </w:pPr>
+      <w:r>
+        <w:t>CREATE TABLE contact_groups_go (</w:t>
+      </w:r>
+    </w:p>
+    <w:p>
+      <w:pPr>
+        <w:pStyle w:val="SourceCode"/>
+      </w:pPr>
+      <w:r>
+        <w:t xml:space="preserve">    id   INT AUTO_INCREMENT PRIMARY KEY,</w:t>
+      </w:r>
+    </w:p>
+    <w:p>
+      <w:pPr>
+        <w:pStyle w:val="SourceCode"/>
+      </w:pPr>
+      <w:r>
+        <w:t xml:space="preserve">    name VARCHAR(50) NOT NULL UNIQUE</w:t>
+      </w:r>
+    </w:p>
+    <w:p>
+      <w:pPr>
+        <w:pStyle w:val="SourceCode"/>
+      </w:pPr>
+      <w:r>
+        <w:t>) CHARACTER SET utf8mb4;</w:t>
+      </w:r>
+    </w:p>
+    <w:p>
+      <w:pPr>
+        <w:pStyle w:val="SourceCode"/>
+      </w:pPr>
+    </w:p>
+    <w:p>
+      <w:pPr>
+        <w:pStyle w:val="SourceCode"/>
+      </w:pPr>
+      <w:r>
+        <w:t>-- Lesson 4.4's contacts table, with one new column at the end. group_id</w:t>
+      </w:r>
+    </w:p>
+    <w:p>
+      <w:pPr>
+        <w:pStyle w:val="SourceCode"/>
+      </w:pPr>
+      <w:r>
+        <w:t>-- holds the id of the contact's group, or NULL for no group. FOREIGN KEY</w:t>
+      </w:r>
+    </w:p>
+    <w:p>
+      <w:pPr>
+        <w:pStyle w:val="SourceCode"/>
+      </w:pPr>
+      <w:r>
+        <w:t>-- makes the server check every value: group_id must be NULL or an id that</w:t>
+      </w:r>
+    </w:p>
+    <w:p>
+      <w:pPr>
+        <w:pStyle w:val="SourceCode"/>
+      </w:pPr>
+      <w:r>
+        <w:t>-- contact_groups_go really has. contact_groups_go is created first, because</w:t>
+      </w:r>
+    </w:p>
+    <w:p>
+      <w:pPr>
+        <w:pStyle w:val="SourceCode"/>
+      </w:pPr>
+      <w:r>
+        <w:t>-- the foreign key must name a table that already exists.</w:t>
+      </w:r>
+    </w:p>
+    <w:p>
+      <w:pPr>
+        <w:pStyle w:val="SourceCode"/>
+      </w:pPr>
+      <w:r>
+        <w:t>CREATE TABLE contacts_go (</w:t>
+      </w:r>
+    </w:p>
+    <w:p>
+      <w:pPr>
+        <w:pStyle w:val="SourceCode"/>
+      </w:pPr>
+      <w:r>
+        <w:t xml:space="preserve">    id       INT AUTO_INCREMENT PRIMARY KEY,</w:t>
+      </w:r>
+    </w:p>
+    <w:p>
+      <w:pPr>
+        <w:pStyle w:val="SourceCode"/>
+      </w:pPr>
+      <w:r>
+        <w:t xml:space="preserve">    name     VARCHAR(100) NOT NULL,</w:t>
+      </w:r>
+    </w:p>
+    <w:p>
+      <w:pPr>
+        <w:pStyle w:val="SourceCode"/>
+      </w:pPr>
+      <w:r>
+        <w:t xml:space="preserve">    email    VARCHAR(254) NOT NULL UNIQUE,</w:t>
+      </w:r>
+    </w:p>
+    <w:p>
+      <w:pPr>
+        <w:pStyle w:val="SourceCode"/>
+      </w:pPr>
+      <w:r>
+        <w:t xml:space="preserve">    phone    VARCHAR(20)  NULL,</w:t>
+      </w:r>
+    </w:p>
+    <w:p>
+      <w:pPr>
+        <w:pStyle w:val="SourceCode"/>
+      </w:pPr>
+      <w:r>
+        <w:t xml:space="preserve">    group_id INT          NULL,</w:t>
+      </w:r>
+    </w:p>
+    <w:p>
+      <w:pPr>
+        <w:pStyle w:val="SourceCode"/>
+      </w:pPr>
+      <w:r>
+        <w:t xml:space="preserve">    FOREIGN KEY (group_id) REFERENCES contact_groups_go (id)</w:t>
+      </w:r>
+    </w:p>
+    <w:p>
+      <w:pPr>
+        <w:pStyle w:val="SourceCode"/>
+      </w:pPr>
+      <w:r>
+        <w:t>) CHARACTER SET utf8mb4;</w:t>
+      </w:r>
+    </w:p>
+    <w:p>
+      <w:pPr>
+        <w:pStyle w:val="SourceCode"/>
+      </w:pPr>
+    </w:p>
+    <w:p>
+      <w:pPr>
+        <w:pStyle w:val="SourceCode"/>
+      </w:pPr>
+      <w:r>
+        <w:t>-- Lesson 4.6's three contacts, ids 1, 2, 3. group_id is left out, so it</w:t>
+      </w:r>
+    </w:p>
+    <w:p>
+      <w:pPr>
+        <w:pStyle w:val="SourceCode"/>
+      </w:pPr>
+      <w:r>
+        <w:t>-- starts as NULL: no contact is in a group yet.</w:t>
+      </w:r>
+    </w:p>
+    <w:p>
+      <w:pPr>
+        <w:pStyle w:val="SourceCode"/>
+      </w:pPr>
+      <w:r>
+        <w:t>INSERT INTO contacts_go (name, email, phone)</w:t>
+      </w:r>
+    </w:p>
+    <w:p>
+      <w:pPr>
+        <w:pStyle w:val="SourceCode"/>
+      </w:pPr>
+      <w:r>
+        <w:t xml:space="preserve">    VALUES ('Ada Lovelace', 'ada@example.com', '555-0100');</w:t>
+      </w:r>
+    </w:p>
+    <w:p>
+      <w:pPr>
+        <w:pStyle w:val="SourceCode"/>
+      </w:pPr>
+      <w:r>
+        <w:t>INSERT INTO contacts_go (name, email, phone)</w:t>
+      </w:r>
+    </w:p>
+    <w:p>
+      <w:pPr>
+        <w:pStyle w:val="SourceCode"/>
+        <w:keepNext/>
+      </w:pPr>
+      <w:r>
+        <w:t xml:space="preserve">    VALUES ('Grace Hopper', 'grace@example.com', NULL);</w:t>
+      </w:r>
+    </w:p>
+    <w:p>
+      <w:pPr>
+        <w:pStyle w:val="SourceCode"/>
+        <w:keepNext/>
+      </w:pPr>
+      <w:r>
+        <w:t>INSERT INTO contacts_go (name, email, phone)</w:t>
+      </w:r>
+    </w:p>
+    <w:p>
+      <w:pPr>
+        <w:pStyle w:val="SourceCode"/>
+      </w:pPr>
+      <w:r>
+        <w:t xml:space="preserve">    VALUES ('Alan Turing', 'alan@example.com', '555-0102');</w:t>
+      </w:r>
+    </w:p>
+    <w:p>
+      <w:pPr>
+        <w:keepNext/>
+      </w:pPr>
+    </w:p>
+    <w:p>
+      <w:pPr>
+        <w:pStyle w:val="Heading3"/>
+      </w:pPr>
+      <w:r>
+        <w:t>sql/reset_contacts_python.sql</w:t>
+      </w:r>
+    </w:p>
+    <w:p>
+      <w:pPr>
+        <w:pStyle w:val="SourceCode"/>
+        <w:keepNext/>
+      </w:pPr>
+      <w:r>
+        <w:t>-- Lesson 4.11's known state for Python. This file resets the Python</w:t>
+      </w:r>
+    </w:p>
+    <w:p>
+      <w:pPr>
+        <w:pStyle w:val="SourceCode"/>
+        <w:keepNext/>
+      </w:pPr>
+      <w:r>
+        <w:t>-- programs' own two tables, contacts_python and contact_groups_python: it</w:t>
+      </w:r>
+    </w:p>
+    <w:p>
+      <w:pPr>
+        <w:pStyle w:val="SourceCode"/>
+      </w:pPr>
+      <w:r>
+        <w:t>-- drops them, with any rows earlier lessons or your own experiments left in</w:t>
+      </w:r>
+    </w:p>
+    <w:p>
+      <w:pPr>
+        <w:pStyle w:val="SourceCode"/>
+      </w:pPr>
+      <w:r>
+        <w:t>-- them, and builds them again: an empty contact_groups_python table, and</w:t>
+      </w:r>
+    </w:p>
+    <w:p>
+      <w:pPr>
+        <w:pStyle w:val="SourceCode"/>
+      </w:pPr>
+      <w:r>
+        <w:t>-- contacts_python with a group_id column and Lesson 4.6's three contacts,</w:t>
+      </w:r>
+    </w:p>
+    <w:p>
+      <w:pPr>
+        <w:pStyle w:val="SourceCode"/>
+      </w:pPr>
+      <w:r>
+        <w:t>-- none of them in a group yet. Another language's tables are never touched.</w:t>
+      </w:r>
+    </w:p>
+    <w:p>
+      <w:pPr>
+        <w:pStyle w:val="SourceCode"/>
+      </w:pPr>
+    </w:p>
+    <w:p>
+      <w:pPr>
+        <w:pStyle w:val="SourceCode"/>
+      </w:pPr>
+      <w:r>
+        <w:t>-- Remove the old tables and every row in them (Lesson 4.4). contacts_python</w:t>
+      </w:r>
+    </w:p>
+    <w:p>
+      <w:pPr>
+        <w:pStyle w:val="SourceCode"/>
+      </w:pPr>
+      <w:r>
+        <w:t>-- goes first: its rows point at contact_groups_python, and the server</w:t>
+      </w:r>
+    </w:p>
+    <w:p>
+      <w:pPr>
+        <w:pStyle w:val="SourceCode"/>
+      </w:pPr>
+      <w:r>
+        <w:t>-- refuses to drop a table that another table's foreign key still points at.</w:t>
+      </w:r>
+    </w:p>
+    <w:p>
+      <w:pPr>
+        <w:pStyle w:val="SourceCode"/>
+      </w:pPr>
+      <w:r>
+        <w:t>-- IF EXISTS skips a table that is not there yet.</w:t>
+      </w:r>
+    </w:p>
+    <w:p>
+      <w:pPr>
+        <w:pStyle w:val="SourceCode"/>
+      </w:pPr>
+      <w:r>
+        <w:t>DROP TABLE IF EXISTS contacts_python;</w:t>
+      </w:r>
+    </w:p>
+    <w:p>
+      <w:pPr>
+        <w:pStyle w:val="SourceCode"/>
+      </w:pPr>
+      <w:r>
+        <w:t>DROP TABLE IF EXISTS contact_groups_python;</w:t>
+      </w:r>
+    </w:p>
+    <w:p>
+      <w:pPr>
+        <w:pStyle w:val="SourceCode"/>
+      </w:pPr>
+    </w:p>
+    <w:p>
+      <w:pPr>
+        <w:pStyle w:val="SourceCode"/>
+      </w:pPr>
+      <w:r>
+        <w:t>-- The new table: one row per group. id is numbered by the server, like the</w:t>
+      </w:r>
+    </w:p>
+    <w:p>
+      <w:pPr>
+        <w:pStyle w:val="SourceCode"/>
+      </w:pPr>
+      <w:r>
+        <w:t>-- contacts' id (Lesson 4.4), and name is the group's name. UNIQUE refuses a</w:t>
+      </w:r>
+    </w:p>
+    <w:p>
+      <w:pPr>
+        <w:pStyle w:val="SourceCode"/>
+      </w:pPr>
+      <w:r>
+        <w:t>-- second group with the same name, as Lesson 4.4's UNIQUE email refuses a</w:t>
+      </w:r>
+    </w:p>
+    <w:p>
+      <w:pPr>
+        <w:pStyle w:val="SourceCode"/>
+      </w:pPr>
+      <w:r>
+        <w:t>-- second contact with the same email.</w:t>
+      </w:r>
+    </w:p>
+    <w:p>
+      <w:pPr>
+        <w:pStyle w:val="SourceCode"/>
+      </w:pPr>
+      <w:r>
+        <w:t>CREATE TABLE contact_groups_python (</w:t>
+      </w:r>
+    </w:p>
+    <w:p>
+      <w:pPr>
+        <w:pStyle w:val="SourceCode"/>
+      </w:pPr>
+      <w:r>
+        <w:t xml:space="preserve">    id   INT AUTO_INCREMENT PRIMARY KEY,</w:t>
+      </w:r>
+    </w:p>
+    <w:p>
+      <w:pPr>
+        <w:pStyle w:val="SourceCode"/>
+      </w:pPr>
+      <w:r>
+        <w:t xml:space="preserve">    name VARCHAR(50) NOT NULL UNIQUE</w:t>
+      </w:r>
+    </w:p>
+    <w:p>
+      <w:pPr>
+        <w:pStyle w:val="SourceCode"/>
+      </w:pPr>
+      <w:r>
+        <w:t>) CHARACTER SET utf8mb4;</w:t>
+      </w:r>
+    </w:p>
+    <w:p>
+      <w:pPr>
+        <w:pStyle w:val="SourceCode"/>
+      </w:pPr>
+    </w:p>
+    <w:p>
+      <w:pPr>
+        <w:pStyle w:val="SourceCode"/>
+      </w:pPr>
+      <w:r>
+        <w:t>-- Lesson 4.4's contacts table, with one new column at the end. group_id</w:t>
+      </w:r>
+    </w:p>
+    <w:p>
+      <w:pPr>
+        <w:pStyle w:val="SourceCode"/>
+      </w:pPr>
+      <w:r>
+        <w:t>-- holds the id of the contact's group, or NULL for no group. FOREIGN KEY</w:t>
+      </w:r>
+    </w:p>
+    <w:p>
+      <w:pPr>
+        <w:pStyle w:val="SourceCode"/>
+      </w:pPr>
+      <w:r>
+        <w:t>-- makes the server check every value: group_id must be NULL or an id that</w:t>
+      </w:r>
+    </w:p>
+    <w:p>
+      <w:pPr>
+        <w:pStyle w:val="SourceCode"/>
+      </w:pPr>
+      <w:r>
+        <w:t>-- contact_groups_python really has. contact_groups_python is created first,</w:t>
+      </w:r>
+    </w:p>
+    <w:p>
+      <w:pPr>
+        <w:pStyle w:val="SourceCode"/>
+      </w:pPr>
+      <w:r>
+        <w:t>-- because the foreign key must name a table that already exists.</w:t>
+      </w:r>
+    </w:p>
+    <w:p>
+      <w:pPr>
+        <w:pStyle w:val="SourceCode"/>
+      </w:pPr>
+      <w:r>
+        <w:t>CREATE TABLE contacts_python (</w:t>
+      </w:r>
+    </w:p>
+    <w:p>
+      <w:pPr>
+        <w:pStyle w:val="SourceCode"/>
+      </w:pPr>
+      <w:r>
+        <w:t xml:space="preserve">    id       INT AUTO_INCREMENT PRIMARY KEY,</w:t>
+      </w:r>
+    </w:p>
+    <w:p>
+      <w:pPr>
+        <w:pStyle w:val="SourceCode"/>
+      </w:pPr>
+      <w:r>
+        <w:t xml:space="preserve">    name     VARCHAR(100) NOT NULL,</w:t>
+      </w:r>
+    </w:p>
+    <w:p>
+      <w:pPr>
+        <w:pStyle w:val="SourceCode"/>
+      </w:pPr>
+      <w:r>
+        <w:t xml:space="preserve">    email    VARCHAR(254) NOT NULL UNIQUE,</w:t>
+      </w:r>
+    </w:p>
+    <w:p>
+      <w:pPr>
+        <w:pStyle w:val="SourceCode"/>
+      </w:pPr>
+      <w:r>
+        <w:t xml:space="preserve">    phone    VARCHAR(20)  NULL,</w:t>
+      </w:r>
+    </w:p>
+    <w:p>
+      <w:pPr>
+        <w:pStyle w:val="SourceCode"/>
+      </w:pPr>
+      <w:r>
+        <w:t xml:space="preserve">    group_id INT          NULL,</w:t>
+      </w:r>
+    </w:p>
+    <w:p>
+      <w:pPr>
+        <w:pStyle w:val="SourceCode"/>
+      </w:pPr>
+      <w:r>
+        <w:t xml:space="preserve">    FOREIGN KEY (group_id) REFERENCES contact_groups_python (id)</w:t>
+      </w:r>
+    </w:p>
+    <w:p>
+      <w:pPr>
+        <w:pStyle w:val="SourceCode"/>
+      </w:pPr>
+      <w:r>
+        <w:t>) CHARACTER SET utf8mb4;</w:t>
+      </w:r>
+    </w:p>
+    <w:p>
+      <w:pPr>
+        <w:pStyle w:val="SourceCode"/>
+      </w:pPr>
+    </w:p>
+    <w:p>
+      <w:pPr>
+        <w:pStyle w:val="SourceCode"/>
+      </w:pPr>
+      <w:r>
+        <w:t>-- Lesson 4.6's three contacts, ids 1, 2, 3. group_id is left out, so it</w:t>
+      </w:r>
+    </w:p>
+    <w:p>
+      <w:pPr>
+        <w:pStyle w:val="SourceCode"/>
+      </w:pPr>
+      <w:r>
+        <w:t>-- starts as NULL: no contact is in a group yet.</w:t>
+      </w:r>
+    </w:p>
+    <w:p>
+      <w:pPr>
+        <w:pStyle w:val="SourceCode"/>
+      </w:pPr>
+      <w:r>
+        <w:t>INSERT INTO contacts_python (name, email, phone)</w:t>
+      </w:r>
+    </w:p>
+    <w:p>
+      <w:pPr>
+        <w:pStyle w:val="SourceCode"/>
+      </w:pPr>
+      <w:r>
+        <w:t xml:space="preserve">    VALUES ('Ada Lovelace', 'ada@example.com', '555-0100');</w:t>
+      </w:r>
+    </w:p>
+    <w:p>
+      <w:pPr>
+        <w:pStyle w:val="SourceCode"/>
+      </w:pPr>
+      <w:r>
+        <w:t>INSERT INTO contacts_python (name, email, phone)</w:t>
+      </w:r>
+    </w:p>
+    <w:p>
+      <w:pPr>
+        <w:pStyle w:val="SourceCode"/>
+        <w:keepNext/>
+      </w:pPr>
+      <w:r>
+        <w:t xml:space="preserve">    VALUES ('Grace Hopper', 'grace@example.com', NULL);</w:t>
+      </w:r>
+    </w:p>
+    <w:p>
+      <w:pPr>
+        <w:pStyle w:val="SourceCode"/>
+        <w:keepNext/>
+      </w:pPr>
+      <w:r>
+        <w:t>INSERT INTO contacts_python (name, email, phone)</w:t>
+      </w:r>
+    </w:p>
+    <w:p>
+      <w:pPr>
+        <w:pStyle w:val="SourceCode"/>
+      </w:pPr>
+      <w:r>
+        <w:t xml:space="preserve">    VALUES ('Alan Turing', 'alan@example.com', '555-0102');</w:t>
+      </w:r>
+    </w:p>
+    <w:p>
+      <w:pPr>
+        <w:keepNext/>
+      </w:pPr>
+    </w:p>
+    <w:p>
+      <w:pPr>
+        <w:pStyle w:val="Heading3"/>
+      </w:pPr>
+      <w:r>
+        <w:t>sql/reset_contacts_typescript.sql</w:t>
+      </w:r>
+    </w:p>
+    <w:p>
+      <w:pPr>
+        <w:pStyle w:val="SourceCode"/>
+        <w:keepNext/>
+      </w:pPr>
+      <w:r>
+        <w:t>-- Lesson 4.11's known state for TypeScript. This file resets the TypeScript</w:t>
+      </w:r>
+    </w:p>
+    <w:p>
+      <w:pPr>
+        <w:pStyle w:val="SourceCode"/>
+        <w:keepNext/>
+      </w:pPr>
+      <w:r>
+        <w:t>-- programs' own two tables, contacts_typescript and</w:t>
+      </w:r>
+    </w:p>
+    <w:p>
+      <w:pPr>
+        <w:pStyle w:val="SourceCode"/>
+      </w:pPr>
+      <w:r>
+        <w:t>-- contact_groups_typescript: it drops them, with any rows earlier lessons</w:t>
+      </w:r>
+    </w:p>
+    <w:p>
+      <w:pPr>
+        <w:pStyle w:val="SourceCode"/>
+      </w:pPr>
+      <w:r>
+        <w:t>-- or your own experiments left in them, and builds them again: an empty</w:t>
+      </w:r>
+    </w:p>
+    <w:p>
+      <w:pPr>
+        <w:pStyle w:val="SourceCode"/>
+      </w:pPr>
+      <w:r>
+        <w:t>-- contact_groups_typescript table, and contacts_typescript with a group_id</w:t>
+      </w:r>
+    </w:p>
+    <w:p>
+      <w:pPr>
+        <w:pStyle w:val="SourceCode"/>
+      </w:pPr>
+      <w:r>
+        <w:t>-- column and Lesson 4.6's three contacts, none of them in a group yet.</w:t>
+      </w:r>
+    </w:p>
+    <w:p>
+      <w:pPr>
+        <w:pStyle w:val="SourceCode"/>
+      </w:pPr>
+      <w:r>
+        <w:t>-- Another language's tables are never touched.</w:t>
+      </w:r>
+    </w:p>
+    <w:p>
+      <w:pPr>
+        <w:pStyle w:val="SourceCode"/>
+      </w:pPr>
+    </w:p>
+    <w:p>
+      <w:pPr>
+        <w:pStyle w:val="SourceCode"/>
+      </w:pPr>
+      <w:r>
+        <w:t>-- Remove the old tables and every row in them (Lesson 4.4).</w:t>
+      </w:r>
+    </w:p>
+    <w:p>
+      <w:pPr>
+        <w:pStyle w:val="SourceCode"/>
+      </w:pPr>
+      <w:r>
+        <w:t>-- contacts_typescript goes first: its rows point at</w:t>
+      </w:r>
+    </w:p>
+    <w:p>
+      <w:pPr>
+        <w:pStyle w:val="SourceCode"/>
+      </w:pPr>
+      <w:r>
+        <w:t>-- contact_groups_typescript, and the server refuses to drop a table that</w:t>
+      </w:r>
+    </w:p>
+    <w:p>
+      <w:pPr>
+        <w:pStyle w:val="SourceCode"/>
+      </w:pPr>
+      <w:r>
+        <w:t>-- another table's foreign key still points at. IF EXISTS skips a table that</w:t>
+      </w:r>
+    </w:p>
+    <w:p>
+      <w:pPr>
+        <w:pStyle w:val="SourceCode"/>
+      </w:pPr>
+      <w:r>
+        <w:t>-- is not there yet.</w:t>
+      </w:r>
+    </w:p>
+    <w:p>
+      <w:pPr>
+        <w:pStyle w:val="SourceCode"/>
+      </w:pPr>
+      <w:r>
+        <w:t>DROP TABLE IF EXISTS contacts_typescript;</w:t>
+      </w:r>
+    </w:p>
+    <w:p>
+      <w:pPr>
+        <w:pStyle w:val="SourceCode"/>
+      </w:pPr>
+      <w:r>
+        <w:t>DROP TABLE IF EXISTS contact_groups_typescript;</w:t>
+      </w:r>
+    </w:p>
+    <w:p>
+      <w:pPr>
+        <w:pStyle w:val="SourceCode"/>
+      </w:pPr>
+    </w:p>
+    <w:p>
+      <w:pPr>
+        <w:pStyle w:val="SourceCode"/>
+      </w:pPr>
+      <w:r>
+        <w:t>-- The new table: one row per group. id is numbered by the server, like the</w:t>
+      </w:r>
+    </w:p>
+    <w:p>
+      <w:pPr>
+        <w:pStyle w:val="SourceCode"/>
+      </w:pPr>
+      <w:r>
+        <w:t>-- contacts' id (Lesson 4.4), and name is the group's name. UNIQUE refuses a</w:t>
+      </w:r>
+    </w:p>
+    <w:p>
+      <w:pPr>
+        <w:pStyle w:val="SourceCode"/>
+      </w:pPr>
+      <w:r>
+        <w:t>-- second group with the same name, as Lesson 4.4's UNIQUE email refuses a</w:t>
+      </w:r>
+    </w:p>
+    <w:p>
+      <w:pPr>
+        <w:pStyle w:val="SourceCode"/>
+      </w:pPr>
+      <w:r>
+        <w:t>-- second contact with the same email.</w:t>
+      </w:r>
+    </w:p>
+    <w:p>
+      <w:pPr>
+        <w:pStyle w:val="SourceCode"/>
+      </w:pPr>
+      <w:r>
+        <w:t>CREATE TABLE contact_groups_typescript (</w:t>
+      </w:r>
+    </w:p>
+    <w:p>
+      <w:pPr>
+        <w:pStyle w:val="SourceCode"/>
+      </w:pPr>
+      <w:r>
+        <w:t xml:space="preserve">    id   INT AUTO_INCREMENT PRIMARY KEY,</w:t>
+      </w:r>
+    </w:p>
+    <w:p>
+      <w:pPr>
+        <w:pStyle w:val="SourceCode"/>
+      </w:pPr>
+      <w:r>
+        <w:t xml:space="preserve">    name VARCHAR(50) NOT NULL UNIQUE</w:t>
+      </w:r>
+    </w:p>
+    <w:p>
+      <w:pPr>
+        <w:pStyle w:val="SourceCode"/>
+      </w:pPr>
+      <w:r>
+        <w:t>) CHARACTER SET utf8mb4;</w:t>
+      </w:r>
+    </w:p>
+    <w:p>
+      <w:pPr>
+        <w:pStyle w:val="SourceCode"/>
+      </w:pPr>
+    </w:p>
+    <w:p>
+      <w:pPr>
+        <w:pStyle w:val="SourceCode"/>
+      </w:pPr>
+      <w:r>
+        <w:t>-- Lesson 4.4's contacts table, with one new column at the end. group_id</w:t>
+      </w:r>
+    </w:p>
+    <w:p>
+      <w:pPr>
+        <w:pStyle w:val="SourceCode"/>
+      </w:pPr>
+      <w:r>
+        <w:t>-- holds the id of the contact's group, or NULL for no group. FOREIGN KEY</w:t>
+      </w:r>
+    </w:p>
+    <w:p>
+      <w:pPr>
+        <w:pStyle w:val="SourceCode"/>
+      </w:pPr>
+      <w:r>
+        <w:t>-- makes the server check every value: group_id must be NULL or an id that</w:t>
+      </w:r>
+    </w:p>
+    <w:p>
+      <w:pPr>
+        <w:pStyle w:val="SourceCode"/>
+      </w:pPr>
+      <w:r>
+        <w:t>-- contact_groups_typescript really has. contact_groups_typescript is</w:t>
+      </w:r>
+    </w:p>
+    <w:p>
+      <w:pPr>
+        <w:pStyle w:val="SourceCode"/>
+      </w:pPr>
+      <w:r>
+        <w:t>-- created first, because the foreign key must name a table that already</w:t>
+      </w:r>
+    </w:p>
+    <w:p>
+      <w:pPr>
+        <w:pStyle w:val="SourceCode"/>
+      </w:pPr>
+      <w:r>
+        <w:t>-- exists.</w:t>
+      </w:r>
+    </w:p>
+    <w:p>
+      <w:pPr>
+        <w:pStyle w:val="SourceCode"/>
+      </w:pPr>
+      <w:r>
+        <w:t>CREATE TABLE contacts_typescript (</w:t>
+      </w:r>
+    </w:p>
+    <w:p>
+      <w:pPr>
+        <w:pStyle w:val="SourceCode"/>
+      </w:pPr>
+      <w:r>
+        <w:t xml:space="preserve">    id       INT AUTO_INCREMENT PRIMARY KEY,</w:t>
+      </w:r>
+    </w:p>
+    <w:p>
+      <w:pPr>
+        <w:pStyle w:val="SourceCode"/>
+      </w:pPr>
+      <w:r>
+        <w:t xml:space="preserve">    name     VARCHAR(100) NOT NULL,</w:t>
+      </w:r>
+    </w:p>
+    <w:p>
+      <w:pPr>
+        <w:pStyle w:val="SourceCode"/>
+      </w:pPr>
+      <w:r>
+        <w:t xml:space="preserve">    email    VARCHAR(254) NOT NULL UNIQUE,</w:t>
+      </w:r>
+    </w:p>
+    <w:p>
+      <w:pPr>
+        <w:pStyle w:val="SourceCode"/>
+      </w:pPr>
+      <w:r>
+        <w:t xml:space="preserve">    phone    VARCHAR(20)  NULL,</w:t>
+      </w:r>
+    </w:p>
+    <w:p>
+      <w:pPr>
+        <w:pStyle w:val="SourceCode"/>
+      </w:pPr>
+      <w:r>
+        <w:t xml:space="preserve">    group_id INT          NULL,</w:t>
+      </w:r>
+    </w:p>
+    <w:p>
+      <w:pPr>
+        <w:pStyle w:val="SourceCode"/>
+      </w:pPr>
+      <w:r>
+        <w:t xml:space="preserve">    FOREIGN KEY (group_id) REFERENCES contact_groups_typescript (id)</w:t>
+      </w:r>
+    </w:p>
+    <w:p>
+      <w:pPr>
+        <w:pStyle w:val="SourceCode"/>
+      </w:pPr>
+      <w:r>
+        <w:t>) CHARACTER SET utf8mb4;</w:t>
+      </w:r>
+    </w:p>
+    <w:p>
+      <w:pPr>
+        <w:pStyle w:val="SourceCode"/>
+      </w:pPr>
+    </w:p>
+    <w:p>
+      <w:pPr>
+        <w:pStyle w:val="SourceCode"/>
+      </w:pPr>
+      <w:r>
+        <w:t>-- Lesson 4.6's three contacts, ids 1, 2, 3. group_id is left out, so it</w:t>
+      </w:r>
+    </w:p>
+    <w:p>
+      <w:pPr>
+        <w:pStyle w:val="SourceCode"/>
+      </w:pPr>
+      <w:r>
+        <w:t>-- starts as NULL: no contact is in a group yet.</w:t>
+      </w:r>
+    </w:p>
+    <w:p>
+      <w:pPr>
+        <w:pStyle w:val="SourceCode"/>
+      </w:pPr>
+      <w:r>
+        <w:t>INSERT INTO contacts_typescript (name, email, phone)</w:t>
+      </w:r>
+    </w:p>
+    <w:p>
+      <w:pPr>
+        <w:pStyle w:val="SourceCode"/>
+      </w:pPr>
+      <w:r>
+        <w:t xml:space="preserve">    VALUES ('Ada Lovelace', 'ada@example.com', '555-0100');</w:t>
+      </w:r>
+    </w:p>
+    <w:p>
+      <w:pPr>
+        <w:pStyle w:val="SourceCode"/>
+      </w:pPr>
+      <w:r>
+        <w:t>INSERT INTO contacts_typescript (name, email, phone)</w:t>
+      </w:r>
+    </w:p>
+    <w:p>
+      <w:pPr>
+        <w:pStyle w:val="SourceCode"/>
+        <w:keepNext/>
+      </w:pPr>
+      <w:r>
+        <w:t xml:space="preserve">    VALUES ('Grace Hopper', 'grace@example.com', NULL);</w:t>
+      </w:r>
+    </w:p>
+    <w:p>
+      <w:pPr>
+        <w:pStyle w:val="SourceCode"/>
+        <w:keepNext/>
+      </w:pPr>
+      <w:r>
+        <w:t>INSERT INTO contacts_typescript (name, email, phone)</w:t>
+      </w:r>
+    </w:p>
+    <w:p>
+      <w:pPr>
+        <w:pStyle w:val="SourceCode"/>
+      </w:pPr>
+      <w:r>
+        <w:t xml:space="preserve">    VALUES ('Alan Turing', 'alan@example.com', '555-0102');</w:t>
+      </w:r>
+    </w:p>
+    <w:p>
+      <w:pPr>
+        <w:keepNext/>
+      </w:pPr>
+    </w:p>
+    <w:p>
+      <w:r>
+        <w:t>The first client command is Lesson 4.2's CREATE DATABASE IF NOT EXISTS spa_contacts, so this lesson works even if you start here. The next six run the files, one per language. Remember, source is the mysql client's own command, and it runs every statement in a file, in order, printing nothing when they succeed; the client runs its own commands from -e only when --commands is given (Lesson 4.6). On Linux or macOS, &lt; sends the file to the client's input instead, which does the same. The last shows the C progr</w:t>
+      </w:r>
+      <w:r>
+        <w:t>ams' table, contacts_c, with its new column; put your language's table in its place to see that one: it holds the same rows. Remember, MYSQL_PWD lasts only until the block's last line, -D names the database, and -t prints the answer as a table.</w:t>
+      </w:r>
+    </w:p>
+    <w:p>
+      <w:pPr>
+        <w:keepNext/>
+      </w:pPr>
+    </w:p>
+    <w:p>
+      <w:pPr>
+        <w:pStyle w:val="Heading3"/>
+      </w:pPr>
+      <w:r>
         <w:t>Windows PowerShell Data Reset</w:t>
       </w:r>
     </w:p>
@@ -2648,7 +4548,6 @@
     <w:p>
       <w:pPr>
         <w:pStyle w:val="CommandBlock"/>
-        <w:keepNext/>
       </w:pPr>
       <w:r>
         <w:t>&amp; $mysql -u devuser -h 127.0.0.1 -P 3306 `</w:t>
@@ -2657,7 +4556,6 @@
     <w:p>
       <w:pPr>
         <w:pStyle w:val="CommandBlock"/>
-        <w:keepNext/>
       </w:pPr>
       <w:r>
         <w:t xml:space="preserve">    -e "CREATE DATABASE IF NOT EXISTS spa_contacts"</w:t>
@@ -2666,7 +4564,6 @@
     <w:p>
       <w:pPr>
         <w:pStyle w:val="CommandBlock"/>
-        <w:keepNext/>
       </w:pPr>
       <w:r>
         <w:t>&amp; $mysql -u devuser -h 127.0.0.1 -P 3306 -D spa_contacts --commands `</w:t>
@@ -2675,15 +4572,94 @@
     <w:p>
       <w:pPr>
         <w:pStyle w:val="CommandBlock"/>
-        <w:keepNext/>
-      </w:pPr>
-      <w:r>
-        <w:t xml:space="preserve">    -e "source ./sql/reset_contacts.sql"</w:t>
+      </w:pPr>
+      <w:r>
+        <w:t xml:space="preserve">    -e "source ./sql/reset_contacts_c.sql"</w:t>
       </w:r>
     </w:p>
     <w:p>
       <w:pPr>
         <w:pStyle w:val="CommandBlock"/>
+      </w:pPr>
+      <w:r>
+        <w:t>&amp; $mysql -u devuser -h 127.0.0.1 -P 3306 -D spa_contacts --commands `</w:t>
+      </w:r>
+    </w:p>
+    <w:p>
+      <w:pPr>
+        <w:pStyle w:val="CommandBlock"/>
+      </w:pPr>
+      <w:r>
+        <w:t xml:space="preserve">    -e "source ./sql/reset_contacts_cpp.sql"</w:t>
+      </w:r>
+    </w:p>
+    <w:p>
+      <w:pPr>
+        <w:pStyle w:val="CommandBlock"/>
+      </w:pPr>
+      <w:r>
+        <w:t>&amp; $mysql -u devuser -h 127.0.0.1 -P 3306 -D spa_contacts --commands `</w:t>
+      </w:r>
+    </w:p>
+    <w:p>
+      <w:pPr>
+        <w:pStyle w:val="CommandBlock"/>
+      </w:pPr>
+      <w:r>
+        <w:t xml:space="preserve">    -e "source ./sql/reset_contacts_csharp.sql"</w:t>
+      </w:r>
+    </w:p>
+    <w:p>
+      <w:pPr>
+        <w:pStyle w:val="CommandBlock"/>
+      </w:pPr>
+      <w:r>
+        <w:t>&amp; $mysql -u devuser -h 127.0.0.1 -P 3306 -D spa_contacts --commands `</w:t>
+      </w:r>
+    </w:p>
+    <w:p>
+      <w:pPr>
+        <w:pStyle w:val="CommandBlock"/>
+      </w:pPr>
+      <w:r>
+        <w:t xml:space="preserve">    -e "source ./sql/reset_contacts_go.sql"</w:t>
+      </w:r>
+    </w:p>
+    <w:p>
+      <w:pPr>
+        <w:pStyle w:val="CommandBlock"/>
+      </w:pPr>
+      <w:r>
+        <w:t>&amp; $mysql -u devuser -h 127.0.0.1 -P 3306 -D spa_contacts --commands `</w:t>
+      </w:r>
+    </w:p>
+    <w:p>
+      <w:pPr>
+        <w:pStyle w:val="CommandBlock"/>
+      </w:pPr>
+      <w:r>
+        <w:t xml:space="preserve">    -e "source ./sql/reset_contacts_python.sql"</w:t>
+      </w:r>
+    </w:p>
+    <w:p>
+      <w:pPr>
+        <w:pStyle w:val="CommandBlock"/>
+      </w:pPr>
+      <w:r>
+        <w:t>&amp; $mysql -u devuser -h 127.0.0.1 -P 3306 -D spa_contacts --commands `</w:t>
+      </w:r>
+    </w:p>
+    <w:p>
+      <w:pPr>
+        <w:pStyle w:val="CommandBlock"/>
+      </w:pPr>
+      <w:r>
+        <w:t xml:space="preserve">    -e "source ./sql/reset_contacts_typescript.sql"</w:t>
+      </w:r>
+    </w:p>
+    <w:p>
+      <w:pPr>
+        <w:pStyle w:val="CommandBlock"/>
         <w:keepNext/>
       </w:pPr>
       <w:r>
@@ -2696,7 +4672,7 @@
         <w:keepNext/>
       </w:pPr>
       <w:r>
-        <w:t xml:space="preserve">    -e "SELECT id, name, email, phone, group_id FROM contacts ORDER BY id"</w:t>
+        <w:t xml:space="preserve">    -e "SELECT id, name, email, phone, group_id FROM contacts_c ORDER BY id"</w:t>
       </w:r>
     </w:p>
     <w:p>
@@ -2741,7 +4717,6 @@
     <w:p>
       <w:pPr>
         <w:pStyle w:val="CommandBlock"/>
-        <w:keepNext/>
       </w:pPr>
       <w:r>
         <w:t xml:space="preserve">    -e "CREATE DATABASE IF NOT EXISTS spa_contacts"</w:t>
@@ -2750,15 +4725,102 @@
     <w:p>
       <w:pPr>
         <w:pStyle w:val="CommandBlock"/>
-        <w:keepNext/>
-      </w:pPr>
-      <w:r>
-        <w:t>mysql -u devuser -h 127.0.0.1 -P 3306 -D spa_contacts &lt; ./sql/reset_contacts.sql</w:t>
+      </w:pPr>
+      <w:r>
+        <w:t>mysql -u devuser -h 127.0.0.1 -P 3306 -D spa_contacts \</w:t>
       </w:r>
     </w:p>
     <w:p>
       <w:pPr>
         <w:pStyle w:val="CommandBlock"/>
+      </w:pPr>
+      <w:r>
+        <w:t xml:space="preserve">    &lt; ./sql/reset_contacts_c.sql</w:t>
+      </w:r>
+    </w:p>
+    <w:p>
+      <w:pPr>
+        <w:pStyle w:val="CommandBlock"/>
+      </w:pPr>
+      <w:r>
+        <w:t>mysql -u devuser -h 127.0.0.1 -P 3306 -D spa_contacts \</w:t>
+      </w:r>
+    </w:p>
+    <w:p>
+      <w:pPr>
+        <w:pStyle w:val="CommandBlock"/>
+      </w:pPr>
+      <w:r>
+        <w:t xml:space="preserve">    &lt; ./sql/reset_contacts_cpp.sql</w:t>
+      </w:r>
+    </w:p>
+    <w:p>
+      <w:pPr>
+        <w:pStyle w:val="CommandBlock"/>
+      </w:pPr>
+      <w:r>
+        <w:t>mysql -u devuser -h 127.0.0.1 -P 3306 -D spa_contacts \</w:t>
+      </w:r>
+    </w:p>
+    <w:p>
+      <w:pPr>
+        <w:pStyle w:val="CommandBlock"/>
+      </w:pPr>
+      <w:r>
+        <w:t xml:space="preserve">    &lt; ./sql/reset_contacts_csharp.sql</w:t>
+      </w:r>
+    </w:p>
+    <w:p>
+      <w:pPr>
+        <w:pStyle w:val="CommandBlock"/>
+      </w:pPr>
+      <w:r>
+        <w:t>mysql -u devuser -h 127.0.0.1 -P 3306 -D spa_contacts \</w:t>
+      </w:r>
+    </w:p>
+    <w:p>
+      <w:pPr>
+        <w:pStyle w:val="CommandBlock"/>
+      </w:pPr>
+      <w:r>
+        <w:t xml:space="preserve">    &lt; ./sql/reset_contacts_go.sql</w:t>
+      </w:r>
+    </w:p>
+    <w:p>
+      <w:pPr>
+        <w:pStyle w:val="CommandBlock"/>
+      </w:pPr>
+      <w:r>
+        <w:t>mysql -u devuser -h 127.0.0.1 -P 3306 -D spa_contacts \</w:t>
+      </w:r>
+    </w:p>
+    <w:p>
+      <w:pPr>
+        <w:pStyle w:val="CommandBlock"/>
+      </w:pPr>
+      <w:r>
+        <w:t xml:space="preserve">    &lt; ./sql/reset_contacts_python.sql</w:t>
+      </w:r>
+    </w:p>
+    <w:p>
+      <w:pPr>
+        <w:pStyle w:val="CommandBlock"/>
+      </w:pPr>
+      <w:r>
+        <w:t>mysql -u devuser -h 127.0.0.1 -P 3306 -D spa_contacts \</w:t>
+      </w:r>
+    </w:p>
+    <w:p>
+      <w:pPr>
+        <w:pStyle w:val="CommandBlock"/>
+      </w:pPr>
+      <w:r>
+        <w:t xml:space="preserve">    &lt; ./sql/reset_contacts_typescript.sql</w:t>
+      </w:r>
+    </w:p>
+    <w:p>
+      <w:pPr>
+        <w:pStyle w:val="CommandBlock"/>
         <w:keepNext/>
       </w:pPr>
       <w:r>
@@ -2771,7 +4833,7 @@
         <w:keepNext/>
       </w:pPr>
       <w:r>
-        <w:t xml:space="preserve">    -e "SELECT id, name, email, phone, group_id FROM contacts ORDER BY id"</w:t>
+        <w:t xml:space="preserve">    -e "SELECT id, name, email, phone, group_id FROM contacts_c ORDER BY id"</w:t>
       </w:r>
     </w:p>
     <w:p>
@@ -2792,7 +4854,7 @@
         <w:keepNext/>
       </w:pPr>
       <w:r>
-        <w:t>The first two commands print nothing. The query prints exactly this table:</w:t>
+        <w:t>The first seven commands print nothing. The query prints exactly this table:</w:t>
       </w:r>
     </w:p>
     <w:p>
@@ -2888,7 +4950,7 @@
         <w:pStyle w:val="ListBullet"/>
       </w:pPr>
       <w:r>
-        <w:t>ERROR 3730 (HY000) Cannot drop table 'contact_groups' referenced by a foreign key constraint means the two DROP TABLE lines are in the wrong order: contacts must be dropped first.</w:t>
+        <w:t>ERROR 3730 (HY000) Cannot drop table 'contact_groups_c' referenced by a foreign key constraint (your language's table in place of contact_groups_c) means the two DROP TABLE lines are in the wrong order: the contacts table must be dropped first.</w:t>
       </w:r>
     </w:p>
     <w:p>
@@ -2948,7 +5010,7 @@
         <w:pStyle w:val="ListBullet"/>
       </w:pPr>
       <w:r>
-        <w:t>Unknown database 'spa_contacts' (error 1049), or Table 'spa_contacts.contact_groups' doesn't exist (error 1146): this lesson's Data Reset has not run yet. Run it.</w:t>
+        <w:t>Unknown database 'spa_contacts' (error 1049), or Table 'spa_contacts.contact_groups_c' doesn't exist (error 1146; your language's table in place of contact_groups_c): this lesson's Data Reset has not run yet. Run it.</w:t>
       </w:r>
     </w:p>
     <w:p>
@@ -2956,7 +5018,7 @@
         <w:pStyle w:val="ListBullet"/>
       </w:pPr>
       <w:r>
-        <w:t>Unknown column 'group_id' in 'field list', or Unknown column 'contacts.group_id' in 'on clause' (error 1054): the contacts table is an earlier lesson's, without group_id, because another lesson's reset ran last. Run this lesson's Data Reset.</w:t>
+        <w:t>Unknown column 'group_id' in 'field list', or Unknown column 'contacts_c.group_id' in 'on clause' (error 1054; your language's table in place of contacts_c): the contacts table is an earlier lesson's, without group_id, because another lesson's reset ran last. Run this lesson's Data Reset.</w:t>
       </w:r>
     </w:p>
     <w:p>
@@ -2964,7 +5026,7 @@
         <w:pStyle w:val="ListBullet"/>
       </w:pPr>
       <w:r>
-        <w:t>Duplicate entry 'Work' for key 'contact_groups.name' (error 1062): the group Work is left from an earlier run, because the program ran without this lesson's Data Reset. Run it, then the program.</w:t>
+        <w:t>Duplicate entry 'Work' for key 'contact_groups_c.name' (error 1062; your language's table in place of contact_groups_c): the group Work is left from an earlier run, because the program ran without this lesson's Data Reset. Run it, then the program.</w:t>
       </w:r>
     </w:p>
     <w:p>
@@ -2972,7 +5034,7 @@
         <w:pStyle w:val="ListBullet"/>
       </w:pPr>
       <w:r>
-        <w:t>Column 'id' in field list is ambiguous (error 1052): a column in the join is written without its table name. Write contacts.id, as the lesson's SELECT does.</w:t>
+        <w:t>Column 'id' in field list is ambiguous (error 1052): a column in the join is written without its table name. Write contacts_c.id, with your language's table, as the lesson's SELECT does.</w:t>
       </w:r>
     </w:p>
     <w:p>
@@ -3110,6 +5172,35 @@
         <w:pStyle w:val="SourceCode"/>
       </w:pPr>
       <w:r>
+        <w:t>// Remember, each language keeps its own tables (Lesson 4.4). The C</w:t>
+      </w:r>
+    </w:p>
+    <w:p>
+      <w:pPr>
+        <w:pStyle w:val="SourceCode"/>
+      </w:pPr>
+      <w:r>
+        <w:t>// programs' are contacts_c and this lesson's new contact_groups_c, and</w:t>
+      </w:r>
+    </w:p>
+    <w:p>
+      <w:pPr>
+        <w:pStyle w:val="SourceCode"/>
+      </w:pPr>
+      <w:r>
+        <w:t>// sql/reset_contacts_c.sql resets both.</w:t>
+      </w:r>
+    </w:p>
+    <w:p>
+      <w:pPr>
+        <w:pStyle w:val="SourceCode"/>
+      </w:pPr>
+    </w:p>
+    <w:p>
+      <w:pPr>
+        <w:pStyle w:val="SourceCode"/>
+      </w:pPr>
+      <w:r>
         <w:t>// Lesson 4.5's INSERT, for the new table: the server numbers the group's</w:t>
       </w:r>
     </w:p>
@@ -3126,7 +5217,7 @@
         <w:pStyle w:val="SourceCode"/>
       </w:pPr>
       <w:r>
-        <w:t>#define INSERT_GROUP "INSERT INTO contact_groups (name) VALUES (?)"</w:t>
+        <w:t>#define INSERT_GROUP "INSERT INTO contact_groups_c (name) VALUES (?)"</w:t>
       </w:r>
     </w:p>
     <w:p>
@@ -3155,7 +5246,7 @@
         <w:pStyle w:val="SourceCode"/>
       </w:pPr>
       <w:r>
-        <w:t>#define ASSIGN_GROUP "UPDATE contacts SET group_id = ? WHERE id = ?"</w:t>
+        <w:t>#define ASSIGN_GROUP "UPDATE contacts_c SET group_id = ? WHERE id = ?"</w:t>
       </w:r>
     </w:p>
     <w:p>
@@ -3232,31 +5323,47 @@
         <w:pStyle w:val="SourceCode"/>
       </w:pPr>
       <w:r>
-        <w:t xml:space="preserve">    "SELECT contacts.id, contacts.name, contact_groups.name AS group_name " \</w:t>
-      </w:r>
-    </w:p>
-    <w:p>
-      <w:pPr>
-        <w:pStyle w:val="SourceCode"/>
-      </w:pPr>
-      <w:r>
-        <w:t xml:space="preserve">    "FROM contacts " \</w:t>
-      </w:r>
-    </w:p>
-    <w:p>
-      <w:pPr>
-        <w:pStyle w:val="SourceCode"/>
-      </w:pPr>
-      <w:r>
-        <w:t xml:space="preserve">    "INNER JOIN contact_groups ON contacts.group_id = contact_groups.id " \</w:t>
-      </w:r>
-    </w:p>
-    <w:p>
-      <w:pPr>
-        <w:pStyle w:val="SourceCode"/>
-      </w:pPr>
-      <w:r>
-        <w:t xml:space="preserve">    "ORDER BY contacts.id"</w:t>
+        <w:t xml:space="preserve">    "SELECT contacts_c.id, contacts_c.name, " \</w:t>
+      </w:r>
+    </w:p>
+    <w:p>
+      <w:pPr>
+        <w:pStyle w:val="SourceCode"/>
+      </w:pPr>
+      <w:r>
+        <w:t xml:space="preserve">    "contact_groups_c.name AS group_name " \</w:t>
+      </w:r>
+    </w:p>
+    <w:p>
+      <w:pPr>
+        <w:pStyle w:val="SourceCode"/>
+      </w:pPr>
+      <w:r>
+        <w:t xml:space="preserve">    "FROM contacts_c " \</w:t>
+      </w:r>
+    </w:p>
+    <w:p>
+      <w:pPr>
+        <w:pStyle w:val="SourceCode"/>
+      </w:pPr>
+      <w:r>
+        <w:t xml:space="preserve">    "INNER JOIN contact_groups_c " \</w:t>
+      </w:r>
+    </w:p>
+    <w:p>
+      <w:pPr>
+        <w:pStyle w:val="SourceCode"/>
+      </w:pPr>
+      <w:r>
+        <w:t xml:space="preserve">    "ON contacts_c.group_id = contact_groups_c.id " \</w:t>
+      </w:r>
+    </w:p>
+    <w:p>
+      <w:pPr>
+        <w:pStyle w:val="SourceCode"/>
+      </w:pPr>
+      <w:r>
+        <w:t xml:space="preserve">    "ORDER BY contacts_c.id"</w:t>
       </w:r>
     </w:p>
     <w:p>
@@ -3293,31 +5400,47 @@
         <w:pStyle w:val="SourceCode"/>
       </w:pPr>
       <w:r>
-        <w:t xml:space="preserve">    "SELECT contacts.id, contacts.name, contact_groups.name AS group_name " \</w:t>
-      </w:r>
-    </w:p>
-    <w:p>
-      <w:pPr>
-        <w:pStyle w:val="SourceCode"/>
-      </w:pPr>
-      <w:r>
-        <w:t xml:space="preserve">    "FROM contacts " \</w:t>
-      </w:r>
-    </w:p>
-    <w:p>
-      <w:pPr>
-        <w:pStyle w:val="SourceCode"/>
-      </w:pPr>
-      <w:r>
-        <w:t xml:space="preserve">    "LEFT JOIN contact_groups ON contacts.group_id = contact_groups.id " \</w:t>
-      </w:r>
-    </w:p>
-    <w:p>
-      <w:pPr>
-        <w:pStyle w:val="SourceCode"/>
-      </w:pPr>
-      <w:r>
-        <w:t xml:space="preserve">    "ORDER BY contacts.id"</w:t>
+        <w:t xml:space="preserve">    "SELECT contacts_c.id, contacts_c.name, " \</w:t>
+      </w:r>
+    </w:p>
+    <w:p>
+      <w:pPr>
+        <w:pStyle w:val="SourceCode"/>
+      </w:pPr>
+      <w:r>
+        <w:t xml:space="preserve">    "contact_groups_c.name AS group_name " \</w:t>
+      </w:r>
+    </w:p>
+    <w:p>
+      <w:pPr>
+        <w:pStyle w:val="SourceCode"/>
+      </w:pPr>
+      <w:r>
+        <w:t xml:space="preserve">    "FROM contacts_c " \</w:t>
+      </w:r>
+    </w:p>
+    <w:p>
+      <w:pPr>
+        <w:pStyle w:val="SourceCode"/>
+      </w:pPr>
+      <w:r>
+        <w:t xml:space="preserve">    "LEFT JOIN contact_groups_c " \</w:t>
+      </w:r>
+    </w:p>
+    <w:p>
+      <w:pPr>
+        <w:pStyle w:val="SourceCode"/>
+      </w:pPr>
+      <w:r>
+        <w:t xml:space="preserve">    "ON contacts_c.group_id = contact_groups_c.id " \</w:t>
+      </w:r>
+    </w:p>
+    <w:p>
+      <w:pPr>
+        <w:pStyle w:val="SourceCode"/>
+      </w:pPr>
+      <w:r>
+        <w:t xml:space="preserve">    "ORDER BY contacts_c.id"</w:t>
       </w:r>
     </w:p>
     <w:p>
@@ -3455,15 +5578,15 @@
         <w:pStyle w:val="SourceCode"/>
       </w:pPr>
       <w:r>
-        <w:t xml:space="preserve">    // new row (Lesson 4.5). contact_groups.id is an INT, so an int holds</w:t>
-      </w:r>
-    </w:p>
-    <w:p>
-      <w:pPr>
-        <w:pStyle w:val="SourceCode"/>
-      </w:pPr>
-      <w:r>
-        <w:t xml:space="preserve">    // it, ready to be sent as group_id.</w:t>
+        <w:t xml:space="preserve">    // new row (Lesson 4.5). contact_groups_c.id is an INT, so an int</w:t>
+      </w:r>
+    </w:p>
+    <w:p>
+      <w:pPr>
+        <w:pStyle w:val="SourceCode"/>
+      </w:pPr>
+      <w:r>
+        <w:t xml:space="preserve">    // holds it, ready to be sent as group_id.</w:t>
       </w:r>
     </w:p>
     <w:p>
@@ -4246,7 +6369,7 @@
         <w:keepNext/>
       </w:pPr>
       <w:r>
-        <w:t>Run the block from the lesson-4.11 folder, in a terminal that has SPA_DB_PASSWORD. The program adds a group and changes two contacts, so the block runs the Data Reset's file again just before the program: every run then starts from the known state, with no groups.</w:t>
+        <w:t>Run the block from the lesson-4.11 folder, in a terminal that has SPA_DB_PASSWORD. The program adds a group and changes two contacts, so the block runs its language's reset file, sql/reset_contacts_c.sql, again just before the program: every run then starts from the known state, with no groups. Remember, each language has its own tables: the C programs use contacts_c and contact_groups_c, and never touch another language's rows.</w:t>
       </w:r>
     </w:p>
     <w:p>
@@ -4323,7 +6446,7 @@
         <w:keepNext/>
       </w:pPr>
       <w:r>
-        <w:t xml:space="preserve">    -e "source ./sql/reset_contacts.sql"</w:t>
+        <w:t xml:space="preserve">    -e "source ./sql/reset_contacts_c.sql"</w:t>
       </w:r>
     </w:p>
     <w:p>
@@ -4389,7 +6512,7 @@
         <w:keepNext/>
       </w:pPr>
       <w:r>
-        <w:t>mysql -u devuser -h 127.0.0.1 -P 3306 -D spa_contacts &lt; ./sql/reset_contacts.sql</w:t>
+        <w:t>mysql -u devuser -h 127.0.0.1 -P 3306 -D spa_contacts \</w:t>
       </w:r>
     </w:p>
     <w:p>
@@ -4398,6 +6521,15 @@
         <w:keepNext/>
       </w:pPr>
       <w:r>
+        <w:t xml:space="preserve">    &lt; ./sql/reset_contacts_c.sql</w:t>
+      </w:r>
+    </w:p>
+    <w:p>
+      <w:pPr>
+        <w:pStyle w:val="CommandBlock"/>
+        <w:keepNext/>
+      </w:pPr>
+      <w:r>
         <w:t>unset MYSQL_PWD</w:t>
       </w:r>
     </w:p>
@@ -4551,7 +6683,7 @@
         <w:pStyle w:val="ListBullet"/>
       </w:pPr>
       <w:r>
-        <w:t>Inserted group Work with id 1 proves the INSERT into the new table worked. The id is 1 because the reset created contact_groups empty, and the program read the id back instead of guessing it.</w:t>
+        <w:t>Inserted group Work with id 1 proves the INSERT into the new table worked. The id is 1 because the reset created contact_groups_c empty, and the program read the id back instead of guessing it.</w:t>
       </w:r>
     </w:p>
     <w:p>
@@ -4583,7 +6715,7 @@
         <w:pStyle w:val="ListBullet"/>
       </w:pPr>
       <w:r>
-        <w:t>If the program ran without the reset lines above it, after an earlier run, the group Work already exists, and the UNIQUE name refuses a second one with error 1062, Duplicate entry 'Work' for key 'contact_groups.name': the Basic C checks nothing, so it prints Inserted group Work with id 0 and two Assigned lines with (rows matched: -1): the INSERT and both UPDATEs were refused. Run the whole block again, reset lines included.</w:t>
+        <w:t>If the program ran without the reset lines above it, after an earlier run, the group Work already exists, and the UNIQUE name refuses a second one with error 1062, Duplicate entry 'Work' for key 'contact_groups_c.name': the Basic C checks nothing, so it prints Inserted group Work with id 0 and two Assigned lines with (rows matched: -1): the INSERT and both UPDATEs were refused. Run the whole block again, reset lines included.</w:t>
       </w:r>
     </w:p>
     <w:p>
@@ -4799,7 +6931,7 @@
         <w:pStyle w:val="SourceCode"/>
       </w:pPr>
       <w:r>
-        <w:t>#define INSERT_GROUP "INSERT INTO contact_groups (name) VALUES (?)"</w:t>
+        <w:t>#define INSERT_GROUP "INSERT INTO contact_groups_c (name) VALUES (?)"</w:t>
       </w:r>
     </w:p>
     <w:p>
@@ -4828,7 +6960,7 @@
         <w:pStyle w:val="SourceCode"/>
       </w:pPr>
       <w:r>
-        <w:t>#define ASSIGN_GROUP "UPDATE contacts SET group_id = ? WHERE id = ?"</w:t>
+        <w:t>#define ASSIGN_GROUP "UPDATE contacts_c SET group_id = ? WHERE id = ?"</w:t>
       </w:r>
     </w:p>
     <w:p>
@@ -4873,31 +7005,47 @@
         <w:pStyle w:val="SourceCode"/>
       </w:pPr>
       <w:r>
-        <w:t xml:space="preserve">    "SELECT contacts.id, contacts.name, contact_groups.name AS group_name " \</w:t>
-      </w:r>
-    </w:p>
-    <w:p>
-      <w:pPr>
-        <w:pStyle w:val="SourceCode"/>
-      </w:pPr>
-      <w:r>
-        <w:t xml:space="preserve">    "FROM contacts " \</w:t>
-      </w:r>
-    </w:p>
-    <w:p>
-      <w:pPr>
-        <w:pStyle w:val="SourceCode"/>
-      </w:pPr>
-      <w:r>
-        <w:t xml:space="preserve">    "INNER JOIN contact_groups ON contacts.group_id = contact_groups.id " \</w:t>
-      </w:r>
-    </w:p>
-    <w:p>
-      <w:pPr>
-        <w:pStyle w:val="SourceCode"/>
-      </w:pPr>
-      <w:r>
-        <w:t xml:space="preserve">    "ORDER BY contacts.id"</w:t>
+        <w:t xml:space="preserve">    "SELECT contacts_c.id, contacts_c.name, " \</w:t>
+      </w:r>
+    </w:p>
+    <w:p>
+      <w:pPr>
+        <w:pStyle w:val="SourceCode"/>
+      </w:pPr>
+      <w:r>
+        <w:t xml:space="preserve">    "contact_groups_c.name AS group_name " \</w:t>
+      </w:r>
+    </w:p>
+    <w:p>
+      <w:pPr>
+        <w:pStyle w:val="SourceCode"/>
+      </w:pPr>
+      <w:r>
+        <w:t xml:space="preserve">    "FROM contacts_c " \</w:t>
+      </w:r>
+    </w:p>
+    <w:p>
+      <w:pPr>
+        <w:pStyle w:val="SourceCode"/>
+      </w:pPr>
+      <w:r>
+        <w:t xml:space="preserve">    "INNER JOIN contact_groups_c " \</w:t>
+      </w:r>
+    </w:p>
+    <w:p>
+      <w:pPr>
+        <w:pStyle w:val="SourceCode"/>
+      </w:pPr>
+      <w:r>
+        <w:t xml:space="preserve">    "ON contacts_c.group_id = contact_groups_c.id " \</w:t>
+      </w:r>
+    </w:p>
+    <w:p>
+      <w:pPr>
+        <w:pStyle w:val="SourceCode"/>
+      </w:pPr>
+      <w:r>
+        <w:t xml:space="preserve">    "ORDER BY contacts_c.id"</w:t>
       </w:r>
     </w:p>
     <w:p>
@@ -4913,31 +7061,47 @@
         <w:pStyle w:val="SourceCode"/>
       </w:pPr>
       <w:r>
-        <w:t xml:space="preserve">    "SELECT contacts.id, contacts.name, contact_groups.name AS group_name " \</w:t>
-      </w:r>
-    </w:p>
-    <w:p>
-      <w:pPr>
-        <w:pStyle w:val="SourceCode"/>
-      </w:pPr>
-      <w:r>
-        <w:t xml:space="preserve">    "FROM contacts " \</w:t>
-      </w:r>
-    </w:p>
-    <w:p>
-      <w:pPr>
-        <w:pStyle w:val="SourceCode"/>
-      </w:pPr>
-      <w:r>
-        <w:t xml:space="preserve">    "LEFT JOIN contact_groups ON contacts.group_id = contact_groups.id " \</w:t>
-      </w:r>
-    </w:p>
-    <w:p>
-      <w:pPr>
-        <w:pStyle w:val="SourceCode"/>
-      </w:pPr>
-      <w:r>
-        <w:t xml:space="preserve">    "ORDER BY contacts.id"</w:t>
+        <w:t xml:space="preserve">    "SELECT contacts_c.id, contacts_c.name, " \</w:t>
+      </w:r>
+    </w:p>
+    <w:p>
+      <w:pPr>
+        <w:pStyle w:val="SourceCode"/>
+      </w:pPr>
+      <w:r>
+        <w:t xml:space="preserve">    "contact_groups_c.name AS group_name " \</w:t>
+      </w:r>
+    </w:p>
+    <w:p>
+      <w:pPr>
+        <w:pStyle w:val="SourceCode"/>
+      </w:pPr>
+      <w:r>
+        <w:t xml:space="preserve">    "FROM contacts_c " \</w:t>
+      </w:r>
+    </w:p>
+    <w:p>
+      <w:pPr>
+        <w:pStyle w:val="SourceCode"/>
+      </w:pPr>
+      <w:r>
+        <w:t xml:space="preserve">    "LEFT JOIN contact_groups_c " \</w:t>
+      </w:r>
+    </w:p>
+    <w:p>
+      <w:pPr>
+        <w:pStyle w:val="SourceCode"/>
+      </w:pPr>
+      <w:r>
+        <w:t xml:space="preserve">    "ON contacts_c.group_id = contact_groups_c.id " \</w:t>
+      </w:r>
+    </w:p>
+    <w:p>
+      <w:pPr>
+        <w:pStyle w:val="SourceCode"/>
+      </w:pPr>
+      <w:r>
+        <w:t xml:space="preserve">    "ORDER BY contacts_c.id"</w:t>
       </w:r>
     </w:p>
     <w:p>
@@ -5243,7 +7407,7 @@
         <w:pStyle w:val="SourceCode"/>
       </w:pPr>
       <w:r>
-        <w:t xml:space="preserve">    // contact_groups.id is an INT, so an int holds the new id.</w:t>
+        <w:t xml:space="preserve">    // contact_groups_c.id is an INT, so an int holds the new id.</w:t>
       </w:r>
     </w:p>
     <w:p>
@@ -6418,7 +8582,7 @@
         <w:keepNext/>
       </w:pPr>
       <w:r>
-        <w:t>The block resets the tables, runs the program once, then shows its exit code.</w:t>
+        <w:t>The block resets contacts_c and contact_groups_c, runs the program once, then shows its exit code.</w:t>
       </w:r>
     </w:p>
     <w:p>
@@ -6495,7 +8659,7 @@
         <w:keepNext/>
       </w:pPr>
       <w:r>
-        <w:t xml:space="preserve">    -e "source ./sql/reset_contacts.sql"</w:t>
+        <w:t xml:space="preserve">    -e "source ./sql/reset_contacts_c.sql"</w:t>
       </w:r>
     </w:p>
     <w:p>
@@ -6570,7 +8734,7 @@
         <w:keepNext/>
       </w:pPr>
       <w:r>
-        <w:t>mysql -u devuser -h 127.0.0.1 -P 3306 -D spa_contacts &lt; ./sql/reset_contacts.sql</w:t>
+        <w:t>mysql -u devuser -h 127.0.0.1 -P 3306 -D spa_contacts \</w:t>
       </w:r>
     </w:p>
     <w:p>
@@ -6579,6 +8743,15 @@
         <w:keepNext/>
       </w:pPr>
       <w:r>
+        <w:t xml:space="preserve">    &lt; ./sql/reset_contacts_c.sql</w:t>
+      </w:r>
+    </w:p>
+    <w:p>
+      <w:pPr>
+        <w:pStyle w:val="CommandBlock"/>
+        <w:keepNext/>
+      </w:pPr>
+      <w:r>
         <w:t>unset MYSQL_PWD</w:t>
       </w:r>
     </w:p>
@@ -6752,7 +8925,7 @@
         <w:pStyle w:val="ListBullet"/>
       </w:pPr>
       <w:r>
-        <w:t>Now run only the program line again, without the reset. The group Work already exists, and its UNIQUE name refuses a second one: the second line becomes Error: Duplicate entry 'Work' for key 'contact_groups.name', the server's error 1062, as for Lesson 4.5's duplicate email. With no new group there is nothing to assign, so the Assigned lines are skipped; the lists still show the first run's group, and the exit code is 1. Run the whole block again, reset lines included, to start from the known state.</w:t>
+        <w:t>Now run only the program line again, without the reset. The group Work already exists, and its UNIQUE name refuses a second one: the second line becomes Error: Duplicate entry 'Work' for key 'contact_groups_c.name', the server's error 1062, as for Lesson 4.5's duplicate email. With no new group there is nothing to assign, so the Assigned lines are skipped; the lists still show the first run's group, and the exit code is 1. Run the whole block again, reset lines included, to start from the known state.</w:t>
       </w:r>
     </w:p>
     <w:p>
@@ -6802,7 +8975,7 @@
         <w:pStyle w:val="ListBullet"/>
       </w:pPr>
       <w:r>
-        <w:t>mysql_stmt_insert_id returns an unsigned long long (Lesson 4.5). contact_groups.id is an INT, so the program keeps the new id in an int, which is what MYSQL_TYPE_LONG binds when the id is sent back as group_id.</w:t>
+        <w:t>mysql_stmt_insert_id returns an unsigned long long (Lesson 4.5). contact_groups_c.id is an INT, so the program keeps the new id in an int, which is what MYSQL_TYPE_LONG binds when the id is sent back as group_id.</w:t>
       </w:r>
     </w:p>
     <w:p>
@@ -6985,6 +9158,35 @@
         <w:pStyle w:val="SourceCode"/>
       </w:pPr>
       <w:r>
+        <w:t>// Remember, each language keeps its own tables (Lesson 4.4). The C++</w:t>
+      </w:r>
+    </w:p>
+    <w:p>
+      <w:pPr>
+        <w:pStyle w:val="SourceCode"/>
+      </w:pPr>
+      <w:r>
+        <w:t>// programs' are contacts_cpp and this lesson's new contact_groups_cpp, and</w:t>
+      </w:r>
+    </w:p>
+    <w:p>
+      <w:pPr>
+        <w:pStyle w:val="SourceCode"/>
+      </w:pPr>
+      <w:r>
+        <w:t>// sql/reset_contacts_cpp.sql resets both.</w:t>
+      </w:r>
+    </w:p>
+    <w:p>
+      <w:pPr>
+        <w:pStyle w:val="SourceCode"/>
+      </w:pPr>
+    </w:p>
+    <w:p>
+      <w:pPr>
+        <w:pStyle w:val="SourceCode"/>
+      </w:pPr>
+      <w:r>
         <w:t>// Lesson 4.5's INSERT, for the new table: the server numbers the group's</w:t>
       </w:r>
     </w:p>
@@ -7009,7 +9211,7 @@
         <w:pStyle w:val="SourceCode"/>
       </w:pPr>
       <w:r>
-        <w:t xml:space="preserve">    "INSERT INTO contact_groups (name) VALUES (?)";</w:t>
+        <w:t xml:space="preserve">    "INSERT INTO contact_groups_cpp (name) VALUES (?)";</w:t>
       </w:r>
     </w:p>
     <w:p>
@@ -7046,7 +9248,7 @@
         <w:pStyle w:val="SourceCode"/>
       </w:pPr>
       <w:r>
-        <w:t xml:space="preserve">    "UPDATE contacts SET group_id = ? WHERE id = ?";</w:t>
+        <w:t xml:space="preserve">    "UPDATE contacts_cpp SET group_id = ? WHERE id = ?";</w:t>
       </w:r>
     </w:p>
     <w:p>
@@ -7115,31 +9317,47 @@
         <w:pStyle w:val="SourceCode"/>
       </w:pPr>
       <w:r>
-        <w:t xml:space="preserve">    "SELECT contacts.id, contacts.name, contact_groups.name AS group_name "</w:t>
-      </w:r>
-    </w:p>
-    <w:p>
-      <w:pPr>
-        <w:pStyle w:val="SourceCode"/>
-      </w:pPr>
-      <w:r>
-        <w:t xml:space="preserve">    "FROM contacts "</w:t>
-      </w:r>
-    </w:p>
-    <w:p>
-      <w:pPr>
-        <w:pStyle w:val="SourceCode"/>
-      </w:pPr>
-      <w:r>
-        <w:t xml:space="preserve">    "INNER JOIN contact_groups ON contacts.group_id = contact_groups.id "</w:t>
-      </w:r>
-    </w:p>
-    <w:p>
-      <w:pPr>
-        <w:pStyle w:val="SourceCode"/>
-      </w:pPr>
-      <w:r>
-        <w:t xml:space="preserve">    "ORDER BY contacts.id";</w:t>
+        <w:t xml:space="preserve">    "SELECT contacts_cpp.id, contacts_cpp.name, "</w:t>
+      </w:r>
+    </w:p>
+    <w:p>
+      <w:pPr>
+        <w:pStyle w:val="SourceCode"/>
+      </w:pPr>
+      <w:r>
+        <w:t xml:space="preserve">    "contact_groups_cpp.name AS group_name "</w:t>
+      </w:r>
+    </w:p>
+    <w:p>
+      <w:pPr>
+        <w:pStyle w:val="SourceCode"/>
+      </w:pPr>
+      <w:r>
+        <w:t xml:space="preserve">    "FROM contacts_cpp "</w:t>
+      </w:r>
+    </w:p>
+    <w:p>
+      <w:pPr>
+        <w:pStyle w:val="SourceCode"/>
+      </w:pPr>
+      <w:r>
+        <w:t xml:space="preserve">    "INNER JOIN contact_groups_cpp "</w:t>
+      </w:r>
+    </w:p>
+    <w:p>
+      <w:pPr>
+        <w:pStyle w:val="SourceCode"/>
+      </w:pPr>
+      <w:r>
+        <w:t xml:space="preserve">    "ON contacts_cpp.group_id = contact_groups_cpp.id "</w:t>
+      </w:r>
+    </w:p>
+    <w:p>
+      <w:pPr>
+        <w:pStyle w:val="SourceCode"/>
+      </w:pPr>
+      <w:r>
+        <w:t xml:space="preserve">    "ORDER BY contacts_cpp.id";</w:t>
       </w:r>
     </w:p>
     <w:p>
@@ -7176,31 +9394,47 @@
         <w:pStyle w:val="SourceCode"/>
       </w:pPr>
       <w:r>
-        <w:t xml:space="preserve">    "SELECT contacts.id, contacts.name, contact_groups.name AS group_name "</w:t>
-      </w:r>
-    </w:p>
-    <w:p>
-      <w:pPr>
-        <w:pStyle w:val="SourceCode"/>
-      </w:pPr>
-      <w:r>
-        <w:t xml:space="preserve">    "FROM contacts "</w:t>
-      </w:r>
-    </w:p>
-    <w:p>
-      <w:pPr>
-        <w:pStyle w:val="SourceCode"/>
-      </w:pPr>
-      <w:r>
-        <w:t xml:space="preserve">    "LEFT JOIN contact_groups ON contacts.group_id = contact_groups.id "</w:t>
-      </w:r>
-    </w:p>
-    <w:p>
-      <w:pPr>
-        <w:pStyle w:val="SourceCode"/>
-      </w:pPr>
-      <w:r>
-        <w:t xml:space="preserve">    "ORDER BY contacts.id";</w:t>
+        <w:t xml:space="preserve">    "SELECT contacts_cpp.id, contacts_cpp.name, "</w:t>
+      </w:r>
+    </w:p>
+    <w:p>
+      <w:pPr>
+        <w:pStyle w:val="SourceCode"/>
+      </w:pPr>
+      <w:r>
+        <w:t xml:space="preserve">    "contact_groups_cpp.name AS group_name "</w:t>
+      </w:r>
+    </w:p>
+    <w:p>
+      <w:pPr>
+        <w:pStyle w:val="SourceCode"/>
+      </w:pPr>
+      <w:r>
+        <w:t xml:space="preserve">    "FROM contacts_cpp "</w:t>
+      </w:r>
+    </w:p>
+    <w:p>
+      <w:pPr>
+        <w:pStyle w:val="SourceCode"/>
+      </w:pPr>
+      <w:r>
+        <w:t xml:space="preserve">    "LEFT JOIN contact_groups_cpp "</w:t>
+      </w:r>
+    </w:p>
+    <w:p>
+      <w:pPr>
+        <w:pStyle w:val="SourceCode"/>
+      </w:pPr>
+      <w:r>
+        <w:t xml:space="preserve">    "ON contacts_cpp.group_id = contact_groups_cpp.id "</w:t>
+      </w:r>
+    </w:p>
+    <w:p>
+      <w:pPr>
+        <w:pStyle w:val="SourceCode"/>
+      </w:pPr>
+      <w:r>
+        <w:t xml:space="preserve">    "ORDER BY contacts_cpp.id";</w:t>
       </w:r>
     </w:p>
     <w:p>
@@ -7290,15 +9524,15 @@
         <w:pStyle w:val="SourceCode"/>
       </w:pPr>
       <w:r>
-        <w:t xml:space="preserve">    // connection inserted last (Lesson 4.5). contact_groups.id is an INT,</w:t>
-      </w:r>
-    </w:p>
-    <w:p>
-      <w:pPr>
-        <w:pStyle w:val="SourceCode"/>
-      </w:pPr>
-      <w:r>
-        <w:t xml:space="preserve">    // so getInt reads it as an int, ready to be sent as group_id.</w:t>
+        <w:t xml:space="preserve">    // connection inserted last (Lesson 4.5). contact_groups_cpp.id is an</w:t>
+      </w:r>
+    </w:p>
+    <w:p>
+      <w:pPr>
+        <w:pStyle w:val="SourceCode"/>
+      </w:pPr>
+      <w:r>
+        <w:t xml:space="preserve">    // INT, so getInt reads it as an int, ready to be sent as group_id.</w:t>
       </w:r>
     </w:p>
     <w:p>
@@ -8020,7 +10254,7 @@
         <w:keepNext/>
       </w:pPr>
       <w:r>
-        <w:t>Run the block from the lesson-4.11 folder, in a terminal that has SPA_DB_PASSWORD. The program adds a group and changes two contacts, so the block runs the Data Reset's file again just before the program: every run then starts from the known state, with no groups.</w:t>
+        <w:t>Run the block from the lesson-4.11 folder, in a terminal that has SPA_DB_PASSWORD. The program adds a group and changes two contacts, so the block runs its language's reset file, sql/reset_contacts_cpp.sql, again just before the program: every run then starts from the known state, with no groups. Remember, each language has its own tables: the C++ programs use contacts_cpp and contact_groups_cpp, and never touch another language's rows.</w:t>
       </w:r>
     </w:p>
     <w:p>
@@ -8142,7 +10376,7 @@
         <w:keepNext/>
       </w:pPr>
       <w:r>
-        <w:t xml:space="preserve">    -e "source ./sql/reset_contacts.sql"</w:t>
+        <w:t xml:space="preserve">    -e "source ./sql/reset_contacts_cpp.sql"</w:t>
       </w:r>
     </w:p>
     <w:p>
@@ -8217,7 +10451,7 @@
         <w:keepNext/>
       </w:pPr>
       <w:r>
-        <w:t>mysql -u devuser -h 127.0.0.1 -P 3306 -D spa_contacts &lt; ./sql/reset_contacts.sql</w:t>
+        <w:t>mysql -u devuser -h 127.0.0.1 -P 3306 -D spa_contacts \</w:t>
       </w:r>
     </w:p>
     <w:p>
@@ -8226,6 +10460,15 @@
         <w:keepNext/>
       </w:pPr>
       <w:r>
+        <w:t xml:space="preserve">    &lt; ./sql/reset_contacts_cpp.sql</w:t>
+      </w:r>
+    </w:p>
+    <w:p>
+      <w:pPr>
+        <w:pStyle w:val="CommandBlock"/>
+        <w:keepNext/>
+      </w:pPr>
+      <w:r>
         <w:t>unset MYSQL_PWD</w:t>
       </w:r>
     </w:p>
@@ -8379,7 +10622,7 @@
         <w:pStyle w:val="ListBullet"/>
       </w:pPr>
       <w:r>
-        <w:t>Inserted group Work with id 1 proves the INSERT into the new table worked. The id is 1 because the reset created contact_groups empty, and the program read the id back instead of guessing it.</w:t>
+        <w:t>Inserted group Work with id 1 proves the INSERT into the new table worked. The id is 1 because the reset created contact_groups_cpp empty, and the program read the id back instead of guessing it.</w:t>
       </w:r>
     </w:p>
     <w:p>
@@ -8411,7 +10654,7 @@
         <w:pStyle w:val="ListBullet"/>
       </w:pPr>
       <w:r>
-        <w:t>If the program ran without the reset lines above it, after an earlier run, the group Work already exists, and the UNIQUE name refuses a second one with error 1062, Duplicate entry 'Work' for key 'contact_groups.name': the program stops with no output and an exit code such as -2147483645: the INSERT threw an sql::SQLException that nothing caught. Run the whole block again, reset lines included.</w:t>
+        <w:t>If the program ran without the reset lines above it, after an earlier run, the group Work already exists, and the UNIQUE name refuses a second one with error 1062, Duplicate entry 'Work' for key 'contact_groups_cpp.name': the program stops with no output and an exit code such as -2147483645: the INSERT threw an sql::SQLException that nothing caught. Run the whole block again, reset lines included.</w:t>
       </w:r>
     </w:p>
     <w:p>
@@ -8651,7 +10894,7 @@
         <w:pStyle w:val="SourceCode"/>
       </w:pPr>
       <w:r>
-        <w:t xml:space="preserve">    "INSERT INTO contact_groups (name) VALUES (?)";</w:t>
+        <w:t xml:space="preserve">    "INSERT INTO contact_groups_cpp (name) VALUES (?)";</w:t>
       </w:r>
     </w:p>
     <w:p>
@@ -8688,7 +10931,7 @@
         <w:pStyle w:val="SourceCode"/>
       </w:pPr>
       <w:r>
-        <w:t xml:space="preserve">    "UPDATE contacts SET group_id = ? WHERE id = ?";</w:t>
+        <w:t xml:space="preserve">    "UPDATE contacts_cpp SET group_id = ? WHERE id = ?";</w:t>
       </w:r>
     </w:p>
     <w:p>
@@ -8733,31 +10976,47 @@
         <w:pStyle w:val="SourceCode"/>
       </w:pPr>
       <w:r>
-        <w:t xml:space="preserve">    "SELECT contacts.id, contacts.name, contact_groups.name AS group_name "</w:t>
-      </w:r>
-    </w:p>
-    <w:p>
-      <w:pPr>
-        <w:pStyle w:val="SourceCode"/>
-      </w:pPr>
-      <w:r>
-        <w:t xml:space="preserve">    "FROM contacts "</w:t>
-      </w:r>
-    </w:p>
-    <w:p>
-      <w:pPr>
-        <w:pStyle w:val="SourceCode"/>
-      </w:pPr>
-      <w:r>
-        <w:t xml:space="preserve">    "INNER JOIN contact_groups ON contacts.group_id = contact_groups.id "</w:t>
-      </w:r>
-    </w:p>
-    <w:p>
-      <w:pPr>
-        <w:pStyle w:val="SourceCode"/>
-      </w:pPr>
-      <w:r>
-        <w:t xml:space="preserve">    "ORDER BY contacts.id";</w:t>
+        <w:t xml:space="preserve">    "SELECT contacts_cpp.id, contacts_cpp.name, "</w:t>
+      </w:r>
+    </w:p>
+    <w:p>
+      <w:pPr>
+        <w:pStyle w:val="SourceCode"/>
+      </w:pPr>
+      <w:r>
+        <w:t xml:space="preserve">    "contact_groups_cpp.name AS group_name "</w:t>
+      </w:r>
+    </w:p>
+    <w:p>
+      <w:pPr>
+        <w:pStyle w:val="SourceCode"/>
+      </w:pPr>
+      <w:r>
+        <w:t xml:space="preserve">    "FROM contacts_cpp "</w:t>
+      </w:r>
+    </w:p>
+    <w:p>
+      <w:pPr>
+        <w:pStyle w:val="SourceCode"/>
+      </w:pPr>
+      <w:r>
+        <w:t xml:space="preserve">    "INNER JOIN contact_groups_cpp "</w:t>
+      </w:r>
+    </w:p>
+    <w:p>
+      <w:pPr>
+        <w:pStyle w:val="SourceCode"/>
+      </w:pPr>
+      <w:r>
+        <w:t xml:space="preserve">    "ON contacts_cpp.group_id = contact_groups_cpp.id "</w:t>
+      </w:r>
+    </w:p>
+    <w:p>
+      <w:pPr>
+        <w:pStyle w:val="SourceCode"/>
+      </w:pPr>
+      <w:r>
+        <w:t xml:space="preserve">    "ORDER BY contacts_cpp.id";</w:t>
       </w:r>
     </w:p>
     <w:p>
@@ -8773,31 +11032,47 @@
         <w:pStyle w:val="SourceCode"/>
       </w:pPr>
       <w:r>
-        <w:t xml:space="preserve">    "SELECT contacts.id, contacts.name, contact_groups.name AS group_name "</w:t>
-      </w:r>
-    </w:p>
-    <w:p>
-      <w:pPr>
-        <w:pStyle w:val="SourceCode"/>
-      </w:pPr>
-      <w:r>
-        <w:t xml:space="preserve">    "FROM contacts "</w:t>
-      </w:r>
-    </w:p>
-    <w:p>
-      <w:pPr>
-        <w:pStyle w:val="SourceCode"/>
-      </w:pPr>
-      <w:r>
-        <w:t xml:space="preserve">    "LEFT JOIN contact_groups ON contacts.group_id = contact_groups.id "</w:t>
-      </w:r>
-    </w:p>
-    <w:p>
-      <w:pPr>
-        <w:pStyle w:val="SourceCode"/>
-      </w:pPr>
-      <w:r>
-        <w:t xml:space="preserve">    "ORDER BY contacts.id";</w:t>
+        <w:t xml:space="preserve">    "SELECT contacts_cpp.id, contacts_cpp.name, "</w:t>
+      </w:r>
+    </w:p>
+    <w:p>
+      <w:pPr>
+        <w:pStyle w:val="SourceCode"/>
+      </w:pPr>
+      <w:r>
+        <w:t xml:space="preserve">    "contact_groups_cpp.name AS group_name "</w:t>
+      </w:r>
+    </w:p>
+    <w:p>
+      <w:pPr>
+        <w:pStyle w:val="SourceCode"/>
+      </w:pPr>
+      <w:r>
+        <w:t xml:space="preserve">    "FROM contacts_cpp "</w:t>
+      </w:r>
+    </w:p>
+    <w:p>
+      <w:pPr>
+        <w:pStyle w:val="SourceCode"/>
+      </w:pPr>
+      <w:r>
+        <w:t xml:space="preserve">    "LEFT JOIN contact_groups_cpp "</w:t>
+      </w:r>
+    </w:p>
+    <w:p>
+      <w:pPr>
+        <w:pStyle w:val="SourceCode"/>
+      </w:pPr>
+      <w:r>
+        <w:t xml:space="preserve">    "ON contacts_cpp.group_id = contact_groups_cpp.id "</w:t>
+      </w:r>
+    </w:p>
+    <w:p>
+      <w:pPr>
+        <w:pStyle w:val="SourceCode"/>
+      </w:pPr>
+      <w:r>
+        <w:t xml:space="preserve">    "ORDER BY contacts_cpp.id";</w:t>
       </w:r>
     </w:p>
     <w:p>
@@ -9964,7 +12239,7 @@
         <w:keepNext/>
       </w:pPr>
       <w:r>
-        <w:t>The block resets the tables, runs the program once, then shows its exit code.</w:t>
+        <w:t>The block resets contacts_cpp and contact_groups_cpp, runs the program once, then shows its exit code.</w:t>
       </w:r>
     </w:p>
     <w:p>
@@ -10075,7 +12350,7 @@
         <w:pStyle w:val="CommandBlock"/>
       </w:pPr>
       <w:r>
-        <w:t xml:space="preserve">    -e "source ./sql/reset_contacts.sql"</w:t>
+        <w:t xml:space="preserve">    -e "source ./sql/reset_contacts_cpp.sql"</w:t>
       </w:r>
     </w:p>
     <w:p>
@@ -10159,7 +12434,7 @@
         <w:keepNext/>
       </w:pPr>
       <w:r>
-        <w:t>mysql -u devuser -h 127.0.0.1 -P 3306 -D spa_contacts &lt; ./sql/reset_contacts.sql</w:t>
+        <w:t>mysql -u devuser -h 127.0.0.1 -P 3306 -D spa_contacts \</w:t>
       </w:r>
     </w:p>
     <w:p>
@@ -10168,6 +12443,15 @@
         <w:keepNext/>
       </w:pPr>
       <w:r>
+        <w:t xml:space="preserve">    &lt; ./sql/reset_contacts_cpp.sql</w:t>
+      </w:r>
+    </w:p>
+    <w:p>
+      <w:pPr>
+        <w:pStyle w:val="CommandBlock"/>
+        <w:keepNext/>
+      </w:pPr>
+      <w:r>
         <w:t>unset MYSQL_PWD</w:t>
       </w:r>
     </w:p>
@@ -10341,7 +12625,7 @@
         <w:pStyle w:val="ListBullet"/>
       </w:pPr>
       <w:r>
-        <w:t>Now run only the program line again, without the reset. The group Work already exists, and its UNIQUE name refuses a second one: the second line becomes Error: Duplicate entry 'Work' for key 'contact_groups.name', the server's error 1062, as for Lesson 4.5's duplicate email. With no new group there is nothing to assign, so the Assigned lines are skipped; the lists still show the first run's group, and the exit code is 1. Run the whole block again, reset lines included, to start from the known state.</w:t>
+        <w:t>Now run only the program line again, without the reset. The group Work already exists, and its UNIQUE name refuses a second one: the second line becomes Error: Duplicate entry 'Work' for key 'contact_groups_cpp.name', the server's error 1062, as for Lesson 4.5's duplicate email. With no new group there is nothing to assign, so the Assigned lines are skipped; the lists still show the first run's group, and the exit code is 1. Run the whole block again, reset lines included, to start from the known state.</w:t>
       </w:r>
     </w:p>
     <w:p>
@@ -10383,7 +12667,7 @@
         <w:pStyle w:val="ListBullet"/>
       </w:pPr>
       <w:r>
-        <w:t>rows-&gt;getInt(1) reads LAST_INSERT_ID() as an int, because contact_groups.id is an INT. Lesson 4.5 used getUInt64 for the contacts' id; either works, and int is what setInt sends back as group_id.</w:t>
+        <w:t>rows-&gt;getInt(1) reads LAST_INSERT_ID() as an int, because contact_groups_cpp.id is an INT. Lesson 4.5 used getUInt64 for the contacts' id; either works, and int is what setInt sends back as group_id.</w:t>
       </w:r>
     </w:p>
     <w:p>
@@ -10391,7 +12675,7 @@
         <w:pStyle w:val="ListBullet"/>
       </w:pPr>
       <w:r>
-        <w:t>Column positions count from 1 in Connector/C++: getInt(1) is contacts.id, getString(2) contacts.name, and isNull(3) and getString(3) the group's name.</w:t>
+        <w:t>Column positions count from 1 in Connector/C++: getInt(1) is contacts_cpp.id, getString(2) contacts_cpp.name, and isNull(3) and getString(3) the group's name.</w:t>
       </w:r>
     </w:p>
     <w:p>
@@ -10550,6 +12834,35 @@
         <w:pStyle w:val="SourceCode"/>
       </w:pPr>
       <w:r>
+        <w:t xml:space="preserve">    // Remember, each language keeps its own tables (Lesson 4.4). The C#</w:t>
+      </w:r>
+    </w:p>
+    <w:p>
+      <w:pPr>
+        <w:pStyle w:val="SourceCode"/>
+      </w:pPr>
+      <w:r>
+        <w:t xml:space="preserve">    // programs' are contacts_csharp and this lesson's new</w:t>
+      </w:r>
+    </w:p>
+    <w:p>
+      <w:pPr>
+        <w:pStyle w:val="SourceCode"/>
+      </w:pPr>
+      <w:r>
+        <w:t xml:space="preserve">    // contact_groups_csharp, and sql/reset_contacts_csharp.sql resets both.</w:t>
+      </w:r>
+    </w:p>
+    <w:p>
+      <w:pPr>
+        <w:pStyle w:val="SourceCode"/>
+      </w:pPr>
+    </w:p>
+    <w:p>
+      <w:pPr>
+        <w:pStyle w:val="SourceCode"/>
+      </w:pPr>
+      <w:r>
         <w:t xml:space="preserve">    // Lesson 4.5's INSERT, for the new table: the server numbers the</w:t>
       </w:r>
     </w:p>
@@ -10574,7 +12887,7 @@
         <w:pStyle w:val="SourceCode"/>
       </w:pPr>
       <w:r>
-        <w:t xml:space="preserve">        "INSERT INTO contact_groups (name) VALUES (@name)";</w:t>
+        <w:t xml:space="preserve">        "INSERT INTO contact_groups_csharp (name) VALUES (@name)";</w:t>
       </w:r>
     </w:p>
     <w:p>
@@ -10611,7 +12924,7 @@
         <w:pStyle w:val="SourceCode"/>
       </w:pPr>
       <w:r>
-        <w:t xml:space="preserve">        "UPDATE contacts SET group_id = @group_id WHERE id = @id";</w:t>
+        <w:t xml:space="preserve">        "UPDATE contacts_csharp SET group_id = @group_id WHERE id = @id";</w:t>
       </w:r>
     </w:p>
     <w:p>
@@ -10680,47 +12993,47 @@
         <w:pStyle w:val="SourceCode"/>
       </w:pPr>
       <w:r>
-        <w:t xml:space="preserve">        "SELECT contacts.id, contacts.name, " +</w:t>
-      </w:r>
-    </w:p>
-    <w:p>
-      <w:pPr>
-        <w:pStyle w:val="SourceCode"/>
-      </w:pPr>
-      <w:r>
-        <w:t xml:space="preserve">        "contact_groups.name AS group_name " +</w:t>
-      </w:r>
-    </w:p>
-    <w:p>
-      <w:pPr>
-        <w:pStyle w:val="SourceCode"/>
-      </w:pPr>
-      <w:r>
-        <w:t xml:space="preserve">        "FROM contacts " +</w:t>
-      </w:r>
-    </w:p>
-    <w:p>
-      <w:pPr>
-        <w:pStyle w:val="SourceCode"/>
-      </w:pPr>
-      <w:r>
-        <w:t xml:space="preserve">        "INNER JOIN contact_groups " +</w:t>
-      </w:r>
-    </w:p>
-    <w:p>
-      <w:pPr>
-        <w:pStyle w:val="SourceCode"/>
-      </w:pPr>
-      <w:r>
-        <w:t xml:space="preserve">        "ON contacts.group_id = contact_groups.id " +</w:t>
-      </w:r>
-    </w:p>
-    <w:p>
-      <w:pPr>
-        <w:pStyle w:val="SourceCode"/>
-      </w:pPr>
-      <w:r>
-        <w:t xml:space="preserve">        "ORDER BY contacts.id";</w:t>
+        <w:t xml:space="preserve">        "SELECT contacts_csharp.id, contacts_csharp.name, " +</w:t>
+      </w:r>
+    </w:p>
+    <w:p>
+      <w:pPr>
+        <w:pStyle w:val="SourceCode"/>
+      </w:pPr>
+      <w:r>
+        <w:t xml:space="preserve">        "contact_groups_csharp.name AS group_name " +</w:t>
+      </w:r>
+    </w:p>
+    <w:p>
+      <w:pPr>
+        <w:pStyle w:val="SourceCode"/>
+      </w:pPr>
+      <w:r>
+        <w:t xml:space="preserve">        "FROM contacts_csharp " +</w:t>
+      </w:r>
+    </w:p>
+    <w:p>
+      <w:pPr>
+        <w:pStyle w:val="SourceCode"/>
+      </w:pPr>
+      <w:r>
+        <w:t xml:space="preserve">        "INNER JOIN contact_groups_csharp " +</w:t>
+      </w:r>
+    </w:p>
+    <w:p>
+      <w:pPr>
+        <w:pStyle w:val="SourceCode"/>
+      </w:pPr>
+      <w:r>
+        <w:t xml:space="preserve">        "ON contacts_csharp.group_id = contact_groups_csharp.id " +</w:t>
+      </w:r>
+    </w:p>
+    <w:p>
+      <w:pPr>
+        <w:pStyle w:val="SourceCode"/>
+      </w:pPr>
+      <w:r>
+        <w:t xml:space="preserve">        "ORDER BY contacts_csharp.id";</w:t>
       </w:r>
     </w:p>
     <w:p>
@@ -10765,47 +13078,47 @@
         <w:pStyle w:val="SourceCode"/>
       </w:pPr>
       <w:r>
-        <w:t xml:space="preserve">        "SELECT contacts.id, contacts.name, " +</w:t>
-      </w:r>
-    </w:p>
-    <w:p>
-      <w:pPr>
-        <w:pStyle w:val="SourceCode"/>
-      </w:pPr>
-      <w:r>
-        <w:t xml:space="preserve">        "contact_groups.name AS group_name " +</w:t>
-      </w:r>
-    </w:p>
-    <w:p>
-      <w:pPr>
-        <w:pStyle w:val="SourceCode"/>
-      </w:pPr>
-      <w:r>
-        <w:t xml:space="preserve">        "FROM contacts " +</w:t>
-      </w:r>
-    </w:p>
-    <w:p>
-      <w:pPr>
-        <w:pStyle w:val="SourceCode"/>
-      </w:pPr>
-      <w:r>
-        <w:t xml:space="preserve">        "LEFT JOIN contact_groups " +</w:t>
-      </w:r>
-    </w:p>
-    <w:p>
-      <w:pPr>
-        <w:pStyle w:val="SourceCode"/>
-      </w:pPr>
-      <w:r>
-        <w:t xml:space="preserve">        "ON contacts.group_id = contact_groups.id " +</w:t>
-      </w:r>
-    </w:p>
-    <w:p>
-      <w:pPr>
-        <w:pStyle w:val="SourceCode"/>
-      </w:pPr>
-      <w:r>
-        <w:t xml:space="preserve">        "ORDER BY contacts.id";</w:t>
+        <w:t xml:space="preserve">        "SELECT contacts_csharp.id, contacts_csharp.name, " +</w:t>
+      </w:r>
+    </w:p>
+    <w:p>
+      <w:pPr>
+        <w:pStyle w:val="SourceCode"/>
+      </w:pPr>
+      <w:r>
+        <w:t xml:space="preserve">        "contact_groups_csharp.name AS group_name " +</w:t>
+      </w:r>
+    </w:p>
+    <w:p>
+      <w:pPr>
+        <w:pStyle w:val="SourceCode"/>
+      </w:pPr>
+      <w:r>
+        <w:t xml:space="preserve">        "FROM contacts_csharp " +</w:t>
+      </w:r>
+    </w:p>
+    <w:p>
+      <w:pPr>
+        <w:pStyle w:val="SourceCode"/>
+      </w:pPr>
+      <w:r>
+        <w:t xml:space="preserve">        "LEFT JOIN contact_groups_csharp " +</w:t>
+      </w:r>
+    </w:p>
+    <w:p>
+      <w:pPr>
+        <w:pStyle w:val="SourceCode"/>
+      </w:pPr>
+      <w:r>
+        <w:t xml:space="preserve">        "ON contacts_csharp.group_id = contact_groups_csharp.id " +</w:t>
+      </w:r>
+    </w:p>
+    <w:p>
+      <w:pPr>
+        <w:pStyle w:val="SourceCode"/>
+      </w:pPr>
+      <w:r>
+        <w:t xml:space="preserve">        "ORDER BY contacts_csharp.id";</w:t>
       </w:r>
     </w:p>
     <w:p>
@@ -11724,7 +14037,7 @@
         <w:keepNext/>
       </w:pPr>
       <w:r>
-        <w:t>Run the block from the lesson-4.11 folder, in a terminal that has SPA_DB_PASSWORD. The program adds a group and changes two contacts, so the block runs the Data Reset's file again just before the program: every run then starts from the known state, with no groups.</w:t>
+        <w:t>Run the block from the lesson-4.11 folder, in a terminal that has SPA_DB_PASSWORD. The program adds a group and changes two contacts, so the block runs its language's reset file, sql/reset_contacts_csharp.sql, again just before the program: every run then starts from the known state, with no groups. Remember, each language has its own tables: the C# programs use contacts_csharp and contact_groups_csharp, and never touch another language's rows.</w:t>
       </w:r>
     </w:p>
     <w:p>
@@ -11774,7 +14087,7 @@
         <w:keepNext/>
       </w:pPr>
       <w:r>
-        <w:t xml:space="preserve">    -e "source ./sql/reset_contacts.sql"</w:t>
+        <w:t xml:space="preserve">    -e "source ./sql/reset_contacts_csharp.sql"</w:t>
       </w:r>
     </w:p>
     <w:p>
@@ -11831,7 +14144,7 @@
         <w:keepNext/>
       </w:pPr>
       <w:r>
-        <w:t>mysql -u devuser -h 127.0.0.1 -P 3306 -D spa_contacts &lt; ./sql/reset_contacts.sql</w:t>
+        <w:t>mysql -u devuser -h 127.0.0.1 -P 3306 -D spa_contacts \</w:t>
       </w:r>
     </w:p>
     <w:p>
@@ -11840,6 +14153,15 @@
         <w:keepNext/>
       </w:pPr>
       <w:r>
+        <w:t xml:space="preserve">    &lt; ./sql/reset_contacts_csharp.sql</w:t>
+      </w:r>
+    </w:p>
+    <w:p>
+      <w:pPr>
+        <w:pStyle w:val="CommandBlock"/>
+        <w:keepNext/>
+      </w:pPr>
+      <w:r>
         <w:t>unset MYSQL_PWD</w:t>
       </w:r>
     </w:p>
@@ -11993,7 +14315,7 @@
         <w:pStyle w:val="ListBullet"/>
       </w:pPr>
       <w:r>
-        <w:t>Inserted group Work with id 1 proves the INSERT into the new table worked. The id is 1 because the reset created contact_groups empty, and the program read the id back instead of guessing it.</w:t>
+        <w:t>Inserted group Work with id 1 proves the INSERT into the new table worked. The id is 1 because the reset created contact_groups_csharp empty, and the program read the id back instead of guessing it.</w:t>
       </w:r>
     </w:p>
     <w:p>
@@ -12025,7 +14347,7 @@
         <w:pStyle w:val="ListBullet"/>
       </w:pPr>
       <w:r>
-        <w:t>If the program ran without the reset lines above it, after an earlier run, the group Work already exists, and the UNIQUE name refuses a second one with error 1062, Duplicate entry 'Work' for key 'contact_groups.name': the program stops with Unhandled exception. MySqlConnector.MySqlException (0x80004005): Duplicate entry 'Work' for key 'contact_groups.name'. Run the whole block again, reset lines included.</w:t>
+        <w:t>If the program ran without the reset lines above it, after an earlier run, the group Work already exists, and the UNIQUE name refuses a second one with error 1062, Duplicate entry 'Work' for key 'contact_groups_csharp.name': the program stops with Unhandled exception. MySqlConnector.MySqlException (0x80004005): Duplicate entry 'Work' for key 'contact_groups_csharp.name'. Run the whole block again, reset lines included.</w:t>
       </w:r>
     </w:p>
     <w:p>
@@ -12249,7 +14571,7 @@
         <w:pStyle w:val="SourceCode"/>
       </w:pPr>
       <w:r>
-        <w:t xml:space="preserve">        "INSERT INTO contact_groups (name) VALUES (@name)";</w:t>
+        <w:t xml:space="preserve">        "INSERT INTO contact_groups_csharp (name) VALUES (@name)";</w:t>
       </w:r>
     </w:p>
     <w:p>
@@ -12286,7 +14608,7 @@
         <w:pStyle w:val="SourceCode"/>
       </w:pPr>
       <w:r>
-        <w:t xml:space="preserve">        "UPDATE contacts SET group_id = @group_id WHERE id = @id";</w:t>
+        <w:t xml:space="preserve">        "UPDATE contacts_csharp SET group_id = @group_id WHERE id = @id";</w:t>
       </w:r>
     </w:p>
     <w:p>
@@ -12331,47 +14653,47 @@
         <w:pStyle w:val="SourceCode"/>
       </w:pPr>
       <w:r>
-        <w:t xml:space="preserve">        "SELECT contacts.id, contacts.name, " +</w:t>
-      </w:r>
-    </w:p>
-    <w:p>
-      <w:pPr>
-        <w:pStyle w:val="SourceCode"/>
-      </w:pPr>
-      <w:r>
-        <w:t xml:space="preserve">        "contact_groups.name AS group_name " +</w:t>
-      </w:r>
-    </w:p>
-    <w:p>
-      <w:pPr>
-        <w:pStyle w:val="SourceCode"/>
-      </w:pPr>
-      <w:r>
-        <w:t xml:space="preserve">        "FROM contacts " +</w:t>
-      </w:r>
-    </w:p>
-    <w:p>
-      <w:pPr>
-        <w:pStyle w:val="SourceCode"/>
-      </w:pPr>
-      <w:r>
-        <w:t xml:space="preserve">        "INNER JOIN contact_groups " +</w:t>
-      </w:r>
-    </w:p>
-    <w:p>
-      <w:pPr>
-        <w:pStyle w:val="SourceCode"/>
-      </w:pPr>
-      <w:r>
-        <w:t xml:space="preserve">        "ON contacts.group_id = contact_groups.id " +</w:t>
-      </w:r>
-    </w:p>
-    <w:p>
-      <w:pPr>
-        <w:pStyle w:val="SourceCode"/>
-      </w:pPr>
-      <w:r>
-        <w:t xml:space="preserve">        "ORDER BY contacts.id";</w:t>
+        <w:t xml:space="preserve">        "SELECT contacts_csharp.id, contacts_csharp.name, " +</w:t>
+      </w:r>
+    </w:p>
+    <w:p>
+      <w:pPr>
+        <w:pStyle w:val="SourceCode"/>
+      </w:pPr>
+      <w:r>
+        <w:t xml:space="preserve">        "contact_groups_csharp.name AS group_name " +</w:t>
+      </w:r>
+    </w:p>
+    <w:p>
+      <w:pPr>
+        <w:pStyle w:val="SourceCode"/>
+      </w:pPr>
+      <w:r>
+        <w:t xml:space="preserve">        "FROM contacts_csharp " +</w:t>
+      </w:r>
+    </w:p>
+    <w:p>
+      <w:pPr>
+        <w:pStyle w:val="SourceCode"/>
+      </w:pPr>
+      <w:r>
+        <w:t xml:space="preserve">        "INNER JOIN contact_groups_csharp " +</w:t>
+      </w:r>
+    </w:p>
+    <w:p>
+      <w:pPr>
+        <w:pStyle w:val="SourceCode"/>
+      </w:pPr>
+      <w:r>
+        <w:t xml:space="preserve">        "ON contacts_csharp.group_id = contact_groups_csharp.id " +</w:t>
+      </w:r>
+    </w:p>
+    <w:p>
+      <w:pPr>
+        <w:pStyle w:val="SourceCode"/>
+      </w:pPr>
+      <w:r>
+        <w:t xml:space="preserve">        "ORDER BY contacts_csharp.id";</w:t>
       </w:r>
     </w:p>
     <w:p>
@@ -12387,47 +14709,47 @@
         <w:pStyle w:val="SourceCode"/>
       </w:pPr>
       <w:r>
-        <w:t xml:space="preserve">        "SELECT contacts.id, contacts.name, " +</w:t>
-      </w:r>
-    </w:p>
-    <w:p>
-      <w:pPr>
-        <w:pStyle w:val="SourceCode"/>
-      </w:pPr>
-      <w:r>
-        <w:t xml:space="preserve">        "contact_groups.name AS group_name " +</w:t>
-      </w:r>
-    </w:p>
-    <w:p>
-      <w:pPr>
-        <w:pStyle w:val="SourceCode"/>
-      </w:pPr>
-      <w:r>
-        <w:t xml:space="preserve">        "FROM contacts " +</w:t>
-      </w:r>
-    </w:p>
-    <w:p>
-      <w:pPr>
-        <w:pStyle w:val="SourceCode"/>
-      </w:pPr>
-      <w:r>
-        <w:t xml:space="preserve">        "LEFT JOIN contact_groups " +</w:t>
-      </w:r>
-    </w:p>
-    <w:p>
-      <w:pPr>
-        <w:pStyle w:val="SourceCode"/>
-      </w:pPr>
-      <w:r>
-        <w:t xml:space="preserve">        "ON contacts.group_id = contact_groups.id " +</w:t>
-      </w:r>
-    </w:p>
-    <w:p>
-      <w:pPr>
-        <w:pStyle w:val="SourceCode"/>
-      </w:pPr>
-      <w:r>
-        <w:t xml:space="preserve">        "ORDER BY contacts.id";</w:t>
+        <w:t xml:space="preserve">        "SELECT contacts_csharp.id, contacts_csharp.name, " +</w:t>
+      </w:r>
+    </w:p>
+    <w:p>
+      <w:pPr>
+        <w:pStyle w:val="SourceCode"/>
+      </w:pPr>
+      <w:r>
+        <w:t xml:space="preserve">        "contact_groups_csharp.name AS group_name " +</w:t>
+      </w:r>
+    </w:p>
+    <w:p>
+      <w:pPr>
+        <w:pStyle w:val="SourceCode"/>
+      </w:pPr>
+      <w:r>
+        <w:t xml:space="preserve">        "FROM contacts_csharp " +</w:t>
+      </w:r>
+    </w:p>
+    <w:p>
+      <w:pPr>
+        <w:pStyle w:val="SourceCode"/>
+      </w:pPr>
+      <w:r>
+        <w:t xml:space="preserve">        "LEFT JOIN contact_groups_csharp " +</w:t>
+      </w:r>
+    </w:p>
+    <w:p>
+      <w:pPr>
+        <w:pStyle w:val="SourceCode"/>
+      </w:pPr>
+      <w:r>
+        <w:t xml:space="preserve">        "ON contacts_csharp.group_id = contact_groups_csharp.id " +</w:t>
+      </w:r>
+    </w:p>
+    <w:p>
+      <w:pPr>
+        <w:pStyle w:val="SourceCode"/>
+      </w:pPr>
+      <w:r>
+        <w:t xml:space="preserve">        "ORDER BY contacts_csharp.id";</w:t>
       </w:r>
     </w:p>
     <w:p>
@@ -13866,7 +16188,7 @@
         <w:keepNext/>
       </w:pPr>
       <w:r>
-        <w:t>The block resets the tables, runs the program once, then shows its exit code.</w:t>
+        <w:t>The block resets contacts_csharp and contact_groups_csharp, runs the program once, then shows its exit code.</w:t>
       </w:r>
     </w:p>
     <w:p>
@@ -13916,7 +16238,7 @@
         <w:keepNext/>
       </w:pPr>
       <w:r>
-        <w:t xml:space="preserve">    -e "source ./sql/reset_contacts.sql"</w:t>
+        <w:t xml:space="preserve">    -e "source ./sql/reset_contacts_csharp.sql"</w:t>
       </w:r>
     </w:p>
     <w:p>
@@ -13982,7 +16304,7 @@
         <w:keepNext/>
       </w:pPr>
       <w:r>
-        <w:t>mysql -u devuser -h 127.0.0.1 -P 3306 -D spa_contacts &lt; ./sql/reset_contacts.sql</w:t>
+        <w:t>mysql -u devuser -h 127.0.0.1 -P 3306 -D spa_contacts \</w:t>
       </w:r>
     </w:p>
     <w:p>
@@ -13991,6 +16313,15 @@
         <w:keepNext/>
       </w:pPr>
       <w:r>
+        <w:t xml:space="preserve">    &lt; ./sql/reset_contacts_csharp.sql</w:t>
+      </w:r>
+    </w:p>
+    <w:p>
+      <w:pPr>
+        <w:pStyle w:val="CommandBlock"/>
+        <w:keepNext/>
+      </w:pPr>
+      <w:r>
         <w:t>unset MYSQL_PWD</w:t>
       </w:r>
     </w:p>
@@ -14164,7 +16495,7 @@
         <w:pStyle w:val="ListBullet"/>
       </w:pPr>
       <w:r>
-        <w:t>Now run only the program line again, without the reset. The group Work already exists, and its UNIQUE name refuses a second one: the second line becomes Error: Duplicate entry 'Work' for key 'contact_groups.name', the server's error 1062, as for Lesson 4.5's duplicate email. With no new group there is nothing to assign, so the Assigned lines are skipped; the lists still show the first run's group, and the exit code is 1. Run the whole block again, reset lines included, to start from the known state.</w:t>
+        <w:t>Now run only the program line again, without the reset. The group Work already exists, and its UNIQUE name refuses a second one: the second line becomes Error: Duplicate entry 'Work' for key 'contact_groups_csharp.name', the server's error 1062, as for Lesson 4.5's duplicate email. With no new group there is nothing to assign, so the Assigned lines are skipped; the lists still show the first run's group, and the exit code is 1. Run the whole block again, reset lines included, to start from the known state.</w:t>
       </w:r>
     </w:p>
     <w:p>
@@ -14222,7 +16553,7 @@
         <w:pStyle w:val="ListBullet"/>
       </w:pPr>
       <w:r>
-        <w:t>Reader positions count from 0 in C#: GetInt32(0) is contacts.id, GetString(1) contacts.name, and IsDBNull(2) and GetString(2) the group's name.</w:t>
+        <w:t>Reader positions count from 0 in C#: GetInt32(0) is contacts_csharp.id, GetString(1) contacts_csharp.name, and IsDBNull(2) and GetString(2) the group's name.</w:t>
       </w:r>
     </w:p>
     <w:p>
@@ -14416,6 +16747,35 @@
         <w:pStyle w:val="SourceCode"/>
       </w:pPr>
       <w:r>
+        <w:t>// Remember, each language keeps its own tables (Lesson 4.4). The Go</w:t>
+      </w:r>
+    </w:p>
+    <w:p>
+      <w:pPr>
+        <w:pStyle w:val="SourceCode"/>
+      </w:pPr>
+      <w:r>
+        <w:t>// programs' are contacts_go and this lesson's new contact_groups_go, and</w:t>
+      </w:r>
+    </w:p>
+    <w:p>
+      <w:pPr>
+        <w:pStyle w:val="SourceCode"/>
+      </w:pPr>
+      <w:r>
+        <w:t>// sql/reset_contacts_go.sql resets both.</w:t>
+      </w:r>
+    </w:p>
+    <w:p>
+      <w:pPr>
+        <w:pStyle w:val="SourceCode"/>
+      </w:pPr>
+    </w:p>
+    <w:p>
+      <w:pPr>
+        <w:pStyle w:val="SourceCode"/>
+      </w:pPr>
+      <w:r>
         <w:t>// Lesson 4.5's INSERT, for the new table: the server numbers the group's</w:t>
       </w:r>
     </w:p>
@@ -14432,7 +16792,7 @@
         <w:pStyle w:val="SourceCode"/>
       </w:pPr>
       <w:r>
-        <w:t>const insertGroupSQL = "INSERT INTO contact_groups (name) VALUES (?)"</w:t>
+        <w:t>const insertGroupSQL = "INSERT INTO contact_groups_go (name) VALUES (?)"</w:t>
       </w:r>
     </w:p>
     <w:p>
@@ -14461,7 +16821,7 @@
         <w:pStyle w:val="SourceCode"/>
       </w:pPr>
       <w:r>
-        <w:t>const assignGroupSQL = "UPDATE contacts SET group_id = ? WHERE id = ?"</w:t>
+        <w:t>const assignGroupSQL = "UPDATE contacts_go SET group_id = ? WHERE id = ?"</w:t>
       </w:r>
     </w:p>
     <w:p>
@@ -14522,39 +16882,47 @@
         <w:pStyle w:val="SourceCode"/>
       </w:pPr>
       <w:r>
-        <w:t>const innerJoinSQL = "SELECT contacts.id, contacts.name, " +</w:t>
-      </w:r>
-    </w:p>
-    <w:p>
-      <w:pPr>
-        <w:pStyle w:val="SourceCode"/>
-      </w:pPr>
-      <w:r>
-        <w:t xml:space="preserve">    "contact_groups.name AS group_name " +</w:t>
-      </w:r>
-    </w:p>
-    <w:p>
-      <w:pPr>
-        <w:pStyle w:val="SourceCode"/>
-      </w:pPr>
-      <w:r>
-        <w:t xml:space="preserve">    "FROM contacts " +</w:t>
-      </w:r>
-    </w:p>
-    <w:p>
-      <w:pPr>
-        <w:pStyle w:val="SourceCode"/>
-      </w:pPr>
-      <w:r>
-        <w:t xml:space="preserve">    "INNER JOIN contact_groups ON contacts.group_id = contact_groups.id " +</w:t>
-      </w:r>
-    </w:p>
-    <w:p>
-      <w:pPr>
-        <w:pStyle w:val="SourceCode"/>
-      </w:pPr>
-      <w:r>
-        <w:t xml:space="preserve">    "ORDER BY contacts.id"</w:t>
+        <w:t>const innerJoinSQL = "SELECT contacts_go.id, contacts_go.name, " +</w:t>
+      </w:r>
+    </w:p>
+    <w:p>
+      <w:pPr>
+        <w:pStyle w:val="SourceCode"/>
+      </w:pPr>
+      <w:r>
+        <w:t xml:space="preserve">    "contact_groups_go.name AS group_name " +</w:t>
+      </w:r>
+    </w:p>
+    <w:p>
+      <w:pPr>
+        <w:pStyle w:val="SourceCode"/>
+      </w:pPr>
+      <w:r>
+        <w:t xml:space="preserve">    "FROM contacts_go " +</w:t>
+      </w:r>
+    </w:p>
+    <w:p>
+      <w:pPr>
+        <w:pStyle w:val="SourceCode"/>
+      </w:pPr>
+      <w:r>
+        <w:t xml:space="preserve">    "INNER JOIN contact_groups_go " +</w:t>
+      </w:r>
+    </w:p>
+    <w:p>
+      <w:pPr>
+        <w:pStyle w:val="SourceCode"/>
+      </w:pPr>
+      <w:r>
+        <w:t xml:space="preserve">    "ON contacts_go.group_id = contact_groups_go.id " +</w:t>
+      </w:r>
+    </w:p>
+    <w:p>
+      <w:pPr>
+        <w:pStyle w:val="SourceCode"/>
+      </w:pPr>
+      <w:r>
+        <w:t xml:space="preserve">    "ORDER BY contacts_go.id"</w:t>
       </w:r>
     </w:p>
     <w:p>
@@ -14583,39 +16951,47 @@
         <w:pStyle w:val="SourceCode"/>
       </w:pPr>
       <w:r>
-        <w:t>const leftJoinSQL = "SELECT contacts.id, contacts.name, " +</w:t>
-      </w:r>
-    </w:p>
-    <w:p>
-      <w:pPr>
-        <w:pStyle w:val="SourceCode"/>
-      </w:pPr>
-      <w:r>
-        <w:t xml:space="preserve">    "contact_groups.name AS group_name " +</w:t>
-      </w:r>
-    </w:p>
-    <w:p>
-      <w:pPr>
-        <w:pStyle w:val="SourceCode"/>
-      </w:pPr>
-      <w:r>
-        <w:t xml:space="preserve">    "FROM contacts " +</w:t>
-      </w:r>
-    </w:p>
-    <w:p>
-      <w:pPr>
-        <w:pStyle w:val="SourceCode"/>
-      </w:pPr>
-      <w:r>
-        <w:t xml:space="preserve">    "LEFT JOIN contact_groups ON contacts.group_id = contact_groups.id " +</w:t>
-      </w:r>
-    </w:p>
-    <w:p>
-      <w:pPr>
-        <w:pStyle w:val="SourceCode"/>
-      </w:pPr>
-      <w:r>
-        <w:t xml:space="preserve">    "ORDER BY contacts.id"</w:t>
+        <w:t>const leftJoinSQL = "SELECT contacts_go.id, contacts_go.name, " +</w:t>
+      </w:r>
+    </w:p>
+    <w:p>
+      <w:pPr>
+        <w:pStyle w:val="SourceCode"/>
+      </w:pPr>
+      <w:r>
+        <w:t xml:space="preserve">    "contact_groups_go.name AS group_name " +</w:t>
+      </w:r>
+    </w:p>
+    <w:p>
+      <w:pPr>
+        <w:pStyle w:val="SourceCode"/>
+      </w:pPr>
+      <w:r>
+        <w:t xml:space="preserve">    "FROM contacts_go " +</w:t>
+      </w:r>
+    </w:p>
+    <w:p>
+      <w:pPr>
+        <w:pStyle w:val="SourceCode"/>
+      </w:pPr>
+      <w:r>
+        <w:t xml:space="preserve">    "LEFT JOIN contact_groups_go " +</w:t>
+      </w:r>
+    </w:p>
+    <w:p>
+      <w:pPr>
+        <w:pStyle w:val="SourceCode"/>
+      </w:pPr>
+      <w:r>
+        <w:t xml:space="preserve">    "ON contacts_go.group_id = contact_groups_go.id " +</w:t>
+      </w:r>
+    </w:p>
+    <w:p>
+      <w:pPr>
+        <w:pStyle w:val="SourceCode"/>
+      </w:pPr>
+      <w:r>
+        <w:t xml:space="preserve">    "ORDER BY contacts_go.id"</w:t>
       </w:r>
     </w:p>
     <w:p>
@@ -15406,7 +17782,7 @@
         <w:keepNext/>
       </w:pPr>
       <w:r>
-        <w:t>Run the block from the lesson-4.11 folder, in a terminal that has SPA_DB_PASSWORD. The program adds a group and changes two contacts, so the block runs the Data Reset's file again just before the program: every run then starts from the known state, with no groups.</w:t>
+        <w:t>Run the block from the lesson-4.11 folder, in a terminal that has SPA_DB_PASSWORD. The program adds a group and changes two contacts, so the block runs its language's reset file, sql/reset_contacts_go.sql, again just before the program: every run then starts from the known state, with no groups. Remember, each language has its own tables: the Go programs use contacts_go and contact_groups_go, and never touch another language's rows.</w:t>
       </w:r>
     </w:p>
     <w:p>
@@ -15456,7 +17832,7 @@
         <w:keepNext/>
       </w:pPr>
       <w:r>
-        <w:t xml:space="preserve">    -e "source ./sql/reset_contacts.sql"</w:t>
+        <w:t xml:space="preserve">    -e "source ./sql/reset_contacts_go.sql"</w:t>
       </w:r>
     </w:p>
     <w:p>
@@ -15513,7 +17889,7 @@
         <w:keepNext/>
       </w:pPr>
       <w:r>
-        <w:t>mysql -u devuser -h 127.0.0.1 -P 3306 -D spa_contacts &lt; ./sql/reset_contacts.sql</w:t>
+        <w:t>mysql -u devuser -h 127.0.0.1 -P 3306 -D spa_contacts \</w:t>
       </w:r>
     </w:p>
     <w:p>
@@ -15522,6 +17898,15 @@
         <w:keepNext/>
       </w:pPr>
       <w:r>
+        <w:t xml:space="preserve">    &lt; ./sql/reset_contacts_go.sql</w:t>
+      </w:r>
+    </w:p>
+    <w:p>
+      <w:pPr>
+        <w:pStyle w:val="CommandBlock"/>
+        <w:keepNext/>
+      </w:pPr>
+      <w:r>
         <w:t>unset MYSQL_PWD</w:t>
       </w:r>
     </w:p>
@@ -15675,7 +18060,7 @@
         <w:pStyle w:val="ListBullet"/>
       </w:pPr>
       <w:r>
-        <w:t>Inserted group Work with id 1 proves the INSERT into the new table worked. The id is 1 because the reset created contact_groups empty, and the program read the id back instead of guessing it.</w:t>
+        <w:t>Inserted group Work with id 1 proves the INSERT into the new table worked. The id is 1 because the reset created contact_groups_go empty, and the program read the id back instead of guessing it.</w:t>
       </w:r>
     </w:p>
     <w:p>
@@ -15707,7 +18092,7 @@
         <w:pStyle w:val="ListBullet"/>
       </w:pPr>
       <w:r>
-        <w:t>If the program ran without the reset lines above it, after an earlier run, the group Work already exists, and the UNIQUE name refuses a second one with error 1062, Duplicate entry 'Work' for key 'contact_groups.name': the program stops with panic: runtime error: invalid memory address: Exec was refused, and the Basic version threw its error value away. Run the whole block again, reset lines included.</w:t>
+        <w:t>If the program ran without the reset lines above it, after an earlier run, the group Work already exists, and the UNIQUE name refuses a second one with error 1062, Duplicate entry 'Work' for key 'contact_groups_go.name': the program stops with panic: runtime error: invalid memory address: Exec was refused, and the Basic version threw its error value away. Run the whole block again, reset lines included.</w:t>
       </w:r>
     </w:p>
     <w:p>
@@ -15974,7 +18359,7 @@
         <w:pStyle w:val="SourceCode"/>
       </w:pPr>
       <w:r>
-        <w:t>const insertGroupSQL = "INSERT INTO contact_groups (name) VALUES (?)"</w:t>
+        <w:t>const insertGroupSQL = "INSERT INTO contact_groups_go (name) VALUES (?)"</w:t>
       </w:r>
     </w:p>
     <w:p>
@@ -16003,7 +18388,7 @@
         <w:pStyle w:val="SourceCode"/>
       </w:pPr>
       <w:r>
-        <w:t>const assignGroupSQL = "UPDATE contacts SET group_id = ? WHERE id = ?"</w:t>
+        <w:t>const assignGroupSQL = "UPDATE contacts_go SET group_id = ? WHERE id = ?"</w:t>
       </w:r>
     </w:p>
     <w:p>
@@ -16040,79 +18425,95 @@
         <w:pStyle w:val="SourceCode"/>
       </w:pPr>
       <w:r>
-        <w:t>const innerJoinSQL = "SELECT contacts.id, contacts.name, " +</w:t>
-      </w:r>
-    </w:p>
-    <w:p>
-      <w:pPr>
-        <w:pStyle w:val="SourceCode"/>
-      </w:pPr>
-      <w:r>
-        <w:t xml:space="preserve">    "contact_groups.name AS group_name " +</w:t>
-      </w:r>
-    </w:p>
-    <w:p>
-      <w:pPr>
-        <w:pStyle w:val="SourceCode"/>
-      </w:pPr>
-      <w:r>
-        <w:t xml:space="preserve">    "FROM contacts " +</w:t>
-      </w:r>
-    </w:p>
-    <w:p>
-      <w:pPr>
-        <w:pStyle w:val="SourceCode"/>
-      </w:pPr>
-      <w:r>
-        <w:t xml:space="preserve">    "INNER JOIN contact_groups ON contacts.group_id = contact_groups.id " +</w:t>
-      </w:r>
-    </w:p>
-    <w:p>
-      <w:pPr>
-        <w:pStyle w:val="SourceCode"/>
-      </w:pPr>
-      <w:r>
-        <w:t xml:space="preserve">    "ORDER BY contacts.id"</w:t>
-      </w:r>
-    </w:p>
-    <w:p>
-      <w:pPr>
-        <w:pStyle w:val="SourceCode"/>
-      </w:pPr>
-      <w:r>
-        <w:t>const leftJoinSQL = "SELECT contacts.id, contacts.name, " +</w:t>
-      </w:r>
-    </w:p>
-    <w:p>
-      <w:pPr>
-        <w:pStyle w:val="SourceCode"/>
-      </w:pPr>
-      <w:r>
-        <w:t xml:space="preserve">    "contact_groups.name AS group_name " +</w:t>
-      </w:r>
-    </w:p>
-    <w:p>
-      <w:pPr>
-        <w:pStyle w:val="SourceCode"/>
-      </w:pPr>
-      <w:r>
-        <w:t xml:space="preserve">    "FROM contacts " +</w:t>
-      </w:r>
-    </w:p>
-    <w:p>
-      <w:pPr>
-        <w:pStyle w:val="SourceCode"/>
-      </w:pPr>
-      <w:r>
-        <w:t xml:space="preserve">    "LEFT JOIN contact_groups ON contacts.group_id = contact_groups.id " +</w:t>
-      </w:r>
-    </w:p>
-    <w:p>
-      <w:pPr>
-        <w:pStyle w:val="SourceCode"/>
-      </w:pPr>
-      <w:r>
-        <w:t xml:space="preserve">    "ORDER BY contacts.id"</w:t>
+        <w:t>const innerJoinSQL = "SELECT contacts_go.id, contacts_go.name, " +</w:t>
+      </w:r>
+    </w:p>
+    <w:p>
+      <w:pPr>
+        <w:pStyle w:val="SourceCode"/>
+      </w:pPr>
+      <w:r>
+        <w:t xml:space="preserve">    "contact_groups_go.name AS group_name " +</w:t>
+      </w:r>
+    </w:p>
+    <w:p>
+      <w:pPr>
+        <w:pStyle w:val="SourceCode"/>
+      </w:pPr>
+      <w:r>
+        <w:t xml:space="preserve">    "FROM contacts_go " +</w:t>
+      </w:r>
+    </w:p>
+    <w:p>
+      <w:pPr>
+        <w:pStyle w:val="SourceCode"/>
+      </w:pPr>
+      <w:r>
+        <w:t xml:space="preserve">    "INNER JOIN contact_groups_go " +</w:t>
+      </w:r>
+    </w:p>
+    <w:p>
+      <w:pPr>
+        <w:pStyle w:val="SourceCode"/>
+      </w:pPr>
+      <w:r>
+        <w:t xml:space="preserve">    "ON contacts_go.group_id = contact_groups_go.id " +</w:t>
+      </w:r>
+    </w:p>
+    <w:p>
+      <w:pPr>
+        <w:pStyle w:val="SourceCode"/>
+      </w:pPr>
+      <w:r>
+        <w:t xml:space="preserve">    "ORDER BY contacts_go.id"</w:t>
+      </w:r>
+    </w:p>
+    <w:p>
+      <w:pPr>
+        <w:pStyle w:val="SourceCode"/>
+      </w:pPr>
+      <w:r>
+        <w:t>const leftJoinSQL = "SELECT contacts_go.id, contacts_go.name, " +</w:t>
+      </w:r>
+    </w:p>
+    <w:p>
+      <w:pPr>
+        <w:pStyle w:val="SourceCode"/>
+      </w:pPr>
+      <w:r>
+        <w:t xml:space="preserve">    "contact_groups_go.name AS group_name " +</w:t>
+      </w:r>
+    </w:p>
+    <w:p>
+      <w:pPr>
+        <w:pStyle w:val="SourceCode"/>
+      </w:pPr>
+      <w:r>
+        <w:t xml:space="preserve">    "FROM contacts_go " +</w:t>
+      </w:r>
+    </w:p>
+    <w:p>
+      <w:pPr>
+        <w:pStyle w:val="SourceCode"/>
+      </w:pPr>
+      <w:r>
+        <w:t xml:space="preserve">    "LEFT JOIN contact_groups_go " +</w:t>
+      </w:r>
+    </w:p>
+    <w:p>
+      <w:pPr>
+        <w:pStyle w:val="SourceCode"/>
+      </w:pPr>
+      <w:r>
+        <w:t xml:space="preserve">    "ON contacts_go.group_id = contact_groups_go.id " +</w:t>
+      </w:r>
+    </w:p>
+    <w:p>
+      <w:pPr>
+        <w:pStyle w:val="SourceCode"/>
+      </w:pPr>
+      <w:r>
+        <w:t xml:space="preserve">    "ORDER BY contacts_go.id"</w:t>
       </w:r>
     </w:p>
     <w:p>
@@ -17564,7 +19965,7 @@
         <w:keepNext/>
       </w:pPr>
       <w:r>
-        <w:t>The block resets the tables, runs the program once, then shows its exit code.</w:t>
+        <w:t>The block resets contacts_go and contact_groups_go, runs the program once, then shows its exit code.</w:t>
       </w:r>
     </w:p>
     <w:p>
@@ -17614,7 +20015,7 @@
         <w:keepNext/>
       </w:pPr>
       <w:r>
-        <w:t xml:space="preserve">    -e "source ./sql/reset_contacts.sql"</w:t>
+        <w:t xml:space="preserve">    -e "source ./sql/reset_contacts_go.sql"</w:t>
       </w:r>
     </w:p>
     <w:p>
@@ -17680,7 +20081,7 @@
         <w:keepNext/>
       </w:pPr>
       <w:r>
-        <w:t>mysql -u devuser -h 127.0.0.1 -P 3306 -D spa_contacts &lt; ./sql/reset_contacts.sql</w:t>
+        <w:t>mysql -u devuser -h 127.0.0.1 -P 3306 -D spa_contacts \</w:t>
       </w:r>
     </w:p>
     <w:p>
@@ -17689,6 +20090,15 @@
         <w:keepNext/>
       </w:pPr>
       <w:r>
+        <w:t xml:space="preserve">    &lt; ./sql/reset_contacts_go.sql</w:t>
+      </w:r>
+    </w:p>
+    <w:p>
+      <w:pPr>
+        <w:pStyle w:val="CommandBlock"/>
+        <w:keepNext/>
+      </w:pPr>
+      <w:r>
         <w:t>unset MYSQL_PWD</w:t>
       </w:r>
     </w:p>
@@ -17862,7 +20272,7 @@
         <w:pStyle w:val="ListBullet"/>
       </w:pPr>
       <w:r>
-        <w:t>Now run only the program line again, without the reset. The group Work already exists, and its UNIQUE name refuses a second one: the second line becomes Error: Duplicate entry 'Work' for key 'contact_groups.name', the server's error 1062, as for Lesson 4.5's duplicate email. With no new group there is nothing to assign, so the Assigned lines are skipped; the lists still show the first run's group, and the exit code is 1. Run the whole block again, reset lines included, to start from the known state.</w:t>
+        <w:t>Now run only the program line again, without the reset. The group Work already exists, and its UNIQUE name refuses a second one: the second line becomes Error: Duplicate entry 'Work' for key 'contact_groups_go.name', the server's error 1062, as for Lesson 4.5's duplicate email. With no new group there is nothing to assign, so the Assigned lines are skipped; the lists still show the first run's group, and the exit code is 1. Run the whole block again, reset lines included, to start from the known state.</w:t>
       </w:r>
     </w:p>
     <w:p>
@@ -18084,6 +20494,35 @@
         <w:pStyle w:val="SourceCode"/>
       </w:pPr>
       <w:r>
+        <w:t># Remember, each language keeps its own tables (Lesson 4.4). The Python</w:t>
+      </w:r>
+    </w:p>
+    <w:p>
+      <w:pPr>
+        <w:pStyle w:val="SourceCode"/>
+      </w:pPr>
+      <w:r>
+        <w:t># programs' are contacts_python and this lesson's new contact_groups_python,</w:t>
+      </w:r>
+    </w:p>
+    <w:p>
+      <w:pPr>
+        <w:pStyle w:val="SourceCode"/>
+      </w:pPr>
+      <w:r>
+        <w:t># and sql/reset_contacts_python.sql resets both.</w:t>
+      </w:r>
+    </w:p>
+    <w:p>
+      <w:pPr>
+        <w:pStyle w:val="SourceCode"/>
+      </w:pPr>
+    </w:p>
+    <w:p>
+      <w:pPr>
+        <w:pStyle w:val="SourceCode"/>
+      </w:pPr>
+      <w:r>
         <w:t># Lesson 4.5's INSERT, for the new table: the server numbers the group's</w:t>
       </w:r>
     </w:p>
@@ -18100,7 +20539,7 @@
         <w:pStyle w:val="SourceCode"/>
       </w:pPr>
       <w:r>
-        <w:t>INSERT_GROUP = "INSERT INTO contact_groups (name) VALUES (%s)"</w:t>
+        <w:t>INSERT_GROUP = "INSERT INTO contact_groups_python (name) VALUES (%s)"</w:t>
       </w:r>
     </w:p>
     <w:p>
@@ -18129,7 +20568,7 @@
         <w:pStyle w:val="SourceCode"/>
       </w:pPr>
       <w:r>
-        <w:t>ASSIGN_GROUP = "UPDATE contacts SET group_id = %s WHERE id = %s"</w:t>
+        <w:t>ASSIGN_GROUP = "UPDATE contacts_python SET group_id = %s WHERE id = %s"</w:t>
       </w:r>
     </w:p>
     <w:p>
@@ -18206,31 +20645,47 @@
         <w:pStyle w:val="SourceCode"/>
       </w:pPr>
       <w:r>
-        <w:t xml:space="preserve">    "SELECT contacts.id, contacts.name, contact_groups.name AS group_name "</w:t>
-      </w:r>
-    </w:p>
-    <w:p>
-      <w:pPr>
-        <w:pStyle w:val="SourceCode"/>
-      </w:pPr>
-      <w:r>
-        <w:t xml:space="preserve">    "FROM contacts "</w:t>
-      </w:r>
-    </w:p>
-    <w:p>
-      <w:pPr>
-        <w:pStyle w:val="SourceCode"/>
-      </w:pPr>
-      <w:r>
-        <w:t xml:space="preserve">    "INNER JOIN contact_groups ON contacts.group_id = contact_groups.id "</w:t>
-      </w:r>
-    </w:p>
-    <w:p>
-      <w:pPr>
-        <w:pStyle w:val="SourceCode"/>
-      </w:pPr>
-      <w:r>
-        <w:t xml:space="preserve">    "ORDER BY contacts.id"</w:t>
+        <w:t xml:space="preserve">    "SELECT contacts_python.id, contacts_python.name, "</w:t>
+      </w:r>
+    </w:p>
+    <w:p>
+      <w:pPr>
+        <w:pStyle w:val="SourceCode"/>
+      </w:pPr>
+      <w:r>
+        <w:t xml:space="preserve">    "contact_groups_python.name AS group_name "</w:t>
+      </w:r>
+    </w:p>
+    <w:p>
+      <w:pPr>
+        <w:pStyle w:val="SourceCode"/>
+      </w:pPr>
+      <w:r>
+        <w:t xml:space="preserve">    "FROM contacts_python "</w:t>
+      </w:r>
+    </w:p>
+    <w:p>
+      <w:pPr>
+        <w:pStyle w:val="SourceCode"/>
+      </w:pPr>
+      <w:r>
+        <w:t xml:space="preserve">    "INNER JOIN contact_groups_python "</w:t>
+      </w:r>
+    </w:p>
+    <w:p>
+      <w:pPr>
+        <w:pStyle w:val="SourceCode"/>
+      </w:pPr>
+      <w:r>
+        <w:t xml:space="preserve">    "ON contacts_python.group_id = contact_groups_python.id "</w:t>
+      </w:r>
+    </w:p>
+    <w:p>
+      <w:pPr>
+        <w:pStyle w:val="SourceCode"/>
+      </w:pPr>
+      <w:r>
+        <w:t xml:space="preserve">    "ORDER BY contacts_python.id"</w:t>
       </w:r>
     </w:p>
     <w:p>
@@ -18275,31 +20730,47 @@
         <w:pStyle w:val="SourceCode"/>
       </w:pPr>
       <w:r>
-        <w:t xml:space="preserve">    "SELECT contacts.id, contacts.name, contact_groups.name AS group_name "</w:t>
-      </w:r>
-    </w:p>
-    <w:p>
-      <w:pPr>
-        <w:pStyle w:val="SourceCode"/>
-      </w:pPr>
-      <w:r>
-        <w:t xml:space="preserve">    "FROM contacts "</w:t>
-      </w:r>
-    </w:p>
-    <w:p>
-      <w:pPr>
-        <w:pStyle w:val="SourceCode"/>
-      </w:pPr>
-      <w:r>
-        <w:t xml:space="preserve">    "LEFT JOIN contact_groups ON contacts.group_id = contact_groups.id "</w:t>
-      </w:r>
-    </w:p>
-    <w:p>
-      <w:pPr>
-        <w:pStyle w:val="SourceCode"/>
-      </w:pPr>
-      <w:r>
-        <w:t xml:space="preserve">    "ORDER BY contacts.id"</w:t>
+        <w:t xml:space="preserve">    "SELECT contacts_python.id, contacts_python.name, "</w:t>
+      </w:r>
+    </w:p>
+    <w:p>
+      <w:pPr>
+        <w:pStyle w:val="SourceCode"/>
+      </w:pPr>
+      <w:r>
+        <w:t xml:space="preserve">    "contact_groups_python.name AS group_name "</w:t>
+      </w:r>
+    </w:p>
+    <w:p>
+      <w:pPr>
+        <w:pStyle w:val="SourceCode"/>
+      </w:pPr>
+      <w:r>
+        <w:t xml:space="preserve">    "FROM contacts_python "</w:t>
+      </w:r>
+    </w:p>
+    <w:p>
+      <w:pPr>
+        <w:pStyle w:val="SourceCode"/>
+      </w:pPr>
+      <w:r>
+        <w:t xml:space="preserve">    "LEFT JOIN contact_groups_python "</w:t>
+      </w:r>
+    </w:p>
+    <w:p>
+      <w:pPr>
+        <w:pStyle w:val="SourceCode"/>
+      </w:pPr>
+      <w:r>
+        <w:t xml:space="preserve">    "ON contacts_python.group_id = contact_groups_python.id "</w:t>
+      </w:r>
+    </w:p>
+    <w:p>
+      <w:pPr>
+        <w:pStyle w:val="SourceCode"/>
+      </w:pPr>
+      <w:r>
+        <w:t xml:space="preserve">    "ORDER BY contacts_python.id"</w:t>
       </w:r>
     </w:p>
     <w:p>
@@ -18984,7 +21455,7 @@
         <w:keepNext/>
       </w:pPr>
       <w:r>
-        <w:t>Run the block from the lesson-4.11 folder, in a terminal that has SPA_DB_PASSWORD. Python has no build step. The program adds a group and changes two contacts, so the block runs the Data Reset's file again just before the program: every run then starts from the known state, with no groups.</w:t>
+        <w:t>Run the block from the lesson-4.11 folder, in a terminal that has SPA_DB_PASSWORD. Python has no build step. The program adds a group and changes two contacts, so the block runs its language's reset file, sql/reset_contacts_python.sql, again just before the program: every run then starts from the known state, with no groups. Remember, each language has its own tables: the Python programs use contacts_python and contact_groups_python, and never touch another language's rows.</w:t>
       </w:r>
     </w:p>
     <w:p>
@@ -19025,7 +21496,7 @@
         <w:keepNext/>
       </w:pPr>
       <w:r>
-        <w:t xml:space="preserve">    -e "source ./sql/reset_contacts.sql"</w:t>
+        <w:t xml:space="preserve">    -e "source ./sql/reset_contacts_python.sql"</w:t>
       </w:r>
     </w:p>
     <w:p>
@@ -19073,7 +21544,7 @@
         <w:keepNext/>
       </w:pPr>
       <w:r>
-        <w:t>mysql -u devuser -h 127.0.0.1 -P 3306 -D spa_contacts &lt; ./sql/reset_contacts.sql</w:t>
+        <w:t>mysql -u devuser -h 127.0.0.1 -P 3306 -D spa_contacts \</w:t>
       </w:r>
     </w:p>
     <w:p>
@@ -19082,6 +21553,15 @@
         <w:keepNext/>
       </w:pPr>
       <w:r>
+        <w:t xml:space="preserve">    &lt; ./sql/reset_contacts_python.sql</w:t>
+      </w:r>
+    </w:p>
+    <w:p>
+      <w:pPr>
+        <w:pStyle w:val="CommandBlock"/>
+        <w:keepNext/>
+      </w:pPr>
+      <w:r>
         <w:t>unset MYSQL_PWD</w:t>
       </w:r>
     </w:p>
@@ -19235,7 +21715,7 @@
         <w:pStyle w:val="ListBullet"/>
       </w:pPr>
       <w:r>
-        <w:t>Inserted group Work with id 1 proves the INSERT into the new table worked. The id is 1 because the reset created contact_groups empty, and the program read the id back instead of guessing it.</w:t>
+        <w:t>Inserted group Work with id 1 proves the INSERT into the new table worked. The id is 1 because the reset created contact_groups_python empty, and the program read the id back instead of guessing it.</w:t>
       </w:r>
     </w:p>
     <w:p>
@@ -19267,7 +21747,7 @@
         <w:pStyle w:val="ListBullet"/>
       </w:pPr>
       <w:r>
-        <w:t>If the program ran without the reset lines above it, after an earlier run, the group Work already exists, and the UNIQUE name refuses a second one with error 1062, Duplicate entry 'Work' for key 'contact_groups.name': Python stops with a traceback ending in mysql.connector.errors.IntegrityError: 1062 (23000): Duplicate entry 'Work' for key 'contact_groups.name'. Run the whole block again, reset lines included.</w:t>
+        <w:t>If the program ran without the reset lines above it, after an earlier run, the group Work already exists, and the UNIQUE name refuses a second one with error 1062, Duplicate entry 'Work' for key 'contact_groups_python.name': Python stops with a traceback ending in mysql.connector.errors.IntegrityError: 1062 (23000): Duplicate entry 'Work' for key 'contact_groups_python.name'. Run the whole block again, reset lines included.</w:t>
       </w:r>
     </w:p>
     <w:p>
@@ -19496,7 +21976,7 @@
         <w:pStyle w:val="SourceCode"/>
       </w:pPr>
       <w:r>
-        <w:t>INSERT_GROUP = "INSERT INTO contact_groups (name) VALUES (%s)"</w:t>
+        <w:t>INSERT_GROUP = "INSERT INTO contact_groups_python (name) VALUES (%s)"</w:t>
       </w:r>
     </w:p>
     <w:p>
@@ -19525,7 +22005,7 @@
         <w:pStyle w:val="SourceCode"/>
       </w:pPr>
       <w:r>
-        <w:t>ASSIGN_GROUP = "UPDATE contacts SET group_id = %s WHERE id = %s"</w:t>
+        <w:t>ASSIGN_GROUP = "UPDATE contacts_python SET group_id = %s WHERE id = %s"</w:t>
       </w:r>
     </w:p>
     <w:p>
@@ -19562,31 +22042,47 @@
         <w:pStyle w:val="SourceCode"/>
       </w:pPr>
       <w:r>
-        <w:t xml:space="preserve">    "SELECT contacts.id, contacts.name, contact_groups.name AS group_name "</w:t>
-      </w:r>
-    </w:p>
-    <w:p>
-      <w:pPr>
-        <w:pStyle w:val="SourceCode"/>
-      </w:pPr>
-      <w:r>
-        <w:t xml:space="preserve">    "FROM contacts "</w:t>
-      </w:r>
-    </w:p>
-    <w:p>
-      <w:pPr>
-        <w:pStyle w:val="SourceCode"/>
-      </w:pPr>
-      <w:r>
-        <w:t xml:space="preserve">    "INNER JOIN contact_groups ON contacts.group_id = contact_groups.id "</w:t>
-      </w:r>
-    </w:p>
-    <w:p>
-      <w:pPr>
-        <w:pStyle w:val="SourceCode"/>
-      </w:pPr>
-      <w:r>
-        <w:t xml:space="preserve">    "ORDER BY contacts.id"</w:t>
+        <w:t xml:space="preserve">    "SELECT contacts_python.id, contacts_python.name, "</w:t>
+      </w:r>
+    </w:p>
+    <w:p>
+      <w:pPr>
+        <w:pStyle w:val="SourceCode"/>
+      </w:pPr>
+      <w:r>
+        <w:t xml:space="preserve">    "contact_groups_python.name AS group_name "</w:t>
+      </w:r>
+    </w:p>
+    <w:p>
+      <w:pPr>
+        <w:pStyle w:val="SourceCode"/>
+      </w:pPr>
+      <w:r>
+        <w:t xml:space="preserve">    "FROM contacts_python "</w:t>
+      </w:r>
+    </w:p>
+    <w:p>
+      <w:pPr>
+        <w:pStyle w:val="SourceCode"/>
+      </w:pPr>
+      <w:r>
+        <w:t xml:space="preserve">    "INNER JOIN contact_groups_python "</w:t>
+      </w:r>
+    </w:p>
+    <w:p>
+      <w:pPr>
+        <w:pStyle w:val="SourceCode"/>
+      </w:pPr>
+      <w:r>
+        <w:t xml:space="preserve">    "ON contacts_python.group_id = contact_groups_python.id "</w:t>
+      </w:r>
+    </w:p>
+    <w:p>
+      <w:pPr>
+        <w:pStyle w:val="SourceCode"/>
+      </w:pPr>
+      <w:r>
+        <w:t xml:space="preserve">    "ORDER BY contacts_python.id"</w:t>
       </w:r>
     </w:p>
     <w:p>
@@ -19610,31 +22106,47 @@
         <w:pStyle w:val="SourceCode"/>
       </w:pPr>
       <w:r>
-        <w:t xml:space="preserve">    "SELECT contacts.id, contacts.name, contact_groups.name AS group_name "</w:t>
-      </w:r>
-    </w:p>
-    <w:p>
-      <w:pPr>
-        <w:pStyle w:val="SourceCode"/>
-      </w:pPr>
-      <w:r>
-        <w:t xml:space="preserve">    "FROM contacts "</w:t>
-      </w:r>
-    </w:p>
-    <w:p>
-      <w:pPr>
-        <w:pStyle w:val="SourceCode"/>
-      </w:pPr>
-      <w:r>
-        <w:t xml:space="preserve">    "LEFT JOIN contact_groups ON contacts.group_id = contact_groups.id "</w:t>
-      </w:r>
-    </w:p>
-    <w:p>
-      <w:pPr>
-        <w:pStyle w:val="SourceCode"/>
-      </w:pPr>
-      <w:r>
-        <w:t xml:space="preserve">    "ORDER BY contacts.id"</w:t>
+        <w:t xml:space="preserve">    "SELECT contacts_python.id, contacts_python.name, "</w:t>
+      </w:r>
+    </w:p>
+    <w:p>
+      <w:pPr>
+        <w:pStyle w:val="SourceCode"/>
+      </w:pPr>
+      <w:r>
+        <w:t xml:space="preserve">    "contact_groups_python.name AS group_name "</w:t>
+      </w:r>
+    </w:p>
+    <w:p>
+      <w:pPr>
+        <w:pStyle w:val="SourceCode"/>
+      </w:pPr>
+      <w:r>
+        <w:t xml:space="preserve">    "FROM contacts_python "</w:t>
+      </w:r>
+    </w:p>
+    <w:p>
+      <w:pPr>
+        <w:pStyle w:val="SourceCode"/>
+      </w:pPr>
+      <w:r>
+        <w:t xml:space="preserve">    "LEFT JOIN contact_groups_python "</w:t>
+      </w:r>
+    </w:p>
+    <w:p>
+      <w:pPr>
+        <w:pStyle w:val="SourceCode"/>
+      </w:pPr>
+      <w:r>
+        <w:t xml:space="preserve">    "ON contacts_python.group_id = contact_groups_python.id "</w:t>
+      </w:r>
+    </w:p>
+    <w:p>
+      <w:pPr>
+        <w:pStyle w:val="SourceCode"/>
+      </w:pPr>
+      <w:r>
+        <w:t xml:space="preserve">    "ORDER BY contacts_python.id"</w:t>
       </w:r>
     </w:p>
     <w:p>
@@ -20670,7 +23182,7 @@
         <w:keepNext/>
       </w:pPr>
       <w:r>
-        <w:t>The block resets the tables, runs the program once, then shows its exit code.</w:t>
+        <w:t>The block resets contacts_python and contact_groups_python, runs the program once, then shows its exit code.</w:t>
       </w:r>
     </w:p>
     <w:p>
@@ -20711,7 +23223,7 @@
         <w:keepNext/>
       </w:pPr>
       <w:r>
-        <w:t xml:space="preserve">    -e "source ./sql/reset_contacts.sql"</w:t>
+        <w:t xml:space="preserve">    -e "source ./sql/reset_contacts_python.sql"</w:t>
       </w:r>
     </w:p>
     <w:p>
@@ -20768,7 +23280,7 @@
         <w:keepNext/>
       </w:pPr>
       <w:r>
-        <w:t>mysql -u devuser -h 127.0.0.1 -P 3306 -D spa_contacts &lt; ./sql/reset_contacts.sql</w:t>
+        <w:t>mysql -u devuser -h 127.0.0.1 -P 3306 -D spa_contacts \</w:t>
       </w:r>
     </w:p>
     <w:p>
@@ -20777,6 +23289,15 @@
         <w:keepNext/>
       </w:pPr>
       <w:r>
+        <w:t xml:space="preserve">    &lt; ./sql/reset_contacts_python.sql</w:t>
+      </w:r>
+    </w:p>
+    <w:p>
+      <w:pPr>
+        <w:pStyle w:val="CommandBlock"/>
+        <w:keepNext/>
+      </w:pPr>
+      <w:r>
         <w:t>unset MYSQL_PWD</w:t>
       </w:r>
     </w:p>
@@ -20950,7 +23471,7 @@
         <w:pStyle w:val="ListBullet"/>
       </w:pPr>
       <w:r>
-        <w:t>Now run only the program line again, without the reset. The group Work already exists, and its UNIQUE name refuses a second one: the second line becomes Error: Duplicate entry 'Work' for key 'contact_groups.name', the server's error 1062, as for Lesson 4.5's duplicate email. With no new group there is nothing to assign, so the Assigned lines are skipped; the lists still show the first run's group, and the exit code is 1. Run the whole block again, reset lines included, to start from the known state.</w:t>
+        <w:t>Now run only the program line again, without the reset. The group Work already exists, and its UNIQUE name refuses a second one: the second line becomes Error: Duplicate entry 'Work' for key 'contact_groups_python.name', the server's error 1062, as for Lesson 4.5's duplicate email. With no new group there is nothing to assign, so the Assigned lines are skipped; the lists still show the first run's group, and the exit code is 1. Run the whole block again, reset lines included, to start from the known state.</w:t>
       </w:r>
     </w:p>
     <w:p>
@@ -21191,6 +23712,43 @@
         <w:pStyle w:val="SourceCode"/>
       </w:pPr>
       <w:r>
+        <w:t>// Remember, each language keeps its own tables (Lesson 4.4). The TypeScript</w:t>
+      </w:r>
+    </w:p>
+    <w:p>
+      <w:pPr>
+        <w:pStyle w:val="SourceCode"/>
+      </w:pPr>
+      <w:r>
+        <w:t>// programs' are contacts_typescript and this lesson's new</w:t>
+      </w:r>
+    </w:p>
+    <w:p>
+      <w:pPr>
+        <w:pStyle w:val="SourceCode"/>
+      </w:pPr>
+      <w:r>
+        <w:t>// contact_groups_typescript, and sql/reset_contacts_typescript.sql resets</w:t>
+      </w:r>
+    </w:p>
+    <w:p>
+      <w:pPr>
+        <w:pStyle w:val="SourceCode"/>
+      </w:pPr>
+      <w:r>
+        <w:t>// both.</w:t>
+      </w:r>
+    </w:p>
+    <w:p>
+      <w:pPr>
+        <w:pStyle w:val="SourceCode"/>
+      </w:pPr>
+    </w:p>
+    <w:p>
+      <w:pPr>
+        <w:pStyle w:val="SourceCode"/>
+      </w:pPr>
+      <w:r>
         <w:t>// Lesson 4.5's INSERT, for the new table: the server numbers the group's</w:t>
       </w:r>
     </w:p>
@@ -21207,7 +23765,15 @@
         <w:pStyle w:val="SourceCode"/>
       </w:pPr>
       <w:r>
-        <w:t>const INSERT_GROUP: string = "INSERT INTO contact_groups (name) VALUES (?)";</w:t>
+        <w:t>const INSERT_GROUP: string =</w:t>
+      </w:r>
+    </w:p>
+    <w:p>
+      <w:pPr>
+        <w:pStyle w:val="SourceCode"/>
+      </w:pPr>
+      <w:r>
+        <w:t xml:space="preserve">    "INSERT INTO contact_groups_typescript (name) VALUES (?)";</w:t>
       </w:r>
     </w:p>
     <w:p>
@@ -21236,7 +23802,15 @@
         <w:pStyle w:val="SourceCode"/>
       </w:pPr>
       <w:r>
-        <w:t>const ASSIGN_GROUP: string = "UPDATE contacts SET group_id = ? WHERE id = ?";</w:t>
+        <w:t>const ASSIGN_GROUP: string =</w:t>
+      </w:r>
+    </w:p>
+    <w:p>
+      <w:pPr>
+        <w:pStyle w:val="SourceCode"/>
+      </w:pPr>
+      <w:r>
+        <w:t xml:space="preserve">    "UPDATE contacts_typescript SET group_id = ? WHERE id = ?";</w:t>
       </w:r>
     </w:p>
     <w:p>
@@ -21305,31 +23879,47 @@
         <w:pStyle w:val="SourceCode"/>
       </w:pPr>
       <w:r>
-        <w:t xml:space="preserve">    "SELECT contacts.id, contacts.name, contact_groups.name AS group_name " +</w:t>
-      </w:r>
-    </w:p>
-    <w:p>
-      <w:pPr>
-        <w:pStyle w:val="SourceCode"/>
-      </w:pPr>
-      <w:r>
-        <w:t xml:space="preserve">    "FROM contacts " +</w:t>
-      </w:r>
-    </w:p>
-    <w:p>
-      <w:pPr>
-        <w:pStyle w:val="SourceCode"/>
-      </w:pPr>
-      <w:r>
-        <w:t xml:space="preserve">    "INNER JOIN contact_groups ON contacts.group_id = contact_groups.id " +</w:t>
-      </w:r>
-    </w:p>
-    <w:p>
-      <w:pPr>
-        <w:pStyle w:val="SourceCode"/>
-      </w:pPr>
-      <w:r>
-        <w:t xml:space="preserve">    "ORDER BY contacts.id";</w:t>
+        <w:t xml:space="preserve">    "SELECT contacts_typescript.id, contacts_typescript.name, " +</w:t>
+      </w:r>
+    </w:p>
+    <w:p>
+      <w:pPr>
+        <w:pStyle w:val="SourceCode"/>
+      </w:pPr>
+      <w:r>
+        <w:t xml:space="preserve">    "contact_groups_typescript.name AS group_name " +</w:t>
+      </w:r>
+    </w:p>
+    <w:p>
+      <w:pPr>
+        <w:pStyle w:val="SourceCode"/>
+      </w:pPr>
+      <w:r>
+        <w:t xml:space="preserve">    "FROM contacts_typescript " +</w:t>
+      </w:r>
+    </w:p>
+    <w:p>
+      <w:pPr>
+        <w:pStyle w:val="SourceCode"/>
+      </w:pPr>
+      <w:r>
+        <w:t xml:space="preserve">    "INNER JOIN contact_groups_typescript " +</w:t>
+      </w:r>
+    </w:p>
+    <w:p>
+      <w:pPr>
+        <w:pStyle w:val="SourceCode"/>
+      </w:pPr>
+      <w:r>
+        <w:t xml:space="preserve">    "ON contacts_typescript.group_id = contact_groups_typescript.id " +</w:t>
+      </w:r>
+    </w:p>
+    <w:p>
+      <w:pPr>
+        <w:pStyle w:val="SourceCode"/>
+      </w:pPr>
+      <w:r>
+        <w:t xml:space="preserve">    "ORDER BY contacts_typescript.id";</w:t>
       </w:r>
     </w:p>
     <w:p>
@@ -21366,31 +23956,47 @@
         <w:pStyle w:val="SourceCode"/>
       </w:pPr>
       <w:r>
-        <w:t xml:space="preserve">    "SELECT contacts.id, contacts.name, contact_groups.name AS group_name " +</w:t>
-      </w:r>
-    </w:p>
-    <w:p>
-      <w:pPr>
-        <w:pStyle w:val="SourceCode"/>
-      </w:pPr>
-      <w:r>
-        <w:t xml:space="preserve">    "FROM contacts " +</w:t>
-      </w:r>
-    </w:p>
-    <w:p>
-      <w:pPr>
-        <w:pStyle w:val="SourceCode"/>
-      </w:pPr>
-      <w:r>
-        <w:t xml:space="preserve">    "LEFT JOIN contact_groups ON contacts.group_id = contact_groups.id " +</w:t>
-      </w:r>
-    </w:p>
-    <w:p>
-      <w:pPr>
-        <w:pStyle w:val="SourceCode"/>
-      </w:pPr>
-      <w:r>
-        <w:t xml:space="preserve">    "ORDER BY contacts.id";</w:t>
+        <w:t xml:space="preserve">    "SELECT contacts_typescript.id, contacts_typescript.name, " +</w:t>
+      </w:r>
+    </w:p>
+    <w:p>
+      <w:pPr>
+        <w:pStyle w:val="SourceCode"/>
+      </w:pPr>
+      <w:r>
+        <w:t xml:space="preserve">    "contact_groups_typescript.name AS group_name " +</w:t>
+      </w:r>
+    </w:p>
+    <w:p>
+      <w:pPr>
+        <w:pStyle w:val="SourceCode"/>
+      </w:pPr>
+      <w:r>
+        <w:t xml:space="preserve">    "FROM contacts_typescript " +</w:t>
+      </w:r>
+    </w:p>
+    <w:p>
+      <w:pPr>
+        <w:pStyle w:val="SourceCode"/>
+      </w:pPr>
+      <w:r>
+        <w:t xml:space="preserve">    "LEFT JOIN contact_groups_typescript " +</w:t>
+      </w:r>
+    </w:p>
+    <w:p>
+      <w:pPr>
+        <w:pStyle w:val="SourceCode"/>
+      </w:pPr>
+      <w:r>
+        <w:t xml:space="preserve">    "ON contacts_typescript.group_id = contact_groups_typescript.id " +</w:t>
+      </w:r>
+    </w:p>
+    <w:p>
+      <w:pPr>
+        <w:pStyle w:val="SourceCode"/>
+      </w:pPr>
+      <w:r>
+        <w:t xml:space="preserve">    "ORDER BY contacts_typescript.id";</w:t>
       </w:r>
     </w:p>
     <w:p>
@@ -22187,7 +24793,7 @@
         <w:keepNext/>
       </w:pPr>
       <w:r>
-        <w:t>Run the block from the lesson-4.11 folder, in a terminal that has SPA_DB_PASSWORD. The program adds a group and changes two contacts, so the block runs the Data Reset's file again just before the program: every run then starts from the known state, with no groups.</w:t>
+        <w:t>Run the block from the lesson-4.11 folder, in a terminal that has SPA_DB_PASSWORD. The program adds a group and changes two contacts, so the block runs its language's reset file, sql/reset_contacts_typescript.sql, again just before the program: every run then starts from the known state, with no groups. Remember, each language has its own tables: the TypeScript programs use contacts_typescript and contact_groups_typescript, and never touch another language's rows.</w:t>
       </w:r>
     </w:p>
     <w:p>
@@ -22246,7 +24852,7 @@
         <w:keepNext/>
       </w:pPr>
       <w:r>
-        <w:t xml:space="preserve">    -e "source ./sql/reset_contacts.sql"</w:t>
+        <w:t xml:space="preserve">    -e "source ./sql/reset_contacts_typescript.sql"</w:t>
       </w:r>
     </w:p>
     <w:p>
@@ -22312,7 +24918,7 @@
         <w:keepNext/>
       </w:pPr>
       <w:r>
-        <w:t>mysql -u devuser -h 127.0.0.1 -P 3306 -D spa_contacts &lt; ./sql/reset_contacts.sql</w:t>
+        <w:t>mysql -u devuser -h 127.0.0.1 -P 3306 -D spa_contacts \</w:t>
       </w:r>
     </w:p>
     <w:p>
@@ -22321,6 +24927,15 @@
         <w:keepNext/>
       </w:pPr>
       <w:r>
+        <w:t xml:space="preserve">    &lt; ./sql/reset_contacts_typescript.sql</w:t>
+      </w:r>
+    </w:p>
+    <w:p>
+      <w:pPr>
+        <w:pStyle w:val="CommandBlock"/>
+        <w:keepNext/>
+      </w:pPr>
+      <w:r>
         <w:t>unset MYSQL_PWD</w:t>
       </w:r>
     </w:p>
@@ -22474,7 +25089,7 @@
         <w:pStyle w:val="ListBullet"/>
       </w:pPr>
       <w:r>
-        <w:t>Inserted group Work with id 1 proves the INSERT into the new table worked. The id is 1 because the reset created contact_groups empty, and the program read the id back instead of guessing it.</w:t>
+        <w:t>Inserted group Work with id 1 proves the INSERT into the new table worked. The id is 1 because the reset created contact_groups_typescript empty, and the program read the id back instead of guessing it.</w:t>
       </w:r>
     </w:p>
     <w:p>
@@ -22506,7 +25121,7 @@
         <w:pStyle w:val="ListBullet"/>
       </w:pPr>
       <w:r>
-        <w:t>If the program ran without the reset lines above it, after an earlier run, the group Work already exists, and the UNIQUE name refuses a second one with error 1062, Duplicate entry 'Work' for key 'contact_groups.name': Node stops with Error: Duplicate entry 'Work' for key 'contact_groups.name', followed by errno: 1062. Run the whole block again, reset lines included.</w:t>
+        <w:t>If the program ran without the reset lines above it, after an earlier run, the group Work already exists, and the UNIQUE name refuses a second one with error 1062, Duplicate entry 'Work' for key 'contact_groups_typescript.name': Node stops with Error: Duplicate entry 'Work' for key 'contact_groups_typescript.name', followed by errno: 1062. Run the whole block again, reset lines included.</w:t>
       </w:r>
     </w:p>
     <w:p>
@@ -22738,7 +25353,15 @@
         <w:pStyle w:val="SourceCode"/>
       </w:pPr>
       <w:r>
-        <w:t>const INSERT_GROUP: string = "INSERT INTO contact_groups (name) VALUES (?)";</w:t>
+        <w:t>const INSERT_GROUP: string =</w:t>
+      </w:r>
+    </w:p>
+    <w:p>
+      <w:pPr>
+        <w:pStyle w:val="SourceCode"/>
+      </w:pPr>
+      <w:r>
+        <w:t xml:space="preserve">    "INSERT INTO contact_groups_typescript (name) VALUES (?)";</w:t>
       </w:r>
     </w:p>
     <w:p>
@@ -22767,7 +25390,15 @@
         <w:pStyle w:val="SourceCode"/>
       </w:pPr>
       <w:r>
-        <w:t>const ASSIGN_GROUP: string = "UPDATE contacts SET group_id = ? WHERE id = ?";</w:t>
+        <w:t>const ASSIGN_GROUP: string =</w:t>
+      </w:r>
+    </w:p>
+    <w:p>
+      <w:pPr>
+        <w:pStyle w:val="SourceCode"/>
+      </w:pPr>
+      <w:r>
+        <w:t xml:space="preserve">    "UPDATE contacts_typescript SET group_id = ? WHERE id = ?";</w:t>
       </w:r>
     </w:p>
     <w:p>
@@ -22812,31 +25443,47 @@
         <w:pStyle w:val="SourceCode"/>
       </w:pPr>
       <w:r>
-        <w:t xml:space="preserve">    "SELECT contacts.id, contacts.name, contact_groups.name AS group_name " +</w:t>
-      </w:r>
-    </w:p>
-    <w:p>
-      <w:pPr>
-        <w:pStyle w:val="SourceCode"/>
-      </w:pPr>
-      <w:r>
-        <w:t xml:space="preserve">    "FROM contacts " +</w:t>
-      </w:r>
-    </w:p>
-    <w:p>
-      <w:pPr>
-        <w:pStyle w:val="SourceCode"/>
-      </w:pPr>
-      <w:r>
-        <w:t xml:space="preserve">    "INNER JOIN contact_groups ON contacts.group_id = contact_groups.id " +</w:t>
-      </w:r>
-    </w:p>
-    <w:p>
-      <w:pPr>
-        <w:pStyle w:val="SourceCode"/>
-      </w:pPr>
-      <w:r>
-        <w:t xml:space="preserve">    "ORDER BY contacts.id";</w:t>
+        <w:t xml:space="preserve">    "SELECT contacts_typescript.id, contacts_typescript.name, " +</w:t>
+      </w:r>
+    </w:p>
+    <w:p>
+      <w:pPr>
+        <w:pStyle w:val="SourceCode"/>
+      </w:pPr>
+      <w:r>
+        <w:t xml:space="preserve">    "contact_groups_typescript.name AS group_name " +</w:t>
+      </w:r>
+    </w:p>
+    <w:p>
+      <w:pPr>
+        <w:pStyle w:val="SourceCode"/>
+      </w:pPr>
+      <w:r>
+        <w:t xml:space="preserve">    "FROM contacts_typescript " +</w:t>
+      </w:r>
+    </w:p>
+    <w:p>
+      <w:pPr>
+        <w:pStyle w:val="SourceCode"/>
+      </w:pPr>
+      <w:r>
+        <w:t xml:space="preserve">    "INNER JOIN contact_groups_typescript " +</w:t>
+      </w:r>
+    </w:p>
+    <w:p>
+      <w:pPr>
+        <w:pStyle w:val="SourceCode"/>
+      </w:pPr>
+      <w:r>
+        <w:t xml:space="preserve">    "ON contacts_typescript.group_id = contact_groups_typescript.id " +</w:t>
+      </w:r>
+    </w:p>
+    <w:p>
+      <w:pPr>
+        <w:pStyle w:val="SourceCode"/>
+      </w:pPr>
+      <w:r>
+        <w:t xml:space="preserve">    "ORDER BY contacts_typescript.id";</w:t>
       </w:r>
     </w:p>
     <w:p>
@@ -22852,31 +25499,47 @@
         <w:pStyle w:val="SourceCode"/>
       </w:pPr>
       <w:r>
-        <w:t xml:space="preserve">    "SELECT contacts.id, contacts.name, contact_groups.name AS group_name " +</w:t>
-      </w:r>
-    </w:p>
-    <w:p>
-      <w:pPr>
-        <w:pStyle w:val="SourceCode"/>
-      </w:pPr>
-      <w:r>
-        <w:t xml:space="preserve">    "FROM contacts " +</w:t>
-      </w:r>
-    </w:p>
-    <w:p>
-      <w:pPr>
-        <w:pStyle w:val="SourceCode"/>
-      </w:pPr>
-      <w:r>
-        <w:t xml:space="preserve">    "LEFT JOIN contact_groups ON contacts.group_id = contact_groups.id " +</w:t>
-      </w:r>
-    </w:p>
-    <w:p>
-      <w:pPr>
-        <w:pStyle w:val="SourceCode"/>
-      </w:pPr>
-      <w:r>
-        <w:t xml:space="preserve">    "ORDER BY contacts.id";</w:t>
+        <w:t xml:space="preserve">    "SELECT contacts_typescript.id, contacts_typescript.name, " +</w:t>
+      </w:r>
+    </w:p>
+    <w:p>
+      <w:pPr>
+        <w:pStyle w:val="SourceCode"/>
+      </w:pPr>
+      <w:r>
+        <w:t xml:space="preserve">    "contact_groups_typescript.name AS group_name " +</w:t>
+      </w:r>
+    </w:p>
+    <w:p>
+      <w:pPr>
+        <w:pStyle w:val="SourceCode"/>
+      </w:pPr>
+      <w:r>
+        <w:t xml:space="preserve">    "FROM contacts_typescript " +</w:t>
+      </w:r>
+    </w:p>
+    <w:p>
+      <w:pPr>
+        <w:pStyle w:val="SourceCode"/>
+      </w:pPr>
+      <w:r>
+        <w:t xml:space="preserve">    "LEFT JOIN contact_groups_typescript " +</w:t>
+      </w:r>
+    </w:p>
+    <w:p>
+      <w:pPr>
+        <w:pStyle w:val="SourceCode"/>
+      </w:pPr>
+      <w:r>
+        <w:t xml:space="preserve">    "ON contacts_typescript.group_id = contact_groups_typescript.id " +</w:t>
+      </w:r>
+    </w:p>
+    <w:p>
+      <w:pPr>
+        <w:pStyle w:val="SourceCode"/>
+      </w:pPr>
+      <w:r>
+        <w:t xml:space="preserve">    "ORDER BY contacts_typescript.id";</w:t>
       </w:r>
     </w:p>
     <w:p>
@@ -24166,7 +26829,7 @@
         <w:keepNext/>
       </w:pPr>
       <w:r>
-        <w:t>The block resets the tables, runs the program once, then shows its exit code.</w:t>
+        <w:t>The block resets contacts_typescript and contact_groups_typescript, runs the program once, then shows its exit code.</w:t>
       </w:r>
     </w:p>
     <w:p>
@@ -24225,7 +26888,7 @@
         <w:keepNext/>
       </w:pPr>
       <w:r>
-        <w:t xml:space="preserve">    -e "source ./sql/reset_contacts.sql"</w:t>
+        <w:t xml:space="preserve">    -e "source ./sql/reset_contacts_typescript.sql"</w:t>
       </w:r>
     </w:p>
     <w:p>
@@ -24300,7 +26963,7 @@
         <w:keepNext/>
       </w:pPr>
       <w:r>
-        <w:t>mysql -u devuser -h 127.0.0.1 -P 3306 -D spa_contacts &lt; ./sql/reset_contacts.sql</w:t>
+        <w:t>mysql -u devuser -h 127.0.0.1 -P 3306 -D spa_contacts \</w:t>
       </w:r>
     </w:p>
     <w:p>
@@ -24309,6 +26972,15 @@
         <w:keepNext/>
       </w:pPr>
       <w:r>
+        <w:t xml:space="preserve">    &lt; ./sql/reset_contacts_typescript.sql</w:t>
+      </w:r>
+    </w:p>
+    <w:p>
+      <w:pPr>
+        <w:pStyle w:val="CommandBlock"/>
+        <w:keepNext/>
+      </w:pPr>
+      <w:r>
         <w:t>unset MYSQL_PWD</w:t>
       </w:r>
     </w:p>
@@ -24482,7 +27154,10 @@
         <w:pStyle w:val="ListBullet"/>
       </w:pPr>
       <w:r>
-        <w:t>Now run only the program line again, without the reset. The group Work already exists, and its UNIQUE name refuses a second one: the second line becomes Error: Duplicate entry 'Work' for key 'contact_groups.name', the server's error 1062, as for Lesson 4.5's duplicate email. With no new group there is nothing to assign, so the Assigned lines are skipped; the lists still show the first run's group, and the exit code is 1. Run the whole block again, reset lines included, to start from the known state.</w:t>
+        <w:t>Now run only the program line again, without the reset. The group Work already exists, and its UNIQUE name refuses a second one: the second line becomes Error: Duplicate entry 'Work' for key 'contact_groups_typescript.name', the server's error 1062, as for Lesson 4.5's duplicate email. With no new group there is nothing to assign, so the Assigned lines are skipped; the lists still show the first run's group, and the exit code is 1. Run the whole block again, reset lines included, to start from the known sta</w:t>
+      </w:r>
+      <w:r>
+        <w:t>te.</w:t>
       </w:r>
     </w:p>
     <w:p>
@@ -25110,7 +27785,7 @@
         <w:pStyle w:val="ListBullet"/>
       </w:pPr>
       <w:r>
-        <w:t>After a program run, the Table Check below shows both tables from outside the program: one group, Work, with id 1, and contacts 1 and 3 holding group_id 1 while contact 2 holds NULL. The contacts table stores only the number; the name Work exists once, in contact_groups, and the join is what put the two together.</w:t>
+        <w:t>After a C program run, the Table Check below shows the C programs' two tables from outside the program (after another language's run, put its tables in their place): one group, Work, with id 1, and contacts 1 and 3 holding group_id 1 while contact 2 holds NULL. The contacts table stores only the number; the name Work exists once, in contact_groups, and the join is what put the two together.</w:t>
       </w:r>
     </w:p>
     <w:p>
@@ -25175,6 +27850,24 @@
         <w:keepNext/>
       </w:pPr>
       <w:r>
+        <w:t>Tables: contacts_c and contact_groups_c for C, and the same for cpp,</w:t>
+      </w:r>
+    </w:p>
+    <w:p>
+      <w:pPr>
+        <w:pStyle w:val="RequiredOutput"/>
+        <w:keepNext/>
+      </w:pPr>
+      <w:r>
+        <w:t xml:space="preserve">  csharp, go, python, typescript; each pair reset by its own file</w:t>
+      </w:r>
+    </w:p>
+    <w:p>
+      <w:pPr>
+        <w:pStyle w:val="RequiredOutput"/>
+        <w:keepNext/>
+      </w:pPr>
+      <w:r>
         <w:t>Known rows: 1 Ada Lovelace, 2 Grace Hopper, 3 Alan Turing; group_id NULL</w:t>
       </w:r>
     </w:p>
@@ -25193,7 +27886,7 @@
         <w:keepNext/>
       </w:pPr>
       <w:r>
-        <w:t>Statement: UPDATE contacts SET group_id = ? WHERE id = ?</w:t>
+        <w:t>Statement: UPDATE contacts_c SET group_id = ? WHERE id = ?</w:t>
       </w:r>
     </w:p>
     <w:p>
@@ -25362,7 +28055,7 @@
     </w:p>
     <w:p>
       <w:r>
-        <w:t>Right after any program's Build and Run block, ask the server about both tables yourself, from the mysql client: a second connection, separate from the program's.</w:t>
+        <w:t>Right after a C program's Build and Run block, ask the server about the C programs' two tables yourself, from the mysql client: a second connection, separate from the program's. After another language's block, put its tables in their place, such as contact_groups_go and contacts_go: they show the same rows.</w:t>
       </w:r>
     </w:p>
     <w:p>
@@ -25411,7 +28104,7 @@
         <w:keepNext/>
       </w:pPr>
       <w:r>
-        <w:t xml:space="preserve">    -e "SELECT id, name FROM contact_groups ORDER BY id"</w:t>
+        <w:t xml:space="preserve">    -e "SELECT id, name FROM contact_groups_c ORDER BY id"</w:t>
       </w:r>
     </w:p>
     <w:p>
@@ -25429,7 +28122,7 @@
         <w:keepNext/>
       </w:pPr>
       <w:r>
-        <w:t xml:space="preserve">    -e "SELECT id, name, group_id FROM contacts ORDER BY id"</w:t>
+        <w:t xml:space="preserve">    -e "SELECT id, name, group_id FROM contacts_c ORDER BY id"</w:t>
       </w:r>
     </w:p>
     <w:p>
@@ -25589,7 +28282,7 @@
         <w:keepNext/>
       </w:pPr>
       <w:r>
-        <w:t xml:space="preserve">    -e "SELECT id, name FROM contact_groups ORDER BY id"</w:t>
+        <w:t xml:space="preserve">    -e "SELECT id, name FROM contact_groups_c ORDER BY id"</w:t>
       </w:r>
     </w:p>
     <w:p>
@@ -25607,7 +28300,7 @@
         <w:keepNext/>
       </w:pPr>
       <w:r>
-        <w:t xml:space="preserve">    -e "SELECT id, name, group_id FROM contacts ORDER BY id"</w:t>
+        <w:t xml:space="preserve">    -e "SELECT id, name, group_id FROM contacts_c ORDER BY id"</w:t>
       </w:r>
     </w:p>
     <w:p>
@@ -25654,7 +28347,7 @@
         <w:pStyle w:val="ListBullet"/>
       </w:pPr>
       <w:r>
-        <w:t>Writing a column without its table name when both tables have it. The server refuses id or name as ambiguous; write contacts.id and contact_groups.name.</w:t>
+        <w:t>Writing a column without its table name when both tables have it. The server refuses id or name as ambiguous; write contacts_c.id and contact_groups_c.name, with your language's tables.</w:t>
       </w:r>
     </w:p>
     <w:p>
@@ -25865,7 +28558,17 @@
         <w:pStyle w:val="ListBullet"/>
       </w:pPr>
       <w:r>
-        <w:t>Error: Cannot add or update a child row: a foreign key constraint fails (`spa_contacts`.`contacts`, CONSTRAINT `contacts_ibfk_1` FOREIGN KEY (`group_id`) REFERENCES `contact_groups` (`id`))</w:t>
+        <w:t>Error: Cannot add or update a child row: a foreign key constraint fails (`spa_contacts`.`contacts_c`, CONSTRAINT `contacts_c_ibfk_1` FOREIGN KEY (`group_id`) REFERENCES `contact_groups_c` (`id`))</w:t>
+      </w:r>
+    </w:p>
+    <w:p>
+      <w:pPr>
+        <w:keepNext/>
+      </w:pPr>
+    </w:p>
+    <w:p>
+      <w:r>
+        <w:t>That is the C programs' line; every other language's names its own tables and constraint, such as contacts_go, contacts_go_ibfk_1, and contact_groups_go, in place of C's.</w:t>
       </w:r>
     </w:p>
     <w:p>
@@ -26059,10 +28762,10 @@
     </w:p>
     <w:p>
       <w:r>
-        <w:t>Delete a group the safe way. Write three functions. clear_group (clearGroup, ClearGroup) runs UPDATE contacts SET group_id = NULL WHERE group_id = ? and returns the rows matched. delete_group (deleteGroup, DeleteGroup) runs DELETE FROM contact_groups WHERE id = ? and returns the rows deleted. remove_group (removeGroup, RemoveGroup) calls clear_group and prints Removed contacts from group followed by the id and the count, then calls delete_group and prints Deleted group followed by the id and the count (No g</w:t>
-      </w:r>
-      <w:r>
-        <w:t>roup with id when the count is 0), and returns 1 when a step failed, or 0. C# names the placeholders @group_id and @id, and Python writes %s. In the Production-Minded program, call remove_group for Work's id inside the else, right after Alan Turing's assignment, and add its 1 or 0 to failures.</w:t>
+        <w:t>Delete a group the safe way. Write three functions. clear_group (clearGroup, ClearGroup) runs UPDATE contacts_c SET group_id = NULL WHERE group_id = ? and returns the rows matched. delete_group (deleteGroup, DeleteGroup) runs DELETE FROM contact_groups_c WHERE id = ? and returns the rows deleted. Each language names its own tables in place of contacts_c and contact_groups_c. remove_group (removeGroup, RemoveGroup) calls clear_group and prints Removed contacts from group followed by the id and the count, the</w:t>
+      </w:r>
+      <w:r>
+        <w:t>n calls delete_group and prints Deleted group followed by the id and the count (No group with id when the count is 0), and returns 1 when a step failed, or 0. C# names the placeholders @group_id and @id, and Python writes %s. In the Production-Minded program, call remove_group for Work's id inside the else, right after Alan Turing's assignment, and add its 1 or 0 to failures.</w:t>
       </w:r>
     </w:p>
     <w:p>
@@ -26148,7 +28851,17 @@
         <w:pStyle w:val="ListBullet"/>
       </w:pPr>
       <w:r>
-        <w:t>Error: Cannot delete or update a parent row: a foreign key constraint fails (`spa_contacts`.`contacts`, CONSTRAINT `contacts_ibfk_1` FOREIGN KEY (`group_id`) REFERENCES `contact_groups` (`id`))</w:t>
+        <w:t>Error: Cannot delete or update a parent row: a foreign key constraint fails (`spa_contacts`.`contacts_c`, CONSTRAINT `contacts_c_ibfk_1` FOREIGN KEY (`group_id`) REFERENCES `contact_groups_c` (`id`))</w:t>
+      </w:r>
+    </w:p>
+    <w:p>
+      <w:pPr>
+        <w:keepNext/>
+      </w:pPr>
+    </w:p>
+    <w:p>
+      <w:r>
+        <w:t>Again, that is the C programs' line; every other language's names its own tables and constraint.</w:t>
       </w:r>
     </w:p>
     <w:p>
@@ -26482,7 +29195,7 @@
         <w:pStyle w:val="ListBullet"/>
       </w:pPr>
       <w:r>
-        <w:t>I can read FOREIGN KEY (group_id) REFERENCES contact_groups (id), and name what it refuses: error 1452 for a missing group and error 1451 for deleting a group that still has contacts.</w:t>
+        <w:t>I can read FOREIGN KEY (group_id) REFERENCES contact_groups_c (id), and name what it refuses: error 1452 for a missing group and error 1451 for deleting a group that still has contacts.</w:t>
       </w:r>
     </w:p>
     <w:p>
@@ -26755,31 +29468,31 @@
       </w:rPr>
     </w:lvl>
   </w:abstractNum>
-  <w:num w:numId="1" w16cid:durableId="712927328">
+  <w:num w:numId="1" w16cid:durableId="909119776">
     <w:abstractNumId w:val="8"/>
   </w:num>
-  <w:num w:numId="2" w16cid:durableId="26831078">
+  <w:num w:numId="2" w16cid:durableId="1906603960">
     <w:abstractNumId w:val="6"/>
   </w:num>
-  <w:num w:numId="3" w16cid:durableId="702512582">
+  <w:num w:numId="3" w16cid:durableId="654142279">
     <w:abstractNumId w:val="5"/>
   </w:num>
-  <w:num w:numId="4" w16cid:durableId="614142057">
+  <w:num w:numId="4" w16cid:durableId="1650816437">
     <w:abstractNumId w:val="4"/>
   </w:num>
-  <w:num w:numId="5" w16cid:durableId="896864807">
+  <w:num w:numId="5" w16cid:durableId="179004254">
     <w:abstractNumId w:val="7"/>
   </w:num>
-  <w:num w:numId="6" w16cid:durableId="296683827">
+  <w:num w:numId="6" w16cid:durableId="999046232">
     <w:abstractNumId w:val="3"/>
   </w:num>
-  <w:num w:numId="7" w16cid:durableId="1727098381">
+  <w:num w:numId="7" w16cid:durableId="207960436">
     <w:abstractNumId w:val="2"/>
   </w:num>
-  <w:num w:numId="8" w16cid:durableId="1550610487">
+  <w:num w:numId="8" w16cid:durableId="1740055072">
     <w:abstractNumId w:val="1"/>
   </w:num>
-  <w:num w:numId="9" w16cid:durableId="8265098">
+  <w:num w:numId="9" w16cid:durableId="1119104687">
     <w:abstractNumId w:val="0"/>
   </w:num>
 </w:numbering>

--- a/Volume 1/Chapter 04 - Databases/SPA_Vol1_Ch4_Lesson4_11_Joins.docx
+++ b/Volume 1/Chapter 04 - Databases/SPA_Vol1_Ch4_Lesson4_11_Joins.docx
@@ -476,10 +476,11 @@
         <w:pStyle w:val="ListBullet"/>
       </w:pPr>
       <w:r>
-        <w:t>LEFT JOIN, also written LEFT OUTER JOIN, keeps every row of the table on its left, the one named before LEFT JOIN: here, every contact. A contact with no matching group still appears once, and the group's columns in that row are NULL; the programs print (no group). Use LEFT JOIN whenever every row of the main table must appear: a contact list that quietly left out everyone without a group would be wrong. RIGHT JOIN is the mirror image, keeping every row of the right table; it is rarely needed, because the t</w:t>
-      </w:r>
-      <w:r>
-        <w:t>ables can be swapped.</w:t>
+        <w:t xml:space="preserve">LEFT JOIN, also written LEFT OUTER JOIN, keeps every row of the table on its left, the one named before LEFT JOIN: here, every contact. A contact with no matching group still appears once, and the group's columns in that row are NULL; the programs print (no group). Use LEFT JOIN whenever every row of the main table must appear: a contact list that quietly left out everyone without a group would be wrong. </w:t>
+      </w:r>
+      <w:r>
+        <w:lastRenderedPageBreak/>
+        <w:t>RIGHT JOIN is the mirror image, keeping every row of the right table; it is rarely needed, because the tables can be swapped.</w:t>
       </w:r>
     </w:p>
     <w:p>
@@ -1021,6 +1022,7 @@
         <w:pStyle w:val="CommandBlock"/>
       </w:pPr>
       <w:r>
+        <w:lastRenderedPageBreak/>
         <w:t xml:space="preserve">  sql/reset_contacts_csharp.sql</w:t>
       </w:r>
     </w:p>
@@ -2421,23 +2423,23 @@
         <w:pStyle w:val="SourceCode"/>
       </w:pPr>
       <w:r>
-        <w:t>-- contacts' id (Lesson 4.4), and name is the group's name. UNIQUE refuses a</w:t>
-      </w:r>
-    </w:p>
-    <w:p>
-      <w:pPr>
-        <w:pStyle w:val="SourceCode"/>
-      </w:pPr>
-      <w:r>
-        <w:t>-- second group with the same name, as Lesson 4.4's UNIQUE email refuses a</w:t>
-      </w:r>
-    </w:p>
-    <w:p>
-      <w:pPr>
-        <w:pStyle w:val="SourceCode"/>
-      </w:pPr>
-      <w:r>
-        <w:t>-- second contact with the same email.</w:t>
+        <w:t>-- contacts' id (Lesson 4.4). name is required (NOT NULL), up to 50</w:t>
+      </w:r>
+    </w:p>
+    <w:p>
+      <w:pPr>
+        <w:pStyle w:val="SourceCode"/>
+      </w:pPr>
+      <w:r>
+        <w:t>-- characters, and UNIQUE refuses a second group with the same name, as</w:t>
+      </w:r>
+    </w:p>
+    <w:p>
+      <w:pPr>
+        <w:pStyle w:val="SourceCode"/>
+      </w:pPr>
+      <w:r>
+        <w:t>-- Lesson 4.4's UNIQUE email does. Remember, always utf8mb4 (Lesson 4.4).</w:t>
       </w:r>
     </w:p>
     <w:p>
@@ -2786,23 +2788,23 @@
         <w:pStyle w:val="SourceCode"/>
       </w:pPr>
       <w:r>
-        <w:t>-- contacts' id (Lesson 4.4), and name is the group's name. UNIQUE refuses a</w:t>
-      </w:r>
-    </w:p>
-    <w:p>
-      <w:pPr>
-        <w:pStyle w:val="SourceCode"/>
-      </w:pPr>
-      <w:r>
-        <w:t>-- second group with the same name, as Lesson 4.4's UNIQUE email refuses a</w:t>
-      </w:r>
-    </w:p>
-    <w:p>
-      <w:pPr>
-        <w:pStyle w:val="SourceCode"/>
-      </w:pPr>
-      <w:r>
-        <w:t>-- second contact with the same email.</w:t>
+        <w:t>-- contacts' id (Lesson 4.4). name is required (NOT NULL), up to 50</w:t>
+      </w:r>
+    </w:p>
+    <w:p>
+      <w:pPr>
+        <w:pStyle w:val="SourceCode"/>
+      </w:pPr>
+      <w:r>
+        <w:t>-- characters, and UNIQUE refuses a second group with the same name, as</w:t>
+      </w:r>
+    </w:p>
+    <w:p>
+      <w:pPr>
+        <w:pStyle w:val="SourceCode"/>
+      </w:pPr>
+      <w:r>
+        <w:t>-- Lesson 4.4's UNIQUE email does. Remember, always utf8mb4 (Lesson 4.4).</w:t>
       </w:r>
     </w:p>
     <w:p>
@@ -3151,23 +3153,23 @@
         <w:pStyle w:val="SourceCode"/>
       </w:pPr>
       <w:r>
-        <w:t>-- contacts' id (Lesson 4.4), and name is the group's name. UNIQUE refuses a</w:t>
-      </w:r>
-    </w:p>
-    <w:p>
-      <w:pPr>
-        <w:pStyle w:val="SourceCode"/>
-      </w:pPr>
-      <w:r>
-        <w:t>-- second group with the same name, as Lesson 4.4's UNIQUE email refuses a</w:t>
-      </w:r>
-    </w:p>
-    <w:p>
-      <w:pPr>
-        <w:pStyle w:val="SourceCode"/>
-      </w:pPr>
-      <w:r>
-        <w:t>-- second contact with the same email.</w:t>
+        <w:t>-- contacts' id (Lesson 4.4). name is required (NOT NULL), up to 50</w:t>
+      </w:r>
+    </w:p>
+    <w:p>
+      <w:pPr>
+        <w:pStyle w:val="SourceCode"/>
+      </w:pPr>
+      <w:r>
+        <w:t>-- characters, and UNIQUE refuses a second group with the same name, as</w:t>
+      </w:r>
+    </w:p>
+    <w:p>
+      <w:pPr>
+        <w:pStyle w:val="SourceCode"/>
+      </w:pPr>
+      <w:r>
+        <w:t>-- Lesson 4.4's UNIQUE email does. Remember, always utf8mb4 (Lesson 4.4).</w:t>
       </w:r>
     </w:p>
     <w:p>
@@ -3516,23 +3518,23 @@
         <w:pStyle w:val="SourceCode"/>
       </w:pPr>
       <w:r>
-        <w:t>-- contacts' id (Lesson 4.4), and name is the group's name. UNIQUE refuses a</w:t>
-      </w:r>
-    </w:p>
-    <w:p>
-      <w:pPr>
-        <w:pStyle w:val="SourceCode"/>
-      </w:pPr>
-      <w:r>
-        <w:t>-- second group with the same name, as Lesson 4.4's UNIQUE email refuses a</w:t>
-      </w:r>
-    </w:p>
-    <w:p>
-      <w:pPr>
-        <w:pStyle w:val="SourceCode"/>
-      </w:pPr>
-      <w:r>
-        <w:t>-- second contact with the same email.</w:t>
+        <w:t>-- contacts' id (Lesson 4.4). name is required (NOT NULL), up to 50</w:t>
+      </w:r>
+    </w:p>
+    <w:p>
+      <w:pPr>
+        <w:pStyle w:val="SourceCode"/>
+      </w:pPr>
+      <w:r>
+        <w:t>-- characters, and UNIQUE refuses a second group with the same name, as</w:t>
+      </w:r>
+    </w:p>
+    <w:p>
+      <w:pPr>
+        <w:pStyle w:val="SourceCode"/>
+      </w:pPr>
+      <w:r>
+        <w:t>-- Lesson 4.4's UNIQUE email does. Remember, always utf8mb4 (Lesson 4.4).</w:t>
       </w:r>
     </w:p>
     <w:p>
@@ -3881,23 +3883,23 @@
         <w:pStyle w:val="SourceCode"/>
       </w:pPr>
       <w:r>
-        <w:t>-- contacts' id (Lesson 4.4), and name is the group's name. UNIQUE refuses a</w:t>
-      </w:r>
-    </w:p>
-    <w:p>
-      <w:pPr>
-        <w:pStyle w:val="SourceCode"/>
-      </w:pPr>
-      <w:r>
-        <w:t>-- second group with the same name, as Lesson 4.4's UNIQUE email refuses a</w:t>
-      </w:r>
-    </w:p>
-    <w:p>
-      <w:pPr>
-        <w:pStyle w:val="SourceCode"/>
-      </w:pPr>
-      <w:r>
-        <w:t>-- second contact with the same email.</w:t>
+        <w:t>-- contacts' id (Lesson 4.4). name is required (NOT NULL), up to 50</w:t>
+      </w:r>
+    </w:p>
+    <w:p>
+      <w:pPr>
+        <w:pStyle w:val="SourceCode"/>
+      </w:pPr>
+      <w:r>
+        <w:t>-- characters, and UNIQUE refuses a second group with the same name, as</w:t>
+      </w:r>
+    </w:p>
+    <w:p>
+      <w:pPr>
+        <w:pStyle w:val="SourceCode"/>
+      </w:pPr>
+      <w:r>
+        <w:t>-- Lesson 4.4's UNIQUE email does. Remember, always utf8mb4 (Lesson 4.4).</w:t>
       </w:r>
     </w:p>
     <w:p>
@@ -4262,23 +4264,23 @@
         <w:pStyle w:val="SourceCode"/>
       </w:pPr>
       <w:r>
-        <w:t>-- contacts' id (Lesson 4.4), and name is the group's name. UNIQUE refuses a</w:t>
-      </w:r>
-    </w:p>
-    <w:p>
-      <w:pPr>
-        <w:pStyle w:val="SourceCode"/>
-      </w:pPr>
-      <w:r>
-        <w:t>-- second group with the same name, as Lesson 4.4's UNIQUE email refuses a</w:t>
-      </w:r>
-    </w:p>
-    <w:p>
-      <w:pPr>
-        <w:pStyle w:val="SourceCode"/>
-      </w:pPr>
-      <w:r>
-        <w:t>-- second contact with the same email.</w:t>
+        <w:t>-- contacts' id (Lesson 4.4). name is required (NOT NULL), up to 50</w:t>
+      </w:r>
+    </w:p>
+    <w:p>
+      <w:pPr>
+        <w:pStyle w:val="SourceCode"/>
+      </w:pPr>
+      <w:r>
+        <w:t>-- characters, and UNIQUE refuses a second group with the same name, as</w:t>
+      </w:r>
+    </w:p>
+    <w:p>
+      <w:pPr>
+        <w:pStyle w:val="SourceCode"/>
+      </w:pPr>
+      <w:r>
+        <w:t>-- Lesson 4.4's UNIQUE email does. Remember, always utf8mb4 (Lesson 4.4).</w:t>
       </w:r>
     </w:p>
     <w:p>
@@ -5897,23 +5899,23 @@
         <w:pStyle w:val="SourceCode"/>
       </w:pPr>
       <w:r>
-        <w:t xml:space="preserve">    // Remember, Lesson 4.6's query and loop: each row is an array of</w:t>
-      </w:r>
-    </w:p>
-    <w:p>
-      <w:pPr>
-        <w:pStyle w:val="SourceCode"/>
-      </w:pPr>
-      <w:r>
-        <w:t xml:space="preserve">    // text, in the order of the SELECT's columns, and a NULL column is a</w:t>
-      </w:r>
-    </w:p>
-    <w:p>
-      <w:pPr>
-        <w:pStyle w:val="SourceCode"/>
-      </w:pPr>
-      <w:r>
-        <w:t xml:space="preserve">    // NULL pointer. mysql_free_result frees the rows.</w:t>
+        <w:t xml:space="preserve">    // Remember, mysql_store_result fetches the rows; mysql_fetch_row gives</w:t>
+      </w:r>
+    </w:p>
+    <w:p>
+      <w:pPr>
+        <w:pStyle w:val="SourceCode"/>
+      </w:pPr>
+      <w:r>
+        <w:t xml:space="preserve">    // the next as an array of text in the SELECT's order, or NULL when none</w:t>
+      </w:r>
+    </w:p>
+    <w:p>
+      <w:pPr>
+        <w:pStyle w:val="SourceCode"/>
+      </w:pPr>
+      <w:r>
+        <w:t xml:space="preserve">    // are left. A NULL column is a NULL pointer; mysql_free_result frees all.</w:t>
       </w:r>
     </w:p>
     <w:p>
@@ -13171,15 +13173,15 @@
         <w:pStyle w:val="SourceCode"/>
       </w:pPr>
       <w:r>
-        <w:t xml:space="preserve">        // which travels apart from the SQL, and LastInsertedId is the id</w:t>
-      </w:r>
-    </w:p>
-    <w:p>
-      <w:pPr>
-        <w:pStyle w:val="SourceCode"/>
-      </w:pPr>
-      <w:r>
-        <w:t xml:space="preserve">        // AUTO_INCREMENT gave the new row, a long (Lesson 4.5).</w:t>
+        <w:t xml:space="preserve">        // which the connector writes into the SQL safely; LastInsertedId is</w:t>
+      </w:r>
+    </w:p>
+    <w:p>
+      <w:pPr>
+        <w:pStyle w:val="SourceCode"/>
+      </w:pPr>
+      <w:r>
+        <w:t xml:space="preserve">        // the id AUTO_INCREMENT gave the new row, a long (Lesson 4.5).</w:t>
       </w:r>
     </w:p>
     <w:p>
@@ -24323,23 +24325,23 @@
         <w:pStyle w:val="SourceCode"/>
       </w:pPr>
       <w:r>
-        <w:t xml:space="preserve">    // Remember, Lesson 4.6's query and loop: each row is an object whose</w:t>
-      </w:r>
-    </w:p>
-    <w:p>
-      <w:pPr>
-        <w:pStyle w:val="SourceCode"/>
-      </w:pPr>
-      <w:r>
-        <w:t xml:space="preserve">    // keys are the answer's column names, so the group's name is</w:t>
-      </w:r>
-    </w:p>
-    <w:p>
-      <w:pPr>
-        <w:pStyle w:val="SourceCode"/>
-      </w:pPr>
-      <w:r>
-        <w:t xml:space="preserve">    // row.group_name, thanks to AS; a NULL arrives as null.</w:t>
+        <w:t xml:space="preserve">    // Remember, Lesson 4.6's query and loop: each row is an object keyed by</w:t>
+      </w:r>
+    </w:p>
+    <w:p>
+      <w:pPr>
+        <w:pStyle w:val="SourceCode"/>
+      </w:pPr>
+      <w:r>
+        <w:t xml:space="preserve">    // the answer's column names, which drop the table name (row.id, row.name);</w:t>
+      </w:r>
+    </w:p>
+    <w:p>
+      <w:pPr>
+        <w:pStyle w:val="SourceCode"/>
+      </w:pPr>
+      <w:r>
+        <w:t xml:space="preserve">    // AS makes the group's name row.group_name, and a NULL arrives as null.</w:t>
       </w:r>
     </w:p>
     <w:p>
@@ -29468,31 +29470,31 @@
       </w:rPr>
     </w:lvl>
   </w:abstractNum>
-  <w:num w:numId="1" w16cid:durableId="909119776">
+  <w:num w:numId="1" w16cid:durableId="663168295">
     <w:abstractNumId w:val="8"/>
   </w:num>
-  <w:num w:numId="2" w16cid:durableId="1906603960">
+  <w:num w:numId="2" w16cid:durableId="125508407">
     <w:abstractNumId w:val="6"/>
   </w:num>
-  <w:num w:numId="3" w16cid:durableId="654142279">
+  <w:num w:numId="3" w16cid:durableId="1760449004">
     <w:abstractNumId w:val="5"/>
   </w:num>
-  <w:num w:numId="4" w16cid:durableId="1650816437">
+  <w:num w:numId="4" w16cid:durableId="389888389">
     <w:abstractNumId w:val="4"/>
   </w:num>
-  <w:num w:numId="5" w16cid:durableId="179004254">
+  <w:num w:numId="5" w16cid:durableId="2011785266">
     <w:abstractNumId w:val="7"/>
   </w:num>
-  <w:num w:numId="6" w16cid:durableId="999046232">
+  <w:num w:numId="6" w16cid:durableId="2025015737">
     <w:abstractNumId w:val="3"/>
   </w:num>
-  <w:num w:numId="7" w16cid:durableId="207960436">
+  <w:num w:numId="7" w16cid:durableId="2054111163">
     <w:abstractNumId w:val="2"/>
   </w:num>
-  <w:num w:numId="8" w16cid:durableId="1740055072">
+  <w:num w:numId="8" w16cid:durableId="1211843786">
     <w:abstractNumId w:val="1"/>
   </w:num>
-  <w:num w:numId="9" w16cid:durableId="1119104687">
+  <w:num w:numId="9" w16cid:durableId="553467677">
     <w:abstractNumId w:val="0"/>
   </w:num>
 </w:numbering>
